--- a/Report.docx
+++ b/Report.docx
@@ -15,7 +15,7 @@
     </w:p>
     <w:p>
       <w:pPr>
-        <w:spacing w:after="0"/>
+        <w:spacing w:after="0" w:line="360" w:lineRule="auto"/>
       </w:pPr>
     </w:p>
     <w:p>
@@ -73,6 +73,7 @@
     </w:p>
     <w:p>
       <w:pPr>
+        <w:spacing w:line="360" w:lineRule="auto"/>
         <w:rPr>
           <w:rFonts w:cs="Times New Roman"/>
         </w:rPr>
@@ -115,7 +116,7 @@
       <w:pPr>
         <w:keepNext/>
         <w:keepLines/>
-        <w:spacing w:after="0"/>
+        <w:spacing w:after="0" w:line="360" w:lineRule="auto"/>
         <w:jc w:val="center"/>
         <w:outlineLvl w:val="1"/>
         <w:rPr>
@@ -456,7 +457,7 @@
         </w:p>
         <w:p>
           <w:pPr>
-            <w:spacing w:after="0"/>
+            <w:spacing w:after="0" w:line="360" w:lineRule="auto"/>
           </w:pPr>
         </w:p>
         <w:p>
@@ -529,6 +530,7 @@
         </w:p>
         <w:p>
           <w:pPr>
+            <w:spacing w:line="360" w:lineRule="auto"/>
             <w:ind w:firstLine="360"/>
             <w:rPr>
               <w:rFonts w:cs="Times New Roman"/>
@@ -1357,27 +1359,31 @@
     </w:sdt>
     <w:p>
       <w:pPr>
-        <w:rPr>
-          <w:rFonts w:cs="Times New Roman"/>
-        </w:rPr>
-      </w:pPr>
-    </w:p>
-    <w:p>
-      <w:pPr>
-        <w:rPr>
-          <w:rFonts w:cs="Times New Roman"/>
-        </w:rPr>
-      </w:pPr>
-    </w:p>
-    <w:p>
-      <w:pPr>
-        <w:rPr>
-          <w:rFonts w:cs="Times New Roman"/>
-        </w:rPr>
-      </w:pPr>
-    </w:p>
-    <w:p>
-      <w:pPr>
+        <w:spacing w:line="360" w:lineRule="auto"/>
+        <w:rPr>
+          <w:rFonts w:cs="Times New Roman"/>
+        </w:rPr>
+      </w:pPr>
+    </w:p>
+    <w:p>
+      <w:pPr>
+        <w:spacing w:line="360" w:lineRule="auto"/>
+        <w:rPr>
+          <w:rFonts w:cs="Times New Roman"/>
+        </w:rPr>
+      </w:pPr>
+    </w:p>
+    <w:p>
+      <w:pPr>
+        <w:spacing w:line="360" w:lineRule="auto"/>
+        <w:rPr>
+          <w:rFonts w:cs="Times New Roman"/>
+        </w:rPr>
+      </w:pPr>
+    </w:p>
+    <w:p>
+      <w:pPr>
+        <w:spacing w:line="360" w:lineRule="auto"/>
         <w:rPr>
           <w:rFonts w:cs="Times New Roman"/>
         </w:rPr>
@@ -1407,7 +1413,7 @@
     </w:p>
     <w:p>
       <w:pPr>
-        <w:spacing w:after="0"/>
+        <w:spacing w:after="0" w:line="360" w:lineRule="auto"/>
       </w:pPr>
     </w:p>
     <w:p>
@@ -1551,6 +1557,7 @@
     </w:p>
     <w:p>
       <w:pPr>
+        <w:spacing w:line="360" w:lineRule="auto"/>
         <w:rPr>
           <w:rFonts w:cs="Times New Roman"/>
         </w:rPr>
@@ -1569,7 +1576,7 @@
         <w:tabs>
           <w:tab w:val="left" w:pos="5130"/>
         </w:tabs>
-        <w:spacing w:after="0" w:line="480" w:lineRule="auto"/>
+        <w:spacing w:after="0" w:line="360" w:lineRule="auto"/>
         <w:rPr>
           <w:rFonts w:cs="Times New Roman"/>
         </w:rPr>
@@ -1788,7 +1795,7 @@
     </w:p>
     <w:p>
       <w:pPr>
-        <w:spacing w:after="0"/>
+        <w:spacing w:after="0" w:line="360" w:lineRule="auto"/>
       </w:pPr>
     </w:p>
     <w:p>
@@ -1934,181 +1941,207 @@
     </w:p>
     <w:p>
       <w:pPr>
-        <w:rPr>
-          <w:rFonts w:cs="Times New Roman"/>
-        </w:rPr>
-      </w:pPr>
-    </w:p>
-    <w:p>
-      <w:pPr>
-        <w:rPr>
-          <w:rFonts w:cs="Times New Roman"/>
-        </w:rPr>
-      </w:pPr>
-    </w:p>
-    <w:p>
-      <w:pPr>
-        <w:rPr>
-          <w:rFonts w:cs="Times New Roman"/>
-        </w:rPr>
-      </w:pPr>
-    </w:p>
-    <w:p>
-      <w:pPr>
-        <w:rPr>
-          <w:rFonts w:cs="Times New Roman"/>
-        </w:rPr>
-      </w:pPr>
-    </w:p>
-    <w:p>
-      <w:pPr>
-        <w:rPr>
-          <w:rFonts w:cs="Times New Roman"/>
-        </w:rPr>
-      </w:pPr>
-    </w:p>
-    <w:p>
-      <w:pPr>
-        <w:rPr>
-          <w:rFonts w:cs="Times New Roman"/>
-        </w:rPr>
-      </w:pPr>
-    </w:p>
-    <w:p>
-      <w:pPr>
-        <w:rPr>
-          <w:rFonts w:cs="Times New Roman"/>
-        </w:rPr>
-      </w:pPr>
-    </w:p>
-    <w:p>
-      <w:pPr>
-        <w:rPr>
-          <w:rFonts w:cs="Times New Roman"/>
-        </w:rPr>
-      </w:pPr>
-    </w:p>
-    <w:p>
-      <w:pPr>
-        <w:rPr>
-          <w:rFonts w:cs="Times New Roman"/>
-        </w:rPr>
-      </w:pPr>
-    </w:p>
-    <w:p>
-      <w:pPr>
-        <w:rPr>
-          <w:rFonts w:cs="Times New Roman"/>
-        </w:rPr>
-      </w:pPr>
-    </w:p>
-    <w:p>
-      <w:pPr>
-        <w:rPr>
-          <w:rFonts w:cs="Times New Roman"/>
-        </w:rPr>
-      </w:pPr>
-    </w:p>
-    <w:p>
-      <w:pPr>
-        <w:rPr>
-          <w:rFonts w:cs="Times New Roman"/>
-        </w:rPr>
-      </w:pPr>
-    </w:p>
-    <w:p>
-      <w:pPr>
-        <w:rPr>
-          <w:rFonts w:cs="Times New Roman"/>
-        </w:rPr>
-      </w:pPr>
-    </w:p>
-    <w:p>
-      <w:pPr>
-        <w:rPr>
-          <w:rFonts w:cs="Times New Roman"/>
-        </w:rPr>
-      </w:pPr>
-    </w:p>
-    <w:p>
-      <w:pPr>
-        <w:rPr>
-          <w:rFonts w:cs="Times New Roman"/>
-        </w:rPr>
-      </w:pPr>
-    </w:p>
-    <w:p>
-      <w:pPr>
-        <w:rPr>
-          <w:rFonts w:cs="Times New Roman"/>
-        </w:rPr>
-      </w:pPr>
-    </w:p>
-    <w:p>
-      <w:pPr>
-        <w:rPr>
-          <w:rFonts w:cs="Times New Roman"/>
-        </w:rPr>
-      </w:pPr>
-    </w:p>
-    <w:p>
-      <w:pPr>
-        <w:rPr>
-          <w:rFonts w:cs="Times New Roman"/>
-        </w:rPr>
-      </w:pPr>
-    </w:p>
-    <w:p>
-      <w:pPr>
-        <w:rPr>
-          <w:rFonts w:cs="Times New Roman"/>
-        </w:rPr>
-      </w:pPr>
-    </w:p>
-    <w:p>
-      <w:pPr>
-        <w:rPr>
-          <w:rFonts w:cs="Times New Roman"/>
-        </w:rPr>
-      </w:pPr>
-    </w:p>
-    <w:p>
-      <w:pPr>
-        <w:rPr>
-          <w:rFonts w:cs="Times New Roman"/>
-        </w:rPr>
-      </w:pPr>
-    </w:p>
-    <w:p>
-      <w:pPr>
-        <w:rPr>
-          <w:rFonts w:cs="Times New Roman"/>
-        </w:rPr>
-      </w:pPr>
-    </w:p>
-    <w:p>
-      <w:pPr>
-        <w:rPr>
-          <w:rFonts w:cs="Times New Roman"/>
-        </w:rPr>
-      </w:pPr>
-    </w:p>
-    <w:p>
-      <w:pPr>
-        <w:rPr>
-          <w:rFonts w:cs="Times New Roman"/>
-        </w:rPr>
-      </w:pPr>
-    </w:p>
-    <w:p>
-      <w:pPr>
-        <w:rPr>
-          <w:rFonts w:cs="Times New Roman"/>
-        </w:rPr>
-      </w:pPr>
-    </w:p>
-    <w:p>
-      <w:pPr>
+        <w:spacing w:line="360" w:lineRule="auto"/>
+        <w:rPr>
+          <w:rFonts w:cs="Times New Roman"/>
+        </w:rPr>
+      </w:pPr>
+    </w:p>
+    <w:p>
+      <w:pPr>
+        <w:spacing w:line="360" w:lineRule="auto"/>
+        <w:rPr>
+          <w:rFonts w:cs="Times New Roman"/>
+        </w:rPr>
+      </w:pPr>
+    </w:p>
+    <w:p>
+      <w:pPr>
+        <w:spacing w:line="360" w:lineRule="auto"/>
+        <w:rPr>
+          <w:rFonts w:cs="Times New Roman"/>
+        </w:rPr>
+      </w:pPr>
+    </w:p>
+    <w:p>
+      <w:pPr>
+        <w:spacing w:line="360" w:lineRule="auto"/>
+        <w:rPr>
+          <w:rFonts w:cs="Times New Roman"/>
+        </w:rPr>
+      </w:pPr>
+    </w:p>
+    <w:p>
+      <w:pPr>
+        <w:spacing w:line="360" w:lineRule="auto"/>
+        <w:rPr>
+          <w:rFonts w:cs="Times New Roman"/>
+        </w:rPr>
+      </w:pPr>
+    </w:p>
+    <w:p>
+      <w:pPr>
+        <w:spacing w:line="360" w:lineRule="auto"/>
+        <w:rPr>
+          <w:rFonts w:cs="Times New Roman"/>
+        </w:rPr>
+      </w:pPr>
+    </w:p>
+    <w:p>
+      <w:pPr>
+        <w:spacing w:line="360" w:lineRule="auto"/>
+        <w:rPr>
+          <w:rFonts w:cs="Times New Roman"/>
+        </w:rPr>
+      </w:pPr>
+    </w:p>
+    <w:p>
+      <w:pPr>
+        <w:spacing w:line="360" w:lineRule="auto"/>
+        <w:rPr>
+          <w:rFonts w:cs="Times New Roman"/>
+        </w:rPr>
+      </w:pPr>
+    </w:p>
+    <w:p>
+      <w:pPr>
+        <w:spacing w:line="360" w:lineRule="auto"/>
+        <w:rPr>
+          <w:rFonts w:cs="Times New Roman"/>
+        </w:rPr>
+      </w:pPr>
+    </w:p>
+    <w:p>
+      <w:pPr>
+        <w:spacing w:line="360" w:lineRule="auto"/>
+        <w:rPr>
+          <w:rFonts w:cs="Times New Roman"/>
+        </w:rPr>
+      </w:pPr>
+    </w:p>
+    <w:p>
+      <w:pPr>
+        <w:spacing w:line="360" w:lineRule="auto"/>
+        <w:rPr>
+          <w:rFonts w:cs="Times New Roman"/>
+        </w:rPr>
+      </w:pPr>
+    </w:p>
+    <w:p>
+      <w:pPr>
+        <w:spacing w:line="360" w:lineRule="auto"/>
+        <w:rPr>
+          <w:rFonts w:cs="Times New Roman"/>
+        </w:rPr>
+      </w:pPr>
+    </w:p>
+    <w:p>
+      <w:pPr>
+        <w:spacing w:line="360" w:lineRule="auto"/>
+        <w:rPr>
+          <w:rFonts w:cs="Times New Roman"/>
+        </w:rPr>
+      </w:pPr>
+    </w:p>
+    <w:p>
+      <w:pPr>
+        <w:spacing w:line="360" w:lineRule="auto"/>
+        <w:rPr>
+          <w:rFonts w:cs="Times New Roman"/>
+        </w:rPr>
+      </w:pPr>
+    </w:p>
+    <w:p>
+      <w:pPr>
+        <w:spacing w:line="360" w:lineRule="auto"/>
+        <w:rPr>
+          <w:rFonts w:cs="Times New Roman"/>
+        </w:rPr>
+      </w:pPr>
+    </w:p>
+    <w:p>
+      <w:pPr>
+        <w:spacing w:line="360" w:lineRule="auto"/>
+        <w:rPr>
+          <w:rFonts w:cs="Times New Roman"/>
+        </w:rPr>
+      </w:pPr>
+    </w:p>
+    <w:p>
+      <w:pPr>
+        <w:spacing w:line="360" w:lineRule="auto"/>
+        <w:rPr>
+          <w:rFonts w:cs="Times New Roman"/>
+        </w:rPr>
+      </w:pPr>
+    </w:p>
+    <w:p>
+      <w:pPr>
+        <w:spacing w:line="360" w:lineRule="auto"/>
+        <w:rPr>
+          <w:rFonts w:cs="Times New Roman"/>
+        </w:rPr>
+      </w:pPr>
+    </w:p>
+    <w:p>
+      <w:pPr>
+        <w:spacing w:line="360" w:lineRule="auto"/>
+        <w:rPr>
+          <w:rFonts w:cs="Times New Roman"/>
+        </w:rPr>
+      </w:pPr>
+    </w:p>
+    <w:p>
+      <w:pPr>
+        <w:spacing w:line="360" w:lineRule="auto"/>
+        <w:rPr>
+          <w:rFonts w:cs="Times New Roman"/>
+        </w:rPr>
+      </w:pPr>
+    </w:p>
+    <w:p>
+      <w:pPr>
+        <w:spacing w:line="360" w:lineRule="auto"/>
+        <w:rPr>
+          <w:rFonts w:cs="Times New Roman"/>
+        </w:rPr>
+      </w:pPr>
+    </w:p>
+    <w:p>
+      <w:pPr>
+        <w:spacing w:line="360" w:lineRule="auto"/>
+        <w:rPr>
+          <w:rFonts w:cs="Times New Roman"/>
+        </w:rPr>
+      </w:pPr>
+    </w:p>
+    <w:p>
+      <w:pPr>
+        <w:spacing w:line="360" w:lineRule="auto"/>
+        <w:rPr>
+          <w:rFonts w:cs="Times New Roman"/>
+        </w:rPr>
+      </w:pPr>
+    </w:p>
+    <w:p>
+      <w:pPr>
+        <w:spacing w:line="360" w:lineRule="auto"/>
+        <w:rPr>
+          <w:rFonts w:cs="Times New Roman"/>
+        </w:rPr>
+      </w:pPr>
+    </w:p>
+    <w:p>
+      <w:pPr>
+        <w:spacing w:line="360" w:lineRule="auto"/>
+        <w:rPr>
+          <w:rFonts w:cs="Times New Roman"/>
+        </w:rPr>
+      </w:pPr>
+    </w:p>
+    <w:p>
+      <w:pPr>
+        <w:spacing w:line="360" w:lineRule="auto"/>
         <w:rPr>
           <w:rFonts w:cs="Times New Roman"/>
         </w:rPr>
@@ -2121,7 +2154,6 @@
       <w:bookmarkStart w:id="9" w:name="_Toc101264068"/>
       <w:bookmarkStart w:id="10" w:name="_Toc206509901"/>
       <w:r>
-        <w:lastRenderedPageBreak/>
         <w:t>LIST OF ACRONYMS</w:t>
       </w:r>
       <w:bookmarkEnd w:id="9"/>
@@ -2129,7 +2161,7 @@
     </w:p>
     <w:p>
       <w:pPr>
-        <w:spacing w:after="0"/>
+        <w:spacing w:after="0" w:line="360" w:lineRule="auto"/>
       </w:pPr>
     </w:p>
     <w:p>
@@ -2242,6 +2274,7 @@
     </w:p>
     <w:p>
       <w:pPr>
+        <w:spacing w:line="360" w:lineRule="auto"/>
         <w:rPr>
           <w:rFonts w:cs="Times New Roman"/>
           <w:b/>
@@ -2251,27 +2284,31 @@
     </w:p>
     <w:p>
       <w:pPr>
-        <w:rPr>
-          <w:rFonts w:cs="Times New Roman"/>
-        </w:rPr>
-      </w:pPr>
-    </w:p>
-    <w:p>
-      <w:pPr>
-        <w:rPr>
-          <w:rFonts w:cs="Times New Roman"/>
-        </w:rPr>
-      </w:pPr>
-    </w:p>
-    <w:p>
-      <w:pPr>
-        <w:rPr>
-          <w:rFonts w:cs="Times New Roman"/>
-        </w:rPr>
-      </w:pPr>
-    </w:p>
-    <w:p>
-      <w:pPr>
+        <w:spacing w:line="360" w:lineRule="auto"/>
+        <w:rPr>
+          <w:rFonts w:cs="Times New Roman"/>
+        </w:rPr>
+      </w:pPr>
+    </w:p>
+    <w:p>
+      <w:pPr>
+        <w:spacing w:line="360" w:lineRule="auto"/>
+        <w:rPr>
+          <w:rFonts w:cs="Times New Roman"/>
+        </w:rPr>
+      </w:pPr>
+    </w:p>
+    <w:p>
+      <w:pPr>
+        <w:spacing w:line="360" w:lineRule="auto"/>
+        <w:rPr>
+          <w:rFonts w:cs="Times New Roman"/>
+        </w:rPr>
+      </w:pPr>
+    </w:p>
+    <w:p>
+      <w:pPr>
+        <w:spacing w:line="360" w:lineRule="auto"/>
         <w:rPr>
           <w:rFonts w:cs="Times New Roman"/>
           <w:color w:val="FF0000"/>
@@ -2327,154 +2364,154 @@
     </w:p>
     <w:p>
       <w:pPr>
-        <w:spacing w:after="0"/>
-        <w:rPr>
-          <w:rFonts w:cs="Times New Roman"/>
-        </w:rPr>
-      </w:pPr>
-    </w:p>
+        <w:spacing w:after="0" w:line="360" w:lineRule="auto"/>
+        <w:rPr>
+          <w:rFonts w:cs="Times New Roman"/>
+        </w:rPr>
+      </w:pPr>
+    </w:p>
+    <w:bookmarkEnd w:id="17"/>
     <w:p>
       <w:pPr>
         <w:pStyle w:val="Heading4"/>
+        <w:numPr>
+          <w:ilvl w:val="1"/>
+          <w:numId w:val="62"/>
+        </w:numPr>
         <w:spacing w:after="0" w:line="360" w:lineRule="auto"/>
         <w:rPr>
           <w:rFonts w:cs="Times New Roman"/>
         </w:rPr>
       </w:pPr>
-      <w:bookmarkStart w:id="19" w:name="_Toc206509903"/>
-      <w:bookmarkEnd w:id="17"/>
       <w:r>
         <w:rPr>
           <w:rFonts w:cs="Times New Roman"/>
         </w:rPr>
-        <w:t xml:space="preserve">1.1 </w:t>
+        <w:t>Background of the Study</w:t>
+      </w:r>
+    </w:p>
+    <w:p>
+      <w:pPr>
+        <w:spacing w:after="0" w:line="360" w:lineRule="auto"/>
+        <w:ind w:firstLine="360"/>
+        <w:rPr>
+          <w:rFonts w:eastAsia="Times New Roman" w:cs="Times New Roman"/>
+          <w:szCs w:val="24"/>
+        </w:rPr>
+      </w:pPr>
+      <w:r>
+        <w:rPr>
+          <w:rFonts w:eastAsia="Times New Roman" w:cs="Times New Roman"/>
+          <w:szCs w:val="24"/>
+        </w:rPr>
+        <w:t>Food ordering has become an essential service in universities due to the increasing number of students and staff who require convenient and efficient meal purchasing. Traditional manual ordering processes commonly used in university cafeterias often result in long waiting times, inaccurate order recording, and difficulties in managing food inventory and payment records. These issues reduce operational efficiency and negatively affect customer satisfaction.</w:t>
+      </w:r>
+    </w:p>
+    <w:p>
+      <w:pPr>
+        <w:spacing w:after="0" w:line="360" w:lineRule="auto"/>
+        <w:ind w:firstLine="360"/>
+        <w:rPr>
+          <w:rFonts w:eastAsia="Times New Roman" w:cs="Times New Roman"/>
+          <w:szCs w:val="24"/>
+        </w:rPr>
+      </w:pPr>
+      <w:r>
+        <w:rPr>
+          <w:rFonts w:eastAsia="Times New Roman" w:cs="Times New Roman"/>
+          <w:szCs w:val="24"/>
+        </w:rPr>
+        <w:t xml:space="preserve">To address these challenges, this internship project develops a </w:t>
       </w:r>
       <w:r>
         <w:rPr>
-          <w:rFonts w:cs="Times New Roman"/>
-        </w:rPr>
-        <w:t>Section Title 1</w:t>
+          <w:rFonts w:eastAsia="Times New Roman" w:cs="Times New Roman"/>
+          <w:b/>
+          <w:bCs/>
+          <w:szCs w:val="24"/>
+        </w:rPr>
+        <w:t>Campus Food Ordering System</w:t>
       </w:r>
-      <w:bookmarkEnd w:id="19"/>
+      <w:r>
+        <w:rPr>
+          <w:rFonts w:eastAsia="Times New Roman" w:cs="Times New Roman"/>
+          <w:szCs w:val="24"/>
+        </w:rPr>
+        <w:t>, a web-based application that digitalizes the food ordering process within a university environment. The system enables customers to browse food menus, customize menu sizes, add items to a shopping cart, place orders, upload payment receipts, request refunds, and receive notifications regarding order updates. Staff members can manage orders and refunds, while administrators are responsible for system configuration, menu management, user management, role-based access control, payment methods, and system maintenance.</w:t>
+      </w:r>
+    </w:p>
+    <w:p>
+      <w:pPr>
+        <w:spacing w:after="0" w:line="360" w:lineRule="auto"/>
+        <w:ind w:firstLine="360"/>
+        <w:rPr>
+          <w:rFonts w:eastAsia="Times New Roman" w:cs="Times New Roman"/>
+          <w:szCs w:val="24"/>
+        </w:rPr>
+      </w:pPr>
+      <w:r>
+        <w:rPr>
+          <w:rFonts w:eastAsia="Times New Roman" w:cs="Times New Roman"/>
+          <w:szCs w:val="24"/>
+        </w:rPr>
+        <w:t xml:space="preserve">Unlike traditional web applications, this project adopts the </w:t>
+      </w:r>
+      <w:r>
+        <w:rPr>
+          <w:rFonts w:eastAsia="Times New Roman" w:cs="Times New Roman"/>
+          <w:b/>
+          <w:bCs/>
+          <w:szCs w:val="24"/>
+        </w:rPr>
+        <w:t>Domain-Driven Design (DDD)</w:t>
+      </w:r>
+      <w:r>
+        <w:rPr>
+          <w:rFonts w:eastAsia="Times New Roman" w:cs="Times New Roman"/>
+          <w:szCs w:val="24"/>
+        </w:rPr>
+        <w:t xml:space="preserve"> architectural approach. DDD separates the application into independent business domains such as User, Food, Cart, Order, Payment, Refund, Notification, and Access Control. This architecture improves maintainability, scalability, and code organization while following object-oriented programming principles and SOLID design principles.</w:t>
+      </w:r>
+    </w:p>
+    <w:p>
+      <w:pPr>
+        <w:spacing w:after="0" w:line="360" w:lineRule="auto"/>
+        <w:ind w:firstLine="360"/>
+        <w:rPr>
+          <w:rFonts w:eastAsia="Times New Roman" w:cs="Times New Roman"/>
+          <w:szCs w:val="24"/>
+        </w:rPr>
+      </w:pPr>
+      <w:r>
+        <w:rPr>
+          <w:rFonts w:eastAsia="Times New Roman" w:cs="Times New Roman"/>
+          <w:szCs w:val="24"/>
+        </w:rPr>
+        <w:t>In addition, the project incorporates modern software engineering techniques such as Repository Pattern, Dependency Injection, Data Transfer Objects (DTOs), middleware-based authorization, database transactions, pessimistic locking, race-condition prevention, parallel request handling, idempotency, Google Login integration, and refund management. These features ensure that the application is reliable, secure, and suitable for real-world business operations.</w:t>
+      </w:r>
     </w:p>
     <w:p>
       <w:pPr>
         <w:spacing w:after="0" w:line="360" w:lineRule="auto"/>
         <w:ind w:firstLine="720"/>
         <w:rPr>
-          <w:rFonts w:eastAsia="Times New Roman" w:cs="Times New Roman"/>
+          <w:rFonts w:cs="Times New Roman"/>
           <w:szCs w:val="24"/>
         </w:rPr>
       </w:pPr>
-      <w:r>
-        <w:rPr>
-          <w:rFonts w:eastAsia="Times New Roman" w:cs="Times New Roman"/>
-          <w:szCs w:val="24"/>
-        </w:rPr>
-        <w:t xml:space="preserve">An internship presentation is shared after your internship experience. In it, you’ll provide a full overview of your tasks and actions during your internship. In essence, you’re briefing managers on what you brought to the table. </w:t>
-      </w:r>
-    </w:p>
-    <w:p>
-      <w:pPr>
+    </w:p>
+    <w:p>
+      <w:pPr>
+        <w:pStyle w:val="Heading4"/>
+        <w:numPr>
+          <w:ilvl w:val="1"/>
+          <w:numId w:val="62"/>
+        </w:numPr>
         <w:spacing w:after="0" w:line="360" w:lineRule="auto"/>
-        <w:ind w:firstLine="720"/>
-        <w:rPr>
-          <w:rFonts w:eastAsia="Times New Roman" w:cs="Times New Roman"/>
-          <w:szCs w:val="24"/>
-        </w:rPr>
-      </w:pPr>
-      <w:r>
-        <w:rPr>
-          <w:rFonts w:eastAsia="Times New Roman" w:cs="Times New Roman"/>
-          <w:szCs w:val="24"/>
-        </w:rPr>
-        <w:t>Consider your internship experience PowerPoint presentation as a capstone. It pulls together all that you’ve done during an internship into a neatly-packaged slide deck. It’s your last, best chance to show what you have learned. You’re summarizing your experience for managers and other stakeholders in the business.</w:t>
-      </w:r>
-    </w:p>
-    <w:p>
-      <w:pPr>
-        <w:spacing w:after="0"/>
-        <w:ind w:firstLine="720"/>
-        <w:rPr>
-          <w:rFonts w:cs="Times New Roman"/>
-          <w:szCs w:val="24"/>
-        </w:rPr>
-      </w:pPr>
-    </w:p>
-    <w:p>
-      <w:pPr>
-        <w:pStyle w:val="Heading4"/>
-        <w:spacing w:after="0" w:line="360" w:lineRule="auto"/>
-        <w:rPr>
-          <w:rFonts w:cs="Times New Roman"/>
-        </w:rPr>
-      </w:pPr>
-      <w:bookmarkStart w:id="20" w:name="_Toc206509904"/>
-      <w:r>
-        <w:rPr>
-          <w:rFonts w:cs="Times New Roman"/>
-        </w:rPr>
-        <w:t xml:space="preserve">1.2 </w:t>
-      </w:r>
-      <w:r>
-        <w:rPr>
-          <w:rFonts w:cs="Times New Roman"/>
-        </w:rPr>
-        <w:t>Section Title 2</w:t>
-      </w:r>
-      <w:bookmarkEnd w:id="20"/>
-    </w:p>
-    <w:p>
-      <w:pPr>
-        <w:spacing w:after="0" w:line="360" w:lineRule="auto"/>
-        <w:ind w:firstLine="720"/>
-        <w:rPr>
-          <w:rFonts w:cs="Times New Roman"/>
-        </w:rPr>
-      </w:pPr>
-      <w:r>
-        <w:rPr>
-          <w:rFonts w:cs="Times New Roman"/>
-        </w:rPr>
-        <w:t>As a general rule, you’ll want to first outline your tasks and assignments. Perhaps you supported a key functional area for the duration of your internship. Or many internships are based around completion of a specific project or task.</w:t>
-      </w:r>
-      <w:r>
-        <w:rPr>
-          <w:rFonts w:cs="Times New Roman"/>
-        </w:rPr>
-        <w:t xml:space="preserve"> </w:t>
-      </w:r>
-    </w:p>
-    <w:p>
-      <w:pPr>
-        <w:spacing w:after="0"/>
-        <w:ind w:firstLine="720"/>
-        <w:rPr>
-          <w:rFonts w:cs="Times New Roman"/>
-        </w:rPr>
-      </w:pPr>
-    </w:p>
-    <w:p>
-      <w:pPr>
-        <w:pStyle w:val="Heading4"/>
-        <w:spacing w:after="0" w:line="360" w:lineRule="auto"/>
-        <w:rPr>
-          <w:rFonts w:cs="Times New Roman"/>
-        </w:rPr>
-      </w:pPr>
-      <w:bookmarkStart w:id="21" w:name="_Toc206509905"/>
-      <w:r>
-        <w:rPr>
-          <w:rFonts w:cs="Times New Roman"/>
-        </w:rPr>
-        <w:t>1.</w:t>
-      </w:r>
-      <w:r>
-        <w:rPr>
-          <w:rFonts w:cs="Times New Roman"/>
-        </w:rPr>
-        <w:t>3</w:t>
-      </w:r>
+        <w:rPr>
+          <w:rFonts w:cs="Times New Roman"/>
+        </w:rPr>
+      </w:pPr>
       <w:r>
         <w:rPr>
           <w:rFonts w:cs="Times New Roman"/>
@@ -2485,34 +2522,65 @@
         <w:rPr>
           <w:rFonts w:cs="Times New Roman"/>
         </w:rPr>
-        <w:t>Section Title 3</w:t>
+        <w:t>Problem Statement</w:t>
       </w:r>
-      <w:bookmarkEnd w:id="21"/>
-    </w:p>
-    <w:p>
-      <w:pPr>
-        <w:keepNext/>
-        <w:spacing w:line="360" w:lineRule="auto"/>
-        <w:ind w:firstLine="720"/>
-        <w:rPr>
-          <w:rFonts w:eastAsia="Times New Roman" w:cs="Times New Roman"/>
-          <w:szCs w:val="24"/>
+    </w:p>
+    <w:p>
+      <w:pPr>
+        <w:spacing w:after="0" w:line="360" w:lineRule="auto"/>
+        <w:ind w:firstLine="360"/>
+        <w:rPr>
+          <w:rFonts w:cs="Times New Roman"/>
         </w:rPr>
       </w:pPr>
       <w:r>
         <w:rPr>
-          <w:rFonts w:eastAsia="Times New Roman" w:cs="Times New Roman"/>
-          <w:szCs w:val="24"/>
-        </w:rPr>
-        <w:t xml:space="preserve">Either way, you’ll want to outline the scope of your internship assignment. Then, you’ll share details of what you learned, and how you applied these skills to the tasks at hand. Be sure to include how your own prior experiences helped, too. </w:t>
+          <w:rFonts w:cs="Times New Roman"/>
+        </w:rPr>
+        <w:t xml:space="preserve">Many campus cafeterias still rely on manual ordering methods, which create several operational and customer-related problems. Orders are usually written manually or communicated verbally, increasing the possibility of human error. Customers often experience </w:t>
       </w:r>
-    </w:p>
-    <w:p>
-      <w:pPr>
-        <w:keepNext/>
+      <w:r>
+        <w:rPr>
+          <w:rFonts w:cs="Times New Roman"/>
+        </w:rPr>
+        <w:lastRenderedPageBreak/>
+        <w:t>long queues during peak hours, while administrators have limited visibility over sales performance and inventory status.</w:t>
+      </w:r>
+    </w:p>
+    <w:p>
+      <w:pPr>
+        <w:spacing w:after="0" w:line="360" w:lineRule="auto"/>
+        <w:ind w:firstLine="360"/>
+        <w:rPr>
+          <w:rFonts w:cs="Times New Roman"/>
+        </w:rPr>
+      </w:pPr>
+      <w:r>
+        <w:rPr>
+          <w:rFonts w:cs="Times New Roman"/>
+        </w:rPr>
+        <w:t>Furthermore, traditional systems generally lack proper user authorization, secure payment verification, refund management, and real-time order tracking. As the number of simultaneous users increases, issues such as duplicate orders, inconsistent inventory updates, and race conditions may occur if the system is not designed correctly.</w:t>
+      </w:r>
+    </w:p>
+    <w:p>
+      <w:pPr>
+        <w:spacing w:after="0" w:line="360" w:lineRule="auto"/>
+        <w:ind w:firstLine="360"/>
+        <w:rPr>
+          <w:rFonts w:cs="Times New Roman"/>
+        </w:rPr>
+      </w:pPr>
+      <w:r>
+        <w:rPr>
+          <w:rFonts w:cs="Times New Roman"/>
+        </w:rPr>
+        <w:t>Therefore, there is a need for a modern campus food ordering system that automates the ordering process, improves operational efficiency, enhances user experience, and ensures data consistency through proper software architecture and transaction management.</w:t>
+      </w:r>
+    </w:p>
+    <w:p>
+      <w:pPr>
         <w:spacing w:after="0" w:line="360" w:lineRule="auto"/>
         <w:ind w:firstLine="720"/>
-        <w:jc w:val="center"/>
         <w:rPr>
           <w:rFonts w:cs="Times New Roman"/>
         </w:rPr>
@@ -2520,297 +2588,488 @@
       <w:r>
         <w:rPr>
           <w:rFonts w:cs="Times New Roman"/>
-          <w:noProof/>
-          <w:lang w:eastAsia="en-US" w:bidi="my-MM"/>
-        </w:rPr>
-        <w:drawing>
-          <wp:inline distT="0" distB="0" distL="0" distR="0" wp14:anchorId="068806F4" wp14:editId="2CEBF1E6">
-            <wp:extent cx="3295015" cy="2103120"/>
-            <wp:effectExtent l="0" t="0" r="635" b="0"/>
-            <wp:docPr id="1" name="Picture 1" descr="C:\Users\Lenovo-PC\AppData\Local\Microsoft\Windows\INetCache\Content.MSO\B8E6447.tmp"/>
-            <wp:cNvGraphicFramePr>
-              <a:graphicFrameLocks xmlns:a="http://schemas.openxmlformats.org/drawingml/2006/main" noChangeAspect="1"/>
-            </wp:cNvGraphicFramePr>
-            <a:graphic xmlns:a="http://schemas.openxmlformats.org/drawingml/2006/main">
-              <a:graphicData uri="http://schemas.openxmlformats.org/drawingml/2006/picture">
-                <pic:pic xmlns:pic="http://schemas.openxmlformats.org/drawingml/2006/picture">
-                  <pic:nvPicPr>
-                    <pic:cNvPr id="0" name="Picture 1" descr="C:\Users\Lenovo-PC\AppData\Local\Microsoft\Windows\INetCache\Content.MSO\B8E6447.tmp"/>
-                    <pic:cNvPicPr>
-                      <a:picLocks noChangeAspect="1" noChangeArrowheads="1"/>
-                    </pic:cNvPicPr>
-                  </pic:nvPicPr>
-                  <pic:blipFill>
-                    <a:blip r:embed="rId9">
-                      <a:extLst>
-                        <a:ext uri="{28A0092B-C50C-407E-A947-70E740481C1C}">
-                          <a14:useLocalDpi xmlns:a14="http://schemas.microsoft.com/office/drawing/2010/main" val="0"/>
-                        </a:ext>
-                      </a:extLst>
-                    </a:blip>
-                    <a:srcRect/>
-                    <a:stretch>
-                      <a:fillRect/>
-                    </a:stretch>
-                  </pic:blipFill>
-                  <pic:spPr bwMode="auto">
-                    <a:xfrm>
-                      <a:off x="0" y="0"/>
-                      <a:ext cx="3295518" cy="2103441"/>
-                    </a:xfrm>
-                    <a:prstGeom prst="rect">
-                      <a:avLst/>
-                    </a:prstGeom>
-                    <a:noFill/>
-                    <a:ln>
-                      <a:noFill/>
-                    </a:ln>
-                  </pic:spPr>
-                </pic:pic>
-              </a:graphicData>
-            </a:graphic>
-          </wp:inline>
-        </w:drawing>
+        </w:rPr>
+        <w:t xml:space="preserve"> </w:t>
       </w:r>
     </w:p>
     <w:p>
       <w:pPr>
-        <w:pStyle w:val="Caption"/>
-        <w:spacing w:line="360" w:lineRule="auto"/>
-        <w:rPr>
-          <w:rFonts w:cs="Times New Roman"/>
-        </w:rPr>
-      </w:pPr>
-      <w:bookmarkStart w:id="22" w:name="_Toc171422680"/>
+        <w:spacing w:after="0" w:line="360" w:lineRule="auto"/>
+        <w:ind w:firstLine="720"/>
+        <w:rPr>
+          <w:rFonts w:cs="Times New Roman"/>
+        </w:rPr>
+      </w:pPr>
+    </w:p>
+    <w:p>
+      <w:pPr>
+        <w:pStyle w:val="Heading4"/>
+        <w:spacing w:after="0" w:line="360" w:lineRule="auto"/>
+        <w:rPr>
+          <w:rFonts w:cs="Times New Roman"/>
+        </w:rPr>
+      </w:pPr>
       <w:r>
         <w:rPr>
           <w:rFonts w:cs="Times New Roman"/>
         </w:rPr>
-        <w:t xml:space="preserve">Figure </w:t>
-      </w:r>
-      <w:bookmarkStart w:id="23" w:name="_Toc171418217"/>
-      <w:r>
-        <w:rPr>
-          <w:rFonts w:cs="Times New Roman"/>
-        </w:rPr>
-        <w:t>1</w:t>
+        <w:lastRenderedPageBreak/>
+        <w:t xml:space="preserve">1.3 </w:t>
       </w:r>
       <w:r>
         <w:rPr>
           <w:rFonts w:cs="Times New Roman"/>
         </w:rPr>
-        <w:t>.</w:t>
+        <w:t>Objectives of the Internship Project</w:t>
       </w:r>
+    </w:p>
+    <w:p>
+      <w:pPr>
+        <w:pStyle w:val="Heading4"/>
+        <w:spacing w:after="0" w:line="360" w:lineRule="auto"/>
+        <w:ind w:firstLine="360"/>
+        <w:rPr>
+          <w:rFonts w:eastAsia="Times New Roman" w:cs="Times New Roman"/>
+          <w:b w:val="0"/>
+          <w:bCs/>
+          <w:sz w:val="24"/>
+          <w:szCs w:val="24"/>
+        </w:rPr>
+      </w:pPr>
       <w:r>
         <w:rPr>
-          <w:rFonts w:cs="Times New Roman"/>
-        </w:rPr>
-        <w:fldChar w:fldCharType="begin"/>
+          <w:rFonts w:eastAsia="Times New Roman" w:cs="Times New Roman"/>
+          <w:b w:val="0"/>
+          <w:bCs/>
+          <w:sz w:val="24"/>
+          <w:szCs w:val="24"/>
+        </w:rPr>
+        <w:t>The main objective of this internship project is to design and develop a web-based Campus Food Ordering System that provides efficient food ordering and management services using modern software engineering practices.</w:t>
       </w:r>
+    </w:p>
+    <w:p>
+      <w:pPr>
+        <w:pStyle w:val="Heading4"/>
+        <w:spacing w:after="0" w:line="360" w:lineRule="auto"/>
+        <w:rPr>
+          <w:rFonts w:eastAsia="Times New Roman" w:cs="Times New Roman"/>
+          <w:b w:val="0"/>
+          <w:bCs/>
+          <w:sz w:val="24"/>
+          <w:szCs w:val="24"/>
+        </w:rPr>
+      </w:pPr>
       <w:r>
         <w:rPr>
-          <w:rFonts w:cs="Times New Roman"/>
-        </w:rPr>
-        <w:instrText xml:space="preserve"> SEQ Figure \* ARABIC \s 1 </w:instrText>
+          <w:rFonts w:eastAsia="Times New Roman" w:cs="Times New Roman"/>
+          <w:b w:val="0"/>
+          <w:bCs/>
+          <w:sz w:val="24"/>
+          <w:szCs w:val="24"/>
+        </w:rPr>
+        <w:t>The specific objectives are:</w:t>
       </w:r>
+    </w:p>
+    <w:p>
+      <w:pPr>
+        <w:pStyle w:val="Heading4"/>
+        <w:numPr>
+          <w:ilvl w:val="0"/>
+          <w:numId w:val="64"/>
+        </w:numPr>
+        <w:spacing w:after="0" w:line="360" w:lineRule="auto"/>
+        <w:rPr>
+          <w:rFonts w:eastAsia="Times New Roman" w:cs="Times New Roman"/>
+          <w:b w:val="0"/>
+          <w:bCs/>
+          <w:sz w:val="24"/>
+          <w:szCs w:val="24"/>
+        </w:rPr>
+      </w:pPr>
       <w:r>
         <w:rPr>
-          <w:rFonts w:cs="Times New Roman"/>
-        </w:rPr>
-        <w:fldChar w:fldCharType="separate"/>
+          <w:rFonts w:eastAsia="Times New Roman" w:cs="Times New Roman"/>
+          <w:b w:val="0"/>
+          <w:bCs/>
+          <w:sz w:val="24"/>
+          <w:szCs w:val="24"/>
+        </w:rPr>
+        <w:t xml:space="preserve">To develop an online food ordering platform for university students, staff, and administrators. </w:t>
       </w:r>
+    </w:p>
+    <w:p>
+      <w:pPr>
+        <w:pStyle w:val="Heading4"/>
+        <w:numPr>
+          <w:ilvl w:val="0"/>
+          <w:numId w:val="64"/>
+        </w:numPr>
+        <w:spacing w:after="0" w:line="360" w:lineRule="auto"/>
+        <w:rPr>
+          <w:rFonts w:eastAsia="Times New Roman" w:cs="Times New Roman"/>
+          <w:b w:val="0"/>
+          <w:bCs/>
+          <w:sz w:val="24"/>
+          <w:szCs w:val="24"/>
+        </w:rPr>
+      </w:pPr>
       <w:r>
         <w:rPr>
-          <w:rFonts w:cs="Times New Roman"/>
-          <w:noProof/>
-        </w:rPr>
-        <w:t>1</w:t>
+          <w:rFonts w:eastAsia="Times New Roman" w:cs="Times New Roman"/>
+          <w:b w:val="0"/>
+          <w:bCs/>
+          <w:sz w:val="24"/>
+          <w:szCs w:val="24"/>
+        </w:rPr>
+        <w:t xml:space="preserve">To implement the system using the Domain-Driven Design (DDD) architecture. </w:t>
       </w:r>
+    </w:p>
+    <w:p>
+      <w:pPr>
+        <w:pStyle w:val="Heading4"/>
+        <w:numPr>
+          <w:ilvl w:val="0"/>
+          <w:numId w:val="64"/>
+        </w:numPr>
+        <w:spacing w:after="0" w:line="360" w:lineRule="auto"/>
+        <w:rPr>
+          <w:rFonts w:eastAsia="Times New Roman" w:cs="Times New Roman"/>
+          <w:b w:val="0"/>
+          <w:bCs/>
+          <w:sz w:val="24"/>
+          <w:szCs w:val="24"/>
+        </w:rPr>
+      </w:pPr>
+      <w:r>
+        <w:rPr>
+          <w:rFonts w:eastAsia="Times New Roman" w:cs="Times New Roman"/>
+          <w:b w:val="0"/>
+          <w:bCs/>
+          <w:sz w:val="24"/>
+          <w:szCs w:val="24"/>
+        </w:rPr>
+        <w:t xml:space="preserve">To provide secure authentication and role-based authorization for different user roles. </w:t>
+      </w:r>
+    </w:p>
+    <w:p>
+      <w:pPr>
+        <w:pStyle w:val="Heading4"/>
+        <w:numPr>
+          <w:ilvl w:val="0"/>
+          <w:numId w:val="64"/>
+        </w:numPr>
+        <w:spacing w:after="0" w:line="360" w:lineRule="auto"/>
+        <w:rPr>
+          <w:rFonts w:eastAsia="Times New Roman" w:cs="Times New Roman"/>
+          <w:b w:val="0"/>
+          <w:bCs/>
+          <w:sz w:val="24"/>
+          <w:szCs w:val="24"/>
+        </w:rPr>
+      </w:pPr>
+      <w:r>
+        <w:rPr>
+          <w:rFonts w:eastAsia="Times New Roman" w:cs="Times New Roman"/>
+          <w:b w:val="0"/>
+          <w:bCs/>
+          <w:sz w:val="24"/>
+          <w:szCs w:val="24"/>
+        </w:rPr>
+        <w:t xml:space="preserve">To implement menu management with category and food size customization. </w:t>
+      </w:r>
+    </w:p>
+    <w:p>
+      <w:pPr>
+        <w:pStyle w:val="Heading4"/>
+        <w:numPr>
+          <w:ilvl w:val="0"/>
+          <w:numId w:val="64"/>
+        </w:numPr>
+        <w:spacing w:after="0" w:line="360" w:lineRule="auto"/>
+        <w:rPr>
+          <w:rFonts w:eastAsia="Times New Roman" w:cs="Times New Roman"/>
+          <w:b w:val="0"/>
+          <w:bCs/>
+          <w:sz w:val="24"/>
+          <w:szCs w:val="24"/>
+        </w:rPr>
+      </w:pPr>
+      <w:r>
+        <w:rPr>
+          <w:rFonts w:eastAsia="Times New Roman" w:cs="Times New Roman"/>
+          <w:b w:val="0"/>
+          <w:bCs/>
+          <w:sz w:val="24"/>
+          <w:szCs w:val="24"/>
+        </w:rPr>
+        <w:t xml:space="preserve">To develop shopping cart, checkout, payment, and receipt upload functionality. </w:t>
+      </w:r>
+    </w:p>
+    <w:p>
+      <w:pPr>
+        <w:pStyle w:val="Heading4"/>
+        <w:numPr>
+          <w:ilvl w:val="0"/>
+          <w:numId w:val="64"/>
+        </w:numPr>
+        <w:spacing w:after="0" w:line="360" w:lineRule="auto"/>
+        <w:rPr>
+          <w:rFonts w:eastAsia="Times New Roman" w:cs="Times New Roman"/>
+          <w:b w:val="0"/>
+          <w:bCs/>
+          <w:sz w:val="24"/>
+          <w:szCs w:val="24"/>
+        </w:rPr>
+      </w:pPr>
+      <w:r>
+        <w:rPr>
+          <w:rFonts w:eastAsia="Times New Roman" w:cs="Times New Roman"/>
+          <w:b w:val="0"/>
+          <w:bCs/>
+          <w:sz w:val="24"/>
+          <w:szCs w:val="24"/>
+        </w:rPr>
+        <w:t xml:space="preserve">To implement refund request and refund approval workflows. </w:t>
+      </w:r>
+    </w:p>
+    <w:p>
+      <w:pPr>
+        <w:pStyle w:val="Heading4"/>
+        <w:numPr>
+          <w:ilvl w:val="0"/>
+          <w:numId w:val="64"/>
+        </w:numPr>
+        <w:spacing w:after="0" w:line="360" w:lineRule="auto"/>
+        <w:rPr>
+          <w:rFonts w:eastAsia="Times New Roman" w:cs="Times New Roman"/>
+          <w:b w:val="0"/>
+          <w:bCs/>
+          <w:sz w:val="24"/>
+          <w:szCs w:val="24"/>
+        </w:rPr>
+      </w:pPr>
+      <w:r>
+        <w:rPr>
+          <w:rFonts w:eastAsia="Times New Roman" w:cs="Times New Roman"/>
+          <w:b w:val="0"/>
+          <w:bCs/>
+          <w:sz w:val="24"/>
+          <w:szCs w:val="24"/>
+        </w:rPr>
+        <w:t xml:space="preserve">To integrate Google Login for easier user authentication. </w:t>
+      </w:r>
+    </w:p>
+    <w:p>
+      <w:pPr>
+        <w:pStyle w:val="Heading4"/>
+        <w:numPr>
+          <w:ilvl w:val="0"/>
+          <w:numId w:val="64"/>
+        </w:numPr>
+        <w:spacing w:after="0" w:line="360" w:lineRule="auto"/>
+        <w:rPr>
+          <w:rFonts w:eastAsia="Times New Roman" w:cs="Times New Roman"/>
+          <w:b w:val="0"/>
+          <w:bCs/>
+          <w:sz w:val="24"/>
+          <w:szCs w:val="24"/>
+        </w:rPr>
+      </w:pPr>
+      <w:r>
+        <w:rPr>
+          <w:rFonts w:eastAsia="Times New Roman" w:cs="Times New Roman"/>
+          <w:b w:val="0"/>
+          <w:bCs/>
+          <w:sz w:val="24"/>
+          <w:szCs w:val="24"/>
+        </w:rPr>
+        <w:t xml:space="preserve">To ensure data consistency using database transactions, pessimistic locking, and idempotency. </w:t>
+      </w:r>
+    </w:p>
+    <w:p>
+      <w:pPr>
+        <w:pStyle w:val="Heading4"/>
+        <w:numPr>
+          <w:ilvl w:val="0"/>
+          <w:numId w:val="64"/>
+        </w:numPr>
+        <w:spacing w:after="0" w:line="360" w:lineRule="auto"/>
+        <w:rPr>
+          <w:rFonts w:eastAsia="Times New Roman" w:cs="Times New Roman"/>
+          <w:b w:val="0"/>
+          <w:bCs/>
+          <w:sz w:val="24"/>
+          <w:szCs w:val="24"/>
+        </w:rPr>
+      </w:pPr>
+      <w:r>
+        <w:rPr>
+          <w:rFonts w:eastAsia="Times New Roman" w:cs="Times New Roman"/>
+          <w:b w:val="0"/>
+          <w:bCs/>
+          <w:sz w:val="24"/>
+          <w:szCs w:val="24"/>
+        </w:rPr>
+        <w:t xml:space="preserve">To provide notification services for important system events. </w:t>
+      </w:r>
+    </w:p>
+    <w:p>
+      <w:pPr>
+        <w:pStyle w:val="Heading4"/>
+        <w:numPr>
+          <w:ilvl w:val="0"/>
+          <w:numId w:val="64"/>
+        </w:numPr>
+        <w:spacing w:after="0" w:line="360" w:lineRule="auto"/>
+        <w:rPr>
+          <w:rFonts w:eastAsia="Times New Roman" w:cs="Times New Roman"/>
+          <w:b w:val="0"/>
+          <w:bCs/>
+          <w:sz w:val="24"/>
+          <w:szCs w:val="24"/>
+        </w:rPr>
+      </w:pPr>
+      <w:r>
+        <w:rPr>
+          <w:rFonts w:eastAsia="Times New Roman" w:cs="Times New Roman"/>
+          <w:b w:val="0"/>
+          <w:bCs/>
+          <w:sz w:val="24"/>
+          <w:szCs w:val="24"/>
+        </w:rPr>
+        <w:t>To generate reports and dashboards for administrators.</w:t>
+      </w:r>
+    </w:p>
+    <w:p>
+      <w:pPr>
+        <w:pStyle w:val="ListParagraph"/>
+        <w:keepNext/>
+        <w:keepLines/>
+        <w:numPr>
+          <w:ilvl w:val="1"/>
+          <w:numId w:val="7"/>
+        </w:numPr>
+        <w:spacing w:before="40" w:after="0" w:line="360" w:lineRule="auto"/>
+        <w:contextualSpacing w:val="0"/>
+        <w:outlineLvl w:val="4"/>
+        <w:rPr>
+          <w:rFonts w:cs="Times New Roman"/>
+          <w:b/>
+          <w:vanish/>
+        </w:rPr>
+      </w:pPr>
+    </w:p>
+    <w:p>
+      <w:pPr>
+        <w:pStyle w:val="ListParagraph"/>
+        <w:keepNext/>
+        <w:keepLines/>
+        <w:numPr>
+          <w:ilvl w:val="1"/>
+          <w:numId w:val="24"/>
+        </w:numPr>
+        <w:spacing w:after="240" w:line="360" w:lineRule="auto"/>
+        <w:contextualSpacing w:val="0"/>
+        <w:outlineLvl w:val="4"/>
+        <w:rPr>
+          <w:rFonts w:cs="Times New Roman"/>
+          <w:b/>
+          <w:vanish/>
+        </w:rPr>
+      </w:pPr>
+      <w:bookmarkStart w:id="19" w:name="_Toc61634536"/>
+      <w:bookmarkStart w:id="20" w:name="_Toc101264271"/>
+      <w:bookmarkStart w:id="21" w:name="_Toc101266045"/>
+      <w:bookmarkStart w:id="22" w:name="_Toc101271452"/>
+      <w:bookmarkStart w:id="23" w:name="_Toc101271580"/>
+      <w:bookmarkStart w:id="24" w:name="_Toc101271683"/>
+      <w:bookmarkStart w:id="25" w:name="_Toc101271786"/>
+      <w:bookmarkStart w:id="26" w:name="_Toc101271888"/>
+      <w:bookmarkStart w:id="27" w:name="_Toc101271990"/>
+      <w:bookmarkStart w:id="28" w:name="_Toc101272093"/>
+      <w:bookmarkStart w:id="29" w:name="_Toc101272744"/>
+      <w:bookmarkStart w:id="30" w:name="_Toc101272846"/>
+      <w:bookmarkStart w:id="31" w:name="_Toc101274339"/>
+      <w:bookmarkStart w:id="32" w:name="_Toc101279350"/>
+      <w:bookmarkStart w:id="33" w:name="_Toc101279454"/>
+      <w:bookmarkStart w:id="34" w:name="_Toc101280337"/>
+      <w:bookmarkStart w:id="35" w:name="_Toc101280441"/>
+      <w:bookmarkStart w:id="36" w:name="_Toc101280575"/>
+      <w:bookmarkStart w:id="37" w:name="_Toc101329429"/>
+      <w:bookmarkStart w:id="38" w:name="_Toc101329529"/>
+      <w:bookmarkStart w:id="39" w:name="_Toc101356587"/>
+      <w:bookmarkStart w:id="40" w:name="_Toc101356688"/>
+      <w:bookmarkStart w:id="41" w:name="_Toc101356795"/>
+      <w:bookmarkStart w:id="42" w:name="_Toc101356941"/>
+      <w:bookmarkStart w:id="43" w:name="_Toc101357037"/>
+      <w:bookmarkStart w:id="44" w:name="_Toc101357133"/>
+      <w:bookmarkStart w:id="45" w:name="_Toc101983916"/>
+      <w:bookmarkStart w:id="46" w:name="_Toc102002269"/>
+      <w:bookmarkStart w:id="47" w:name="_Toc102050999"/>
+      <w:bookmarkStart w:id="48" w:name="_Toc102051103"/>
+      <w:bookmarkStart w:id="49" w:name="_Toc102051339"/>
+      <w:bookmarkStart w:id="50" w:name="_Toc102051443"/>
+      <w:bookmarkStart w:id="51" w:name="_Toc102051623"/>
+      <w:bookmarkStart w:id="52" w:name="_Toc102053163"/>
+      <w:bookmarkStart w:id="53" w:name="_Toc102053268"/>
+      <w:bookmarkStart w:id="54" w:name="_Toc102053373"/>
+      <w:bookmarkStart w:id="55" w:name="_Toc102071107"/>
+      <w:bookmarkStart w:id="56" w:name="_Toc102071212"/>
+      <w:bookmarkStart w:id="57" w:name="_Toc102071973"/>
+      <w:bookmarkStart w:id="58" w:name="_Toc102072188"/>
+      <w:bookmarkStart w:id="59" w:name="_Toc102072292"/>
+      <w:bookmarkStart w:id="60" w:name="_Toc102072397"/>
+      <w:bookmarkStart w:id="61" w:name="_Toc102072502"/>
+      <w:bookmarkStart w:id="62" w:name="_Toc102072707"/>
+      <w:bookmarkStart w:id="63" w:name="_Toc102073009"/>
+      <w:bookmarkStart w:id="64" w:name="_Toc102073111"/>
+      <w:bookmarkStart w:id="65" w:name="_Toc102119642"/>
+      <w:bookmarkStart w:id="66" w:name="_Toc102119744"/>
+      <w:bookmarkStart w:id="67" w:name="_Toc102214408"/>
+      <w:bookmarkStart w:id="68" w:name="_Toc102328400"/>
+      <w:bookmarkStart w:id="69" w:name="_Toc104467623"/>
+      <w:bookmarkStart w:id="70" w:name="_Toc104467901"/>
+      <w:bookmarkStart w:id="71" w:name="_Toc104916928"/>
+      <w:bookmarkStart w:id="72" w:name="_Toc104917087"/>
+      <w:bookmarkStart w:id="73" w:name="_Toc104921271"/>
+      <w:bookmarkStart w:id="74" w:name="_Toc104921629"/>
+      <w:bookmarkStart w:id="75" w:name="_Toc104921943"/>
+      <w:bookmarkStart w:id="76" w:name="_Toc104922279"/>
+      <w:bookmarkStart w:id="77" w:name="_Toc104922382"/>
+      <w:bookmarkStart w:id="78" w:name="_Toc104922484"/>
+      <w:bookmarkStart w:id="79" w:name="_Toc104923184"/>
+      <w:bookmarkStart w:id="80" w:name="_Toc104923286"/>
+      <w:bookmarkStart w:id="81" w:name="_Toc104923388"/>
+      <w:bookmarkStart w:id="82" w:name="_Toc104929831"/>
+      <w:bookmarkStart w:id="83" w:name="_Toc104931195"/>
+      <w:bookmarkStart w:id="84" w:name="_Toc104931507"/>
+      <w:bookmarkStart w:id="85" w:name="_Toc104968025"/>
+      <w:bookmarkStart w:id="86" w:name="_Toc104968127"/>
+      <w:bookmarkStart w:id="87" w:name="_Toc104968242"/>
+      <w:bookmarkStart w:id="88" w:name="_Toc104968357"/>
+      <w:bookmarkStart w:id="89" w:name="_Toc104968598"/>
+      <w:bookmarkStart w:id="90" w:name="_Toc104968713"/>
+      <w:bookmarkStart w:id="91" w:name="_Toc104969053"/>
+      <w:bookmarkStart w:id="92" w:name="_Toc106285620"/>
+      <w:bookmarkStart w:id="93" w:name="_Toc106285735"/>
+      <w:bookmarkStart w:id="94" w:name="_Toc106286024"/>
+      <w:bookmarkStart w:id="95" w:name="_Toc106339136"/>
+      <w:bookmarkStart w:id="96" w:name="_Toc106350603"/>
+      <w:bookmarkStart w:id="97" w:name="_Toc106352400"/>
+      <w:bookmarkStart w:id="98" w:name="_Toc106688929"/>
+      <w:bookmarkStart w:id="99" w:name="_Toc107383581"/>
+      <w:bookmarkStart w:id="100" w:name="_Toc107405816"/>
+      <w:bookmarkStart w:id="101" w:name="_Toc107413491"/>
+      <w:bookmarkStart w:id="102" w:name="_Toc107500391"/>
+      <w:bookmarkStart w:id="103" w:name="_Toc107511731"/>
+      <w:bookmarkStart w:id="104" w:name="_Toc171411982"/>
+      <w:bookmarkStart w:id="105" w:name="_Toc171412006"/>
+      <w:bookmarkStart w:id="106" w:name="_Toc171412413"/>
+      <w:bookmarkEnd w:id="19"/>
+      <w:bookmarkEnd w:id="20"/>
+      <w:bookmarkEnd w:id="21"/>
+      <w:bookmarkEnd w:id="22"/>
       <w:bookmarkEnd w:id="23"/>
-      <w:r>
-        <w:rPr>
-          <w:rFonts w:cs="Times New Roman"/>
-          <w:noProof/>
-        </w:rPr>
-        <w:fldChar w:fldCharType="end"/>
-      </w:r>
-      <w:r>
-        <w:rPr>
-          <w:rFonts w:cs="Times New Roman"/>
-        </w:rPr>
-        <w:t xml:space="preserve"> Client Server Architecture</w:t>
-      </w:r>
-      <w:bookmarkEnd w:id="22"/>
-    </w:p>
-    <w:p>
-      <w:pPr>
-        <w:keepNext/>
-        <w:spacing w:after="0" w:line="360" w:lineRule="auto"/>
-        <w:ind w:firstLine="720"/>
-        <w:rPr>
-          <w:rFonts w:eastAsia="Times New Roman" w:cs="Times New Roman"/>
-          <w:szCs w:val="24"/>
-        </w:rPr>
-      </w:pPr>
-      <w:r>
-        <w:rPr>
-          <w:rFonts w:eastAsia="Times New Roman" w:cs="Times New Roman"/>
-          <w:szCs w:val="24"/>
-        </w:rPr>
-        <w:t xml:space="preserve">Throughout, </w:t>
-      </w:r>
-      <w:bookmarkStart w:id="24" w:name="_Toc17269632"/>
-      <w:bookmarkStart w:id="25" w:name="_Toc17269728"/>
-      <w:bookmarkStart w:id="26" w:name="_Toc17271319"/>
-      <w:bookmarkStart w:id="27" w:name="_Toc17339525"/>
-      <w:bookmarkStart w:id="28" w:name="_Toc17365960"/>
-      <w:bookmarkStart w:id="29" w:name="_Toc17375055"/>
-      <w:bookmarkStart w:id="30" w:name="_Toc17376780"/>
-      <w:bookmarkStart w:id="31" w:name="_Toc17376909"/>
-      <w:bookmarkStart w:id="32" w:name="_Toc17470097"/>
-      <w:bookmarkStart w:id="33" w:name="_Toc17470226"/>
-      <w:bookmarkStart w:id="34" w:name="_Toc17714027"/>
-      <w:bookmarkStart w:id="35" w:name="_Toc18051819"/>
-      <w:bookmarkStart w:id="36" w:name="_Toc18307737"/>
-      <w:bookmarkStart w:id="37" w:name="_Toc18307869"/>
-      <w:bookmarkStart w:id="38" w:name="_Toc18333974"/>
-      <w:bookmarkStart w:id="39" w:name="_Toc18334470"/>
-      <w:bookmarkStart w:id="40" w:name="_Toc18334602"/>
-      <w:bookmarkStart w:id="41" w:name="_Toc18334734"/>
-      <w:bookmarkStart w:id="42" w:name="_Toc18334866"/>
-      <w:bookmarkStart w:id="43" w:name="_Toc18411174"/>
-      <w:bookmarkStart w:id="44" w:name="_Toc18418028"/>
-      <w:bookmarkStart w:id="45" w:name="_Toc18423219"/>
-      <w:bookmarkStart w:id="46" w:name="_Toc20153943"/>
-      <w:bookmarkStart w:id="47" w:name="_Toc20154086"/>
-      <w:bookmarkStart w:id="48" w:name="_Toc20154387"/>
-      <w:bookmarkStart w:id="49" w:name="_Toc20154531"/>
-      <w:bookmarkStart w:id="50" w:name="_Toc20154676"/>
-      <w:bookmarkStart w:id="51" w:name="_Toc20221959"/>
-      <w:bookmarkStart w:id="52" w:name="_Toc20222110"/>
-      <w:bookmarkStart w:id="53" w:name="_Toc21092113"/>
-      <w:bookmarkStart w:id="54" w:name="_Toc21092339"/>
-      <w:bookmarkStart w:id="55" w:name="_Toc21092487"/>
-      <w:bookmarkStart w:id="56" w:name="_Toc21092635"/>
-      <w:bookmarkStart w:id="57" w:name="_Toc21092220"/>
-      <w:bookmarkStart w:id="58" w:name="_Toc21092477"/>
-      <w:bookmarkStart w:id="59" w:name="_Toc21092664"/>
-      <w:bookmarkStart w:id="60" w:name="_Toc21301340"/>
-      <w:bookmarkStart w:id="61" w:name="_Toc21302612"/>
-      <w:bookmarkStart w:id="62" w:name="_Toc21302759"/>
-      <w:bookmarkStart w:id="63" w:name="_Toc22247629"/>
-      <w:bookmarkStart w:id="64" w:name="_Toc22247794"/>
-      <w:bookmarkStart w:id="65" w:name="_Toc22476842"/>
-      <w:bookmarkStart w:id="66" w:name="_Toc22477259"/>
-      <w:bookmarkStart w:id="67" w:name="_Toc22477535"/>
-      <w:bookmarkStart w:id="68" w:name="_Toc22477703"/>
-      <w:bookmarkStart w:id="69" w:name="_Toc22477869"/>
-      <w:bookmarkStart w:id="70" w:name="_Toc22478035"/>
-      <w:bookmarkStart w:id="71" w:name="_Toc22478201"/>
-      <w:bookmarkStart w:id="72" w:name="_Toc22478367"/>
-      <w:bookmarkStart w:id="73" w:name="_Toc22478533"/>
-      <w:bookmarkStart w:id="74" w:name="_Toc22478699"/>
-      <w:bookmarkStart w:id="75" w:name="_Toc22479253"/>
-      <w:bookmarkStart w:id="76" w:name="_Toc22847704"/>
-      <w:bookmarkStart w:id="77" w:name="_Toc22847870"/>
-      <w:bookmarkStart w:id="78" w:name="_Toc22850796"/>
-      <w:bookmarkStart w:id="79" w:name="_Toc24212343"/>
-      <w:bookmarkStart w:id="80" w:name="_Toc24849603"/>
-      <w:bookmarkStart w:id="81" w:name="_Toc24849771"/>
-      <w:bookmarkStart w:id="82" w:name="_Toc25023468"/>
-      <w:bookmarkStart w:id="83" w:name="_Toc25023635"/>
-      <w:bookmarkStart w:id="84" w:name="_Toc40633629"/>
-      <w:bookmarkStart w:id="85" w:name="_Toc61611132"/>
-      <w:bookmarkStart w:id="86" w:name="_Toc61625802"/>
-      <w:bookmarkStart w:id="87" w:name="_Toc61633471"/>
-      <w:bookmarkStart w:id="88" w:name="_Toc61634535"/>
-      <w:bookmarkStart w:id="89" w:name="_Toc101264270"/>
-      <w:bookmarkStart w:id="90" w:name="_Toc101266044"/>
-      <w:bookmarkStart w:id="91" w:name="_Toc101271451"/>
-      <w:bookmarkStart w:id="92" w:name="_Toc101271579"/>
-      <w:bookmarkStart w:id="93" w:name="_Toc101271682"/>
-      <w:bookmarkStart w:id="94" w:name="_Toc101271785"/>
-      <w:bookmarkStart w:id="95" w:name="_Toc101271887"/>
-      <w:bookmarkStart w:id="96" w:name="_Toc101271989"/>
-      <w:bookmarkStart w:id="97" w:name="_Toc101272092"/>
-      <w:bookmarkStart w:id="98" w:name="_Toc101272743"/>
-      <w:bookmarkStart w:id="99" w:name="_Toc101272845"/>
-      <w:bookmarkStart w:id="100" w:name="_Toc101274338"/>
-      <w:bookmarkStart w:id="101" w:name="_Toc101279349"/>
-      <w:bookmarkStart w:id="102" w:name="_Toc101279453"/>
-      <w:bookmarkStart w:id="103" w:name="_Toc101280336"/>
-      <w:bookmarkStart w:id="104" w:name="_Toc101280440"/>
-      <w:bookmarkStart w:id="105" w:name="_Toc101280574"/>
-      <w:bookmarkStart w:id="106" w:name="_Toc101329428"/>
-      <w:bookmarkStart w:id="107" w:name="_Toc101329528"/>
-      <w:bookmarkStart w:id="108" w:name="_Toc101356586"/>
-      <w:bookmarkStart w:id="109" w:name="_Toc101356687"/>
-      <w:bookmarkStart w:id="110" w:name="_Toc101356794"/>
-      <w:bookmarkStart w:id="111" w:name="_Toc101356940"/>
-      <w:bookmarkStart w:id="112" w:name="_Toc101357036"/>
-      <w:bookmarkStart w:id="113" w:name="_Toc101357132"/>
-      <w:bookmarkStart w:id="114" w:name="_Toc101983915"/>
-      <w:bookmarkStart w:id="115" w:name="_Toc102002268"/>
-      <w:bookmarkStart w:id="116" w:name="_Toc102050998"/>
-      <w:bookmarkStart w:id="117" w:name="_Toc102051102"/>
-      <w:bookmarkStart w:id="118" w:name="_Toc102051338"/>
-      <w:bookmarkStart w:id="119" w:name="_Toc102051442"/>
-      <w:bookmarkStart w:id="120" w:name="_Toc102051622"/>
-      <w:bookmarkStart w:id="121" w:name="_Toc102053162"/>
-      <w:bookmarkStart w:id="122" w:name="_Toc102053267"/>
-      <w:bookmarkStart w:id="123" w:name="_Toc102053372"/>
-      <w:bookmarkStart w:id="124" w:name="_Toc102071106"/>
-      <w:bookmarkStart w:id="125" w:name="_Toc102071211"/>
-      <w:bookmarkStart w:id="126" w:name="_Toc102071972"/>
-      <w:bookmarkStart w:id="127" w:name="_Toc102072187"/>
-      <w:bookmarkStart w:id="128" w:name="_Toc102072291"/>
-      <w:bookmarkStart w:id="129" w:name="_Toc102072396"/>
-      <w:bookmarkStart w:id="130" w:name="_Toc102072501"/>
-      <w:bookmarkStart w:id="131" w:name="_Toc102072706"/>
-      <w:bookmarkStart w:id="132" w:name="_Toc102073008"/>
-      <w:bookmarkStart w:id="133" w:name="_Toc102073110"/>
-      <w:bookmarkStart w:id="134" w:name="_Toc102119641"/>
-      <w:bookmarkStart w:id="135" w:name="_Toc102119743"/>
-      <w:bookmarkStart w:id="136" w:name="_Toc102214407"/>
-      <w:bookmarkStart w:id="137" w:name="_Toc102328399"/>
-      <w:bookmarkStart w:id="138" w:name="_Toc104467622"/>
-      <w:bookmarkStart w:id="139" w:name="_Toc104467900"/>
-      <w:bookmarkStart w:id="140" w:name="_Toc104916927"/>
-      <w:bookmarkStart w:id="141" w:name="_Toc104917086"/>
-      <w:bookmarkStart w:id="142" w:name="_Toc104921270"/>
-      <w:bookmarkStart w:id="143" w:name="_Toc104921628"/>
-      <w:bookmarkStart w:id="144" w:name="_Toc104921942"/>
-      <w:bookmarkStart w:id="145" w:name="_Toc104922278"/>
-      <w:bookmarkStart w:id="146" w:name="_Toc104922381"/>
-      <w:bookmarkStart w:id="147" w:name="_Toc104922483"/>
-      <w:bookmarkStart w:id="148" w:name="_Toc104923183"/>
-      <w:bookmarkStart w:id="149" w:name="_Toc104923285"/>
-      <w:bookmarkStart w:id="150" w:name="_Toc104923387"/>
-      <w:bookmarkStart w:id="151" w:name="_Toc104929830"/>
-      <w:bookmarkStart w:id="152" w:name="_Toc104931194"/>
-      <w:bookmarkStart w:id="153" w:name="_Toc104931506"/>
-      <w:bookmarkStart w:id="154" w:name="_Toc104968024"/>
-      <w:bookmarkStart w:id="155" w:name="_Toc104968126"/>
-      <w:bookmarkStart w:id="156" w:name="_Toc104968241"/>
-      <w:bookmarkStart w:id="157" w:name="_Toc104968356"/>
-      <w:bookmarkStart w:id="158" w:name="_Toc104968597"/>
-      <w:bookmarkStart w:id="159" w:name="_Toc104968712"/>
-      <w:bookmarkStart w:id="160" w:name="_Toc104969052"/>
-      <w:bookmarkStart w:id="161" w:name="_Toc106285619"/>
-      <w:bookmarkStart w:id="162" w:name="_Toc106285734"/>
-      <w:bookmarkStart w:id="163" w:name="_Toc106286023"/>
-      <w:bookmarkStart w:id="164" w:name="_Toc106339135"/>
-      <w:bookmarkStart w:id="165" w:name="_Toc106350602"/>
-      <w:bookmarkStart w:id="166" w:name="_Toc106352399"/>
-      <w:bookmarkStart w:id="167" w:name="_Toc106688928"/>
-      <w:bookmarkStart w:id="168" w:name="_Toc107383580"/>
-      <w:bookmarkStart w:id="169" w:name="_Toc107405815"/>
-      <w:bookmarkStart w:id="170" w:name="_Toc107413490"/>
-      <w:bookmarkStart w:id="171" w:name="_Toc107500390"/>
-      <w:bookmarkStart w:id="172" w:name="_Toc107511730"/>
-      <w:bookmarkStart w:id="173" w:name="_Toc171411981"/>
-      <w:bookmarkStart w:id="174" w:name="_Toc171412005"/>
-      <w:bookmarkStart w:id="175" w:name="_Toc171412412"/>
       <w:bookmarkEnd w:id="24"/>
       <w:bookmarkEnd w:id="25"/>
       <w:bookmarkEnd w:id="26"/>
@@ -2894,7 +3153,494 @@
       <w:bookmarkEnd w:id="104"/>
       <w:bookmarkEnd w:id="105"/>
       <w:bookmarkEnd w:id="106"/>
+    </w:p>
+    <w:p>
+      <w:pPr>
+        <w:pStyle w:val="Heading5"/>
+      </w:pPr>
+      <w:bookmarkStart w:id="107" w:name="_Toc206509906"/>
+      <w:r>
+        <w:t>1.</w:t>
+      </w:r>
+      <w:r>
+        <w:t>4</w:t>
+      </w:r>
+      <w:r>
+        <w:t xml:space="preserve"> </w:t>
+      </w:r>
       <w:bookmarkEnd w:id="107"/>
+      <w:r>
+        <w:t>Scope of the Project</w:t>
+      </w:r>
+    </w:p>
+    <w:p>
+      <w:pPr>
+        <w:pStyle w:val="Caption"/>
+        <w:keepNext/>
+        <w:spacing w:line="360" w:lineRule="auto"/>
+        <w:ind w:firstLine="720"/>
+        <w:jc w:val="left"/>
+        <w:rPr>
+          <w:rFonts w:cs="Times New Roman"/>
+          <w:b w:val="0"/>
+          <w:szCs w:val="24"/>
+        </w:rPr>
+      </w:pPr>
+      <w:bookmarkStart w:id="108" w:name="_Toc171423153"/>
+      <w:r>
+        <w:rPr>
+          <w:rFonts w:cs="Times New Roman"/>
+          <w:b w:val="0"/>
+          <w:szCs w:val="24"/>
+        </w:rPr>
+        <w:t>This internship project focuses on developing a web-based Campus Food Ordering System for university cafeterias.</w:t>
+      </w:r>
+    </w:p>
+    <w:p>
+      <w:pPr>
+        <w:pStyle w:val="Caption"/>
+        <w:keepNext/>
+        <w:spacing w:line="360" w:lineRule="auto"/>
+        <w:jc w:val="left"/>
+        <w:rPr>
+          <w:rFonts w:cs="Times New Roman"/>
+          <w:b w:val="0"/>
+          <w:szCs w:val="24"/>
+        </w:rPr>
+      </w:pPr>
+      <w:r>
+        <w:rPr>
+          <w:rFonts w:cs="Times New Roman"/>
+          <w:b w:val="0"/>
+          <w:szCs w:val="24"/>
+        </w:rPr>
+        <w:t>The system includes:</w:t>
+      </w:r>
+    </w:p>
+    <w:p>
+      <w:pPr>
+        <w:pStyle w:val="Caption"/>
+        <w:keepNext/>
+        <w:numPr>
+          <w:ilvl w:val="0"/>
+          <w:numId w:val="66"/>
+        </w:numPr>
+        <w:spacing w:line="360" w:lineRule="auto"/>
+        <w:jc w:val="left"/>
+        <w:rPr>
+          <w:rFonts w:cs="Times New Roman"/>
+          <w:b w:val="0"/>
+          <w:szCs w:val="24"/>
+        </w:rPr>
+      </w:pPr>
+      <w:r>
+        <w:rPr>
+          <w:rFonts w:cs="Times New Roman"/>
+          <w:b w:val="0"/>
+          <w:szCs w:val="24"/>
+        </w:rPr>
+        <w:t xml:space="preserve">User registration and login </w:t>
+      </w:r>
+    </w:p>
+    <w:p>
+      <w:pPr>
+        <w:pStyle w:val="Caption"/>
+        <w:keepNext/>
+        <w:numPr>
+          <w:ilvl w:val="0"/>
+          <w:numId w:val="66"/>
+        </w:numPr>
+        <w:spacing w:line="360" w:lineRule="auto"/>
+        <w:jc w:val="left"/>
+        <w:rPr>
+          <w:rFonts w:cs="Times New Roman"/>
+          <w:b w:val="0"/>
+          <w:szCs w:val="24"/>
+        </w:rPr>
+      </w:pPr>
+      <w:r>
+        <w:rPr>
+          <w:rFonts w:cs="Times New Roman"/>
+          <w:b w:val="0"/>
+          <w:szCs w:val="24"/>
+        </w:rPr>
+        <w:t xml:space="preserve">Google authentication </w:t>
+      </w:r>
+    </w:p>
+    <w:p>
+      <w:pPr>
+        <w:pStyle w:val="Caption"/>
+        <w:keepNext/>
+        <w:numPr>
+          <w:ilvl w:val="0"/>
+          <w:numId w:val="66"/>
+        </w:numPr>
+        <w:spacing w:line="360" w:lineRule="auto"/>
+        <w:jc w:val="left"/>
+        <w:rPr>
+          <w:rFonts w:cs="Times New Roman"/>
+          <w:b w:val="0"/>
+          <w:szCs w:val="24"/>
+        </w:rPr>
+      </w:pPr>
+      <w:r>
+        <w:rPr>
+          <w:rFonts w:cs="Times New Roman"/>
+          <w:b w:val="0"/>
+          <w:szCs w:val="24"/>
+        </w:rPr>
+        <w:t xml:space="preserve">Email verification </w:t>
+      </w:r>
+    </w:p>
+    <w:p>
+      <w:pPr>
+        <w:pStyle w:val="Caption"/>
+        <w:keepNext/>
+        <w:numPr>
+          <w:ilvl w:val="0"/>
+          <w:numId w:val="66"/>
+        </w:numPr>
+        <w:spacing w:line="360" w:lineRule="auto"/>
+        <w:jc w:val="left"/>
+        <w:rPr>
+          <w:rFonts w:cs="Times New Roman"/>
+          <w:b w:val="0"/>
+          <w:szCs w:val="24"/>
+        </w:rPr>
+      </w:pPr>
+      <w:r>
+        <w:rPr>
+          <w:rFonts w:cs="Times New Roman"/>
+          <w:b w:val="0"/>
+          <w:szCs w:val="24"/>
+        </w:rPr>
+        <w:t xml:space="preserve">Role-Based Access Control (RBAC) </w:t>
+      </w:r>
+    </w:p>
+    <w:p>
+      <w:pPr>
+        <w:pStyle w:val="Caption"/>
+        <w:keepNext/>
+        <w:numPr>
+          <w:ilvl w:val="0"/>
+          <w:numId w:val="66"/>
+        </w:numPr>
+        <w:spacing w:line="360" w:lineRule="auto"/>
+        <w:jc w:val="left"/>
+        <w:rPr>
+          <w:rFonts w:cs="Times New Roman"/>
+          <w:b w:val="0"/>
+          <w:szCs w:val="24"/>
+        </w:rPr>
+      </w:pPr>
+      <w:r>
+        <w:rPr>
+          <w:rFonts w:cs="Times New Roman"/>
+          <w:b w:val="0"/>
+          <w:szCs w:val="24"/>
+        </w:rPr>
+        <w:t xml:space="preserve">Food category management </w:t>
+      </w:r>
+    </w:p>
+    <w:p>
+      <w:pPr>
+        <w:pStyle w:val="Caption"/>
+        <w:keepNext/>
+        <w:numPr>
+          <w:ilvl w:val="0"/>
+          <w:numId w:val="66"/>
+        </w:numPr>
+        <w:spacing w:line="360" w:lineRule="auto"/>
+        <w:jc w:val="left"/>
+        <w:rPr>
+          <w:rFonts w:cs="Times New Roman"/>
+          <w:b w:val="0"/>
+          <w:szCs w:val="24"/>
+        </w:rPr>
+      </w:pPr>
+      <w:r>
+        <w:rPr>
+          <w:rFonts w:cs="Times New Roman"/>
+          <w:b w:val="0"/>
+          <w:szCs w:val="24"/>
+        </w:rPr>
+        <w:t xml:space="preserve">Food menu management </w:t>
+      </w:r>
+    </w:p>
+    <w:p>
+      <w:pPr>
+        <w:pStyle w:val="Caption"/>
+        <w:keepNext/>
+        <w:numPr>
+          <w:ilvl w:val="0"/>
+          <w:numId w:val="66"/>
+        </w:numPr>
+        <w:spacing w:line="360" w:lineRule="auto"/>
+        <w:jc w:val="left"/>
+        <w:rPr>
+          <w:rFonts w:cs="Times New Roman"/>
+          <w:b w:val="0"/>
+          <w:szCs w:val="24"/>
+        </w:rPr>
+      </w:pPr>
+      <w:r>
+        <w:rPr>
+          <w:rFonts w:cs="Times New Roman"/>
+          <w:b w:val="0"/>
+          <w:szCs w:val="24"/>
+        </w:rPr>
+        <w:t xml:space="preserve">Menu size customization </w:t>
+      </w:r>
+    </w:p>
+    <w:p>
+      <w:pPr>
+        <w:pStyle w:val="Caption"/>
+        <w:keepNext/>
+        <w:numPr>
+          <w:ilvl w:val="0"/>
+          <w:numId w:val="66"/>
+        </w:numPr>
+        <w:spacing w:line="360" w:lineRule="auto"/>
+        <w:jc w:val="left"/>
+        <w:rPr>
+          <w:rFonts w:cs="Times New Roman"/>
+          <w:b w:val="0"/>
+          <w:szCs w:val="24"/>
+        </w:rPr>
+      </w:pPr>
+      <w:r>
+        <w:rPr>
+          <w:rFonts w:cs="Times New Roman"/>
+          <w:b w:val="0"/>
+          <w:szCs w:val="24"/>
+        </w:rPr>
+        <w:t xml:space="preserve">Shopping cart management </w:t>
+      </w:r>
+    </w:p>
+    <w:p>
+      <w:pPr>
+        <w:pStyle w:val="Caption"/>
+        <w:keepNext/>
+        <w:numPr>
+          <w:ilvl w:val="0"/>
+          <w:numId w:val="66"/>
+        </w:numPr>
+        <w:spacing w:line="360" w:lineRule="auto"/>
+        <w:jc w:val="left"/>
+        <w:rPr>
+          <w:rFonts w:cs="Times New Roman"/>
+          <w:b w:val="0"/>
+          <w:szCs w:val="24"/>
+        </w:rPr>
+      </w:pPr>
+      <w:r>
+        <w:rPr>
+          <w:rFonts w:cs="Times New Roman"/>
+          <w:b w:val="0"/>
+          <w:szCs w:val="24"/>
+        </w:rPr>
+        <w:t xml:space="preserve">Checkout process </w:t>
+      </w:r>
+    </w:p>
+    <w:p>
+      <w:pPr>
+        <w:pStyle w:val="Caption"/>
+        <w:keepNext/>
+        <w:numPr>
+          <w:ilvl w:val="0"/>
+          <w:numId w:val="66"/>
+        </w:numPr>
+        <w:spacing w:line="360" w:lineRule="auto"/>
+        <w:jc w:val="left"/>
+        <w:rPr>
+          <w:rFonts w:cs="Times New Roman"/>
+          <w:b w:val="0"/>
+          <w:szCs w:val="24"/>
+        </w:rPr>
+      </w:pPr>
+      <w:r>
+        <w:rPr>
+          <w:rFonts w:cs="Times New Roman"/>
+          <w:b w:val="0"/>
+          <w:szCs w:val="24"/>
+        </w:rPr>
+        <w:lastRenderedPageBreak/>
+        <w:t xml:space="preserve">Payment receipt upload </w:t>
+      </w:r>
+    </w:p>
+    <w:p>
+      <w:pPr>
+        <w:pStyle w:val="Caption"/>
+        <w:keepNext/>
+        <w:numPr>
+          <w:ilvl w:val="0"/>
+          <w:numId w:val="66"/>
+        </w:numPr>
+        <w:spacing w:line="360" w:lineRule="auto"/>
+        <w:jc w:val="left"/>
+        <w:rPr>
+          <w:rFonts w:cs="Times New Roman"/>
+          <w:b w:val="0"/>
+          <w:szCs w:val="24"/>
+        </w:rPr>
+      </w:pPr>
+      <w:r>
+        <w:rPr>
+          <w:rFonts w:cs="Times New Roman"/>
+          <w:b w:val="0"/>
+          <w:szCs w:val="24"/>
+        </w:rPr>
+        <w:t xml:space="preserve">Order management </w:t>
+      </w:r>
+    </w:p>
+    <w:p>
+      <w:pPr>
+        <w:pStyle w:val="Caption"/>
+        <w:keepNext/>
+        <w:numPr>
+          <w:ilvl w:val="0"/>
+          <w:numId w:val="66"/>
+        </w:numPr>
+        <w:spacing w:line="360" w:lineRule="auto"/>
+        <w:jc w:val="left"/>
+        <w:rPr>
+          <w:rFonts w:cs="Times New Roman"/>
+          <w:b w:val="0"/>
+          <w:szCs w:val="24"/>
+        </w:rPr>
+      </w:pPr>
+      <w:r>
+        <w:rPr>
+          <w:rFonts w:cs="Times New Roman"/>
+          <w:b w:val="0"/>
+          <w:szCs w:val="24"/>
+        </w:rPr>
+        <w:t xml:space="preserve">Refund request management </w:t>
+      </w:r>
+    </w:p>
+    <w:p>
+      <w:pPr>
+        <w:pStyle w:val="Caption"/>
+        <w:keepNext/>
+        <w:numPr>
+          <w:ilvl w:val="0"/>
+          <w:numId w:val="66"/>
+        </w:numPr>
+        <w:spacing w:line="360" w:lineRule="auto"/>
+        <w:jc w:val="left"/>
+        <w:rPr>
+          <w:rFonts w:cs="Times New Roman"/>
+          <w:b w:val="0"/>
+          <w:szCs w:val="24"/>
+        </w:rPr>
+      </w:pPr>
+      <w:r>
+        <w:rPr>
+          <w:rFonts w:cs="Times New Roman"/>
+          <w:b w:val="0"/>
+          <w:szCs w:val="24"/>
+        </w:rPr>
+        <w:t xml:space="preserve">Notification management </w:t>
+      </w:r>
+    </w:p>
+    <w:p>
+      <w:pPr>
+        <w:pStyle w:val="Caption"/>
+        <w:keepNext/>
+        <w:numPr>
+          <w:ilvl w:val="0"/>
+          <w:numId w:val="66"/>
+        </w:numPr>
+        <w:spacing w:line="360" w:lineRule="auto"/>
+        <w:jc w:val="left"/>
+        <w:rPr>
+          <w:rFonts w:cs="Times New Roman"/>
+          <w:b w:val="0"/>
+          <w:szCs w:val="24"/>
+        </w:rPr>
+      </w:pPr>
+      <w:r>
+        <w:rPr>
+          <w:rFonts w:cs="Times New Roman"/>
+          <w:b w:val="0"/>
+          <w:szCs w:val="24"/>
+        </w:rPr>
+        <w:t xml:space="preserve">Dashboard and reporting </w:t>
+      </w:r>
+    </w:p>
+    <w:p>
+      <w:pPr>
+        <w:pStyle w:val="Caption"/>
+        <w:keepNext/>
+        <w:numPr>
+          <w:ilvl w:val="0"/>
+          <w:numId w:val="66"/>
+        </w:numPr>
+        <w:spacing w:line="360" w:lineRule="auto"/>
+        <w:jc w:val="left"/>
+        <w:rPr>
+          <w:rFonts w:cs="Times New Roman"/>
+          <w:b w:val="0"/>
+          <w:szCs w:val="24"/>
+        </w:rPr>
+      </w:pPr>
+      <w:r>
+        <w:rPr>
+          <w:rFonts w:cs="Times New Roman"/>
+          <w:b w:val="0"/>
+          <w:szCs w:val="24"/>
+        </w:rPr>
+        <w:t xml:space="preserve">System settings and maintenance mode </w:t>
+      </w:r>
+    </w:p>
+    <w:p>
+      <w:pPr>
+        <w:pStyle w:val="Caption"/>
+        <w:keepNext/>
+        <w:spacing w:line="360" w:lineRule="auto"/>
+        <w:ind w:firstLine="360"/>
+        <w:jc w:val="left"/>
+        <w:rPr>
+          <w:rFonts w:cs="Times New Roman"/>
+          <w:b w:val="0"/>
+          <w:szCs w:val="24"/>
+        </w:rPr>
+      </w:pPr>
+      <w:r>
+        <w:rPr>
+          <w:rFonts w:cs="Times New Roman"/>
+          <w:b w:val="0"/>
+          <w:szCs w:val="24"/>
+        </w:rPr>
+        <w:t>The project is developed using PHP, MySQL, HTML, CSS, JavaScript, and follows the Domain-Driven Design architecture.</w:t>
+      </w:r>
+    </w:p>
+    <w:p>
+      <w:pPr>
+        <w:spacing w:line="360" w:lineRule="auto"/>
+      </w:pPr>
+    </w:p>
+    <w:p>
+      <w:pPr>
+        <w:pStyle w:val="Heading2"/>
+      </w:pPr>
+      <w:bookmarkStart w:id="109" w:name="_Toc22479261"/>
+      <w:bookmarkStart w:id="110" w:name="_Toc22850804"/>
+      <w:bookmarkStart w:id="111" w:name="_Toc24212351"/>
+      <w:bookmarkStart w:id="112" w:name="_Toc24849779"/>
+      <w:bookmarkStart w:id="113" w:name="_Toc101264071"/>
+      <w:bookmarkStart w:id="114" w:name="_Toc22479369"/>
+      <w:bookmarkStart w:id="115" w:name="_Toc22850915"/>
+      <w:bookmarkStart w:id="116" w:name="_Toc24212462"/>
+      <w:bookmarkStart w:id="117" w:name="_Toc24849890"/>
+      <w:bookmarkStart w:id="118" w:name="_Toc101356669"/>
+      <w:bookmarkStart w:id="119" w:name="_Toc101356770"/>
+      <w:bookmarkStart w:id="120" w:name="_Toc101356872"/>
+      <w:bookmarkStart w:id="121" w:name="_Toc101357018"/>
+      <w:bookmarkStart w:id="122" w:name="_Toc101357114"/>
+      <w:bookmarkStart w:id="123" w:name="_Toc101357210"/>
+      <w:bookmarkStart w:id="124" w:name="_BIBLIOGRAPHY"/>
+      <w:bookmarkStart w:id="125" w:name="_Toc206509907"/>
       <w:bookmarkEnd w:id="108"/>
       <w:bookmarkEnd w:id="109"/>
       <w:bookmarkEnd w:id="110"/>
@@ -2912,2441 +3658,10 @@
       <w:bookmarkEnd w:id="122"/>
       <w:bookmarkEnd w:id="123"/>
       <w:bookmarkEnd w:id="124"/>
-      <w:bookmarkEnd w:id="125"/>
-      <w:bookmarkEnd w:id="126"/>
-      <w:bookmarkEnd w:id="127"/>
-      <w:bookmarkEnd w:id="128"/>
-      <w:bookmarkEnd w:id="129"/>
-      <w:bookmarkEnd w:id="130"/>
-      <w:bookmarkEnd w:id="131"/>
-      <w:bookmarkEnd w:id="132"/>
-      <w:bookmarkEnd w:id="133"/>
-      <w:bookmarkEnd w:id="134"/>
-      <w:bookmarkEnd w:id="135"/>
-      <w:bookmarkEnd w:id="136"/>
-      <w:bookmarkEnd w:id="137"/>
-      <w:bookmarkEnd w:id="138"/>
-      <w:bookmarkEnd w:id="139"/>
-      <w:bookmarkEnd w:id="140"/>
-      <w:bookmarkEnd w:id="141"/>
-      <w:bookmarkEnd w:id="142"/>
-      <w:bookmarkEnd w:id="143"/>
-      <w:bookmarkEnd w:id="144"/>
-      <w:bookmarkEnd w:id="145"/>
-      <w:bookmarkEnd w:id="146"/>
-      <w:bookmarkEnd w:id="147"/>
-      <w:bookmarkEnd w:id="148"/>
-      <w:bookmarkEnd w:id="149"/>
-      <w:bookmarkEnd w:id="150"/>
-      <w:bookmarkEnd w:id="151"/>
-      <w:bookmarkEnd w:id="152"/>
-      <w:bookmarkEnd w:id="153"/>
-      <w:bookmarkEnd w:id="154"/>
-      <w:bookmarkEnd w:id="155"/>
-      <w:bookmarkEnd w:id="156"/>
-      <w:bookmarkEnd w:id="157"/>
-      <w:bookmarkEnd w:id="158"/>
-      <w:bookmarkEnd w:id="159"/>
-      <w:bookmarkEnd w:id="160"/>
-      <w:bookmarkEnd w:id="161"/>
-      <w:bookmarkEnd w:id="162"/>
-      <w:bookmarkEnd w:id="163"/>
-      <w:bookmarkEnd w:id="164"/>
-      <w:bookmarkEnd w:id="165"/>
-      <w:bookmarkEnd w:id="166"/>
-      <w:bookmarkEnd w:id="167"/>
-      <w:bookmarkEnd w:id="168"/>
-      <w:bookmarkEnd w:id="169"/>
-      <w:bookmarkEnd w:id="170"/>
-      <w:bookmarkEnd w:id="171"/>
-      <w:bookmarkEnd w:id="172"/>
-      <w:bookmarkEnd w:id="173"/>
-      <w:bookmarkEnd w:id="174"/>
-      <w:bookmarkEnd w:id="175"/>
       <w:r>
-        <w:rPr>
-          <w:rFonts w:eastAsia="Times New Roman" w:cs="Times New Roman"/>
-          <w:szCs w:val="24"/>
-        </w:rPr>
-        <w:t xml:space="preserve">show gratitude for the experience and provide plenty of specifics. It’s a great idea to make use of charts and data to bring your successes to life! </w:t>
-      </w:r>
-      <w:r>
-        <w:rPr>
-          <w:rFonts w:eastAsia="Times New Roman" w:cs="Times New Roman"/>
-          <w:szCs w:val="24"/>
-        </w:rPr>
-        <w:t>The figure</w:t>
-      </w:r>
-    </w:p>
-    <w:p>
-      <w:r>
-        <w:t xml:space="preserve">shows the requirements </w:t>
-      </w:r>
-      <w:r>
-        <w:t xml:space="preserve">for </w:t>
-      </w:r>
-      <w:r>
-        <w:t>the internship report.</w:t>
-      </w:r>
-    </w:p>
-    <w:p>
-      <w:pPr>
-        <w:pStyle w:val="ListParagraph"/>
-        <w:keepNext/>
-        <w:keepLines/>
-        <w:numPr>
-          <w:ilvl w:val="1"/>
-          <w:numId w:val="7"/>
-        </w:numPr>
-        <w:spacing w:before="40" w:after="0"/>
-        <w:contextualSpacing w:val="0"/>
-        <w:outlineLvl w:val="4"/>
-        <w:rPr>
-          <w:rFonts w:cs="Times New Roman"/>
-          <w:b/>
-          <w:vanish/>
-        </w:rPr>
-      </w:pPr>
-    </w:p>
-    <w:p>
-      <w:pPr>
-        <w:pStyle w:val="ListParagraph"/>
-        <w:keepNext/>
-        <w:keepLines/>
-        <w:numPr>
-          <w:ilvl w:val="1"/>
-          <w:numId w:val="24"/>
-        </w:numPr>
-        <w:spacing w:after="240"/>
-        <w:contextualSpacing w:val="0"/>
-        <w:outlineLvl w:val="4"/>
-        <w:rPr>
-          <w:rFonts w:cs="Times New Roman"/>
-          <w:b/>
-          <w:vanish/>
-        </w:rPr>
-      </w:pPr>
-      <w:bookmarkStart w:id="176" w:name="_Toc61634536"/>
-      <w:bookmarkStart w:id="177" w:name="_Toc101264271"/>
-      <w:bookmarkStart w:id="178" w:name="_Toc101266045"/>
-      <w:bookmarkStart w:id="179" w:name="_Toc101271452"/>
-      <w:bookmarkStart w:id="180" w:name="_Toc101271580"/>
-      <w:bookmarkStart w:id="181" w:name="_Toc101271683"/>
-      <w:bookmarkStart w:id="182" w:name="_Toc101271786"/>
-      <w:bookmarkStart w:id="183" w:name="_Toc101271888"/>
-      <w:bookmarkStart w:id="184" w:name="_Toc101271990"/>
-      <w:bookmarkStart w:id="185" w:name="_Toc101272093"/>
-      <w:bookmarkStart w:id="186" w:name="_Toc101272744"/>
-      <w:bookmarkStart w:id="187" w:name="_Toc101272846"/>
-      <w:bookmarkStart w:id="188" w:name="_Toc101274339"/>
-      <w:bookmarkStart w:id="189" w:name="_Toc101279350"/>
-      <w:bookmarkStart w:id="190" w:name="_Toc101279454"/>
-      <w:bookmarkStart w:id="191" w:name="_Toc101280337"/>
-      <w:bookmarkStart w:id="192" w:name="_Toc101280441"/>
-      <w:bookmarkStart w:id="193" w:name="_Toc101280575"/>
-      <w:bookmarkStart w:id="194" w:name="_Toc101329429"/>
-      <w:bookmarkStart w:id="195" w:name="_Toc101329529"/>
-      <w:bookmarkStart w:id="196" w:name="_Toc101356587"/>
-      <w:bookmarkStart w:id="197" w:name="_Toc101356688"/>
-      <w:bookmarkStart w:id="198" w:name="_Toc101356795"/>
-      <w:bookmarkStart w:id="199" w:name="_Toc101356941"/>
-      <w:bookmarkStart w:id="200" w:name="_Toc101357037"/>
-      <w:bookmarkStart w:id="201" w:name="_Toc101357133"/>
-      <w:bookmarkStart w:id="202" w:name="_Toc101983916"/>
-      <w:bookmarkStart w:id="203" w:name="_Toc102002269"/>
-      <w:bookmarkStart w:id="204" w:name="_Toc102050999"/>
-      <w:bookmarkStart w:id="205" w:name="_Toc102051103"/>
-      <w:bookmarkStart w:id="206" w:name="_Toc102051339"/>
-      <w:bookmarkStart w:id="207" w:name="_Toc102051443"/>
-      <w:bookmarkStart w:id="208" w:name="_Toc102051623"/>
-      <w:bookmarkStart w:id="209" w:name="_Toc102053163"/>
-      <w:bookmarkStart w:id="210" w:name="_Toc102053268"/>
-      <w:bookmarkStart w:id="211" w:name="_Toc102053373"/>
-      <w:bookmarkStart w:id="212" w:name="_Toc102071107"/>
-      <w:bookmarkStart w:id="213" w:name="_Toc102071212"/>
-      <w:bookmarkStart w:id="214" w:name="_Toc102071973"/>
-      <w:bookmarkStart w:id="215" w:name="_Toc102072188"/>
-      <w:bookmarkStart w:id="216" w:name="_Toc102072292"/>
-      <w:bookmarkStart w:id="217" w:name="_Toc102072397"/>
-      <w:bookmarkStart w:id="218" w:name="_Toc102072502"/>
-      <w:bookmarkStart w:id="219" w:name="_Toc102072707"/>
-      <w:bookmarkStart w:id="220" w:name="_Toc102073009"/>
-      <w:bookmarkStart w:id="221" w:name="_Toc102073111"/>
-      <w:bookmarkStart w:id="222" w:name="_Toc102119642"/>
-      <w:bookmarkStart w:id="223" w:name="_Toc102119744"/>
-      <w:bookmarkStart w:id="224" w:name="_Toc102214408"/>
-      <w:bookmarkStart w:id="225" w:name="_Toc102328400"/>
-      <w:bookmarkStart w:id="226" w:name="_Toc104467623"/>
-      <w:bookmarkStart w:id="227" w:name="_Toc104467901"/>
-      <w:bookmarkStart w:id="228" w:name="_Toc104916928"/>
-      <w:bookmarkStart w:id="229" w:name="_Toc104917087"/>
-      <w:bookmarkStart w:id="230" w:name="_Toc104921271"/>
-      <w:bookmarkStart w:id="231" w:name="_Toc104921629"/>
-      <w:bookmarkStart w:id="232" w:name="_Toc104921943"/>
-      <w:bookmarkStart w:id="233" w:name="_Toc104922279"/>
-      <w:bookmarkStart w:id="234" w:name="_Toc104922382"/>
-      <w:bookmarkStart w:id="235" w:name="_Toc104922484"/>
-      <w:bookmarkStart w:id="236" w:name="_Toc104923184"/>
-      <w:bookmarkStart w:id="237" w:name="_Toc104923286"/>
-      <w:bookmarkStart w:id="238" w:name="_Toc104923388"/>
-      <w:bookmarkStart w:id="239" w:name="_Toc104929831"/>
-      <w:bookmarkStart w:id="240" w:name="_Toc104931195"/>
-      <w:bookmarkStart w:id="241" w:name="_Toc104931507"/>
-      <w:bookmarkStart w:id="242" w:name="_Toc104968025"/>
-      <w:bookmarkStart w:id="243" w:name="_Toc104968127"/>
-      <w:bookmarkStart w:id="244" w:name="_Toc104968242"/>
-      <w:bookmarkStart w:id="245" w:name="_Toc104968357"/>
-      <w:bookmarkStart w:id="246" w:name="_Toc104968598"/>
-      <w:bookmarkStart w:id="247" w:name="_Toc104968713"/>
-      <w:bookmarkStart w:id="248" w:name="_Toc104969053"/>
-      <w:bookmarkStart w:id="249" w:name="_Toc106285620"/>
-      <w:bookmarkStart w:id="250" w:name="_Toc106285735"/>
-      <w:bookmarkStart w:id="251" w:name="_Toc106286024"/>
-      <w:bookmarkStart w:id="252" w:name="_Toc106339136"/>
-      <w:bookmarkStart w:id="253" w:name="_Toc106350603"/>
-      <w:bookmarkStart w:id="254" w:name="_Toc106352400"/>
-      <w:bookmarkStart w:id="255" w:name="_Toc106688929"/>
-      <w:bookmarkStart w:id="256" w:name="_Toc107383581"/>
-      <w:bookmarkStart w:id="257" w:name="_Toc107405816"/>
-      <w:bookmarkStart w:id="258" w:name="_Toc107413491"/>
-      <w:bookmarkStart w:id="259" w:name="_Toc107500391"/>
-      <w:bookmarkStart w:id="260" w:name="_Toc107511731"/>
-      <w:bookmarkStart w:id="261" w:name="_Toc171411982"/>
-      <w:bookmarkStart w:id="262" w:name="_Toc171412006"/>
-      <w:bookmarkStart w:id="263" w:name="_Toc171412413"/>
-      <w:bookmarkEnd w:id="176"/>
-      <w:bookmarkEnd w:id="177"/>
-      <w:bookmarkEnd w:id="178"/>
-      <w:bookmarkEnd w:id="179"/>
-      <w:bookmarkEnd w:id="180"/>
-      <w:bookmarkEnd w:id="181"/>
-      <w:bookmarkEnd w:id="182"/>
-      <w:bookmarkEnd w:id="183"/>
-      <w:bookmarkEnd w:id="184"/>
-      <w:bookmarkEnd w:id="185"/>
-      <w:bookmarkEnd w:id="186"/>
-      <w:bookmarkEnd w:id="187"/>
-      <w:bookmarkEnd w:id="188"/>
-      <w:bookmarkEnd w:id="189"/>
-      <w:bookmarkEnd w:id="190"/>
-      <w:bookmarkEnd w:id="191"/>
-      <w:bookmarkEnd w:id="192"/>
-      <w:bookmarkEnd w:id="193"/>
-      <w:bookmarkEnd w:id="194"/>
-      <w:bookmarkEnd w:id="195"/>
-      <w:bookmarkEnd w:id="196"/>
-      <w:bookmarkEnd w:id="197"/>
-      <w:bookmarkEnd w:id="198"/>
-      <w:bookmarkEnd w:id="199"/>
-      <w:bookmarkEnd w:id="200"/>
-      <w:bookmarkEnd w:id="201"/>
-      <w:bookmarkEnd w:id="202"/>
-      <w:bookmarkEnd w:id="203"/>
-      <w:bookmarkEnd w:id="204"/>
-      <w:bookmarkEnd w:id="205"/>
-      <w:bookmarkEnd w:id="206"/>
-      <w:bookmarkEnd w:id="207"/>
-      <w:bookmarkEnd w:id="208"/>
-      <w:bookmarkEnd w:id="209"/>
-      <w:bookmarkEnd w:id="210"/>
-      <w:bookmarkEnd w:id="211"/>
-      <w:bookmarkEnd w:id="212"/>
-      <w:bookmarkEnd w:id="213"/>
-      <w:bookmarkEnd w:id="214"/>
-      <w:bookmarkEnd w:id="215"/>
-      <w:bookmarkEnd w:id="216"/>
-      <w:bookmarkEnd w:id="217"/>
-      <w:bookmarkEnd w:id="218"/>
-      <w:bookmarkEnd w:id="219"/>
-      <w:bookmarkEnd w:id="220"/>
-      <w:bookmarkEnd w:id="221"/>
-      <w:bookmarkEnd w:id="222"/>
-      <w:bookmarkEnd w:id="223"/>
-      <w:bookmarkEnd w:id="224"/>
-      <w:bookmarkEnd w:id="225"/>
-      <w:bookmarkEnd w:id="226"/>
-      <w:bookmarkEnd w:id="227"/>
-      <w:bookmarkEnd w:id="228"/>
-      <w:bookmarkEnd w:id="229"/>
-      <w:bookmarkEnd w:id="230"/>
-      <w:bookmarkEnd w:id="231"/>
-      <w:bookmarkEnd w:id="232"/>
-      <w:bookmarkEnd w:id="233"/>
-      <w:bookmarkEnd w:id="234"/>
-      <w:bookmarkEnd w:id="235"/>
-      <w:bookmarkEnd w:id="236"/>
-      <w:bookmarkEnd w:id="237"/>
-      <w:bookmarkEnd w:id="238"/>
-      <w:bookmarkEnd w:id="239"/>
-      <w:bookmarkEnd w:id="240"/>
-      <w:bookmarkEnd w:id="241"/>
-      <w:bookmarkEnd w:id="242"/>
-      <w:bookmarkEnd w:id="243"/>
-      <w:bookmarkEnd w:id="244"/>
-      <w:bookmarkEnd w:id="245"/>
-      <w:bookmarkEnd w:id="246"/>
-      <w:bookmarkEnd w:id="247"/>
-      <w:bookmarkEnd w:id="248"/>
-      <w:bookmarkEnd w:id="249"/>
-      <w:bookmarkEnd w:id="250"/>
-      <w:bookmarkEnd w:id="251"/>
-      <w:bookmarkEnd w:id="252"/>
-      <w:bookmarkEnd w:id="253"/>
-      <w:bookmarkEnd w:id="254"/>
-      <w:bookmarkEnd w:id="255"/>
-      <w:bookmarkEnd w:id="256"/>
-      <w:bookmarkEnd w:id="257"/>
-      <w:bookmarkEnd w:id="258"/>
-      <w:bookmarkEnd w:id="259"/>
-      <w:bookmarkEnd w:id="260"/>
-      <w:bookmarkEnd w:id="261"/>
-      <w:bookmarkEnd w:id="262"/>
-      <w:bookmarkEnd w:id="263"/>
-    </w:p>
-    <w:p>
-      <w:pPr>
-        <w:pStyle w:val="Heading5"/>
-      </w:pPr>
-      <w:bookmarkStart w:id="264" w:name="_Toc206509906"/>
-      <w:r>
-        <w:t>1.3</w:t>
-      </w:r>
-      <w:r>
-        <w:t xml:space="preserve">.1 </w:t>
-      </w:r>
-      <w:r>
-        <w:t>Subsection Title 1</w:t>
-      </w:r>
-      <w:bookmarkEnd w:id="264"/>
-      <w:r>
-        <w:t xml:space="preserve"> </w:t>
-      </w:r>
-    </w:p>
-    <w:p>
-      <w:pPr>
-        <w:pStyle w:val="Caption"/>
-        <w:keepNext/>
-        <w:spacing w:line="360" w:lineRule="auto"/>
-        <w:ind w:firstLine="720"/>
-        <w:jc w:val="both"/>
-        <w:rPr>
-          <w:rStyle w:val="Strong"/>
-          <w:rFonts w:cs="Times New Roman"/>
-          <w:iCs w:val="0"/>
-          <w:szCs w:val="24"/>
-        </w:rPr>
-      </w:pPr>
-      <w:r>
-        <w:rPr>
-          <w:rStyle w:val="Strong"/>
-          <w:rFonts w:cs="Times New Roman"/>
-          <w:iCs w:val="0"/>
-          <w:szCs w:val="24"/>
-        </w:rPr>
-        <w:t>Each job has its own requirements for an end of internship presentation. But these are great guidelines to follow, and they’ll be right at home in any internship setting. With them, you’re sure to close out an internship on a high note, impressing the audience with your expertise.</w:t>
-      </w:r>
-    </w:p>
-    <w:p>
-      <w:pPr>
-        <w:pStyle w:val="Caption"/>
-        <w:keepNext/>
-        <w:rPr>
-          <w:rFonts w:cs="Times New Roman"/>
-        </w:rPr>
-      </w:pPr>
-      <w:bookmarkStart w:id="265" w:name="_Toc171423153"/>
-      <w:r>
-        <w:rPr>
-          <w:rFonts w:cs="Times New Roman"/>
-        </w:rPr>
-        <w:t>Table 1.</w:t>
-      </w:r>
-      <w:r>
-        <w:rPr>
-          <w:rFonts w:cs="Times New Roman"/>
-        </w:rPr>
-        <w:fldChar w:fldCharType="begin"/>
-      </w:r>
-      <w:r>
-        <w:rPr>
-          <w:rFonts w:cs="Times New Roman"/>
-        </w:rPr>
-        <w:instrText xml:space="preserve"> SEQ Table \* ARABIC \s 1 </w:instrText>
-      </w:r>
-      <w:r>
-        <w:rPr>
-          <w:rFonts w:cs="Times New Roman"/>
-        </w:rPr>
-        <w:fldChar w:fldCharType="separate"/>
-      </w:r>
-      <w:r>
-        <w:rPr>
-          <w:rFonts w:cs="Times New Roman"/>
-          <w:noProof/>
-        </w:rPr>
-        <w:t>1</w:t>
-      </w:r>
-      <w:r>
-        <w:rPr>
-          <w:rFonts w:cs="Times New Roman"/>
-          <w:noProof/>
-        </w:rPr>
-        <w:fldChar w:fldCharType="end"/>
-      </w:r>
-      <w:r>
-        <w:rPr>
-          <w:rFonts w:cs="Times New Roman"/>
-        </w:rPr>
-        <w:t xml:space="preserve"> Sample </w:t>
-      </w:r>
-      <w:r>
-        <w:rPr>
-          <w:rFonts w:cs="Times New Roman"/>
-        </w:rPr>
-        <w:t xml:space="preserve">Data </w:t>
-      </w:r>
-      <w:r>
-        <w:rPr>
-          <w:rFonts w:cs="Times New Roman"/>
-        </w:rPr>
-        <w:t>Table</w:t>
-      </w:r>
-      <w:bookmarkEnd w:id="265"/>
-    </w:p>
-    <w:tbl>
-      <w:tblPr>
-        <w:tblStyle w:val="TableGrid"/>
-        <w:tblW w:w="8275" w:type="dxa"/>
-        <w:jc w:val="center"/>
-        <w:tblLook w:val="04A0" w:firstRow="1" w:lastRow="0" w:firstColumn="1" w:lastColumn="0" w:noHBand="0" w:noVBand="1"/>
-      </w:tblPr>
-      <w:tblGrid>
-        <w:gridCol w:w="1525"/>
-        <w:gridCol w:w="1710"/>
-        <w:gridCol w:w="1350"/>
-        <w:gridCol w:w="990"/>
-        <w:gridCol w:w="1350"/>
-        <w:gridCol w:w="1350"/>
-      </w:tblGrid>
-      <w:tr>
-        <w:trPr>
-          <w:trHeight w:val="576"/>
-          <w:jc w:val="center"/>
-        </w:trPr>
-        <w:tc>
-          <w:tcPr>
-            <w:tcW w:w="1525" w:type="dxa"/>
-            <w:vAlign w:val="center"/>
-          </w:tcPr>
-          <w:p>
-            <w:pPr>
-              <w:pStyle w:val="ListParagraph"/>
-              <w:spacing w:after="200" w:line="360" w:lineRule="auto"/>
-              <w:ind w:left="0"/>
-              <w:jc w:val="center"/>
-              <w:rPr>
-                <w:rFonts w:ascii="Times New Roman" w:hAnsi="Times New Roman" w:cs="Times New Roman"/>
-                <w:b/>
-                <w:bCs/>
-                <w:sz w:val="20"/>
-                <w:szCs w:val="20"/>
-              </w:rPr>
-            </w:pPr>
-            <w:r>
-              <w:rPr>
-                <w:rFonts w:ascii="Times New Roman" w:hAnsi="Times New Roman" w:cs="Times New Roman"/>
-                <w:b/>
-                <w:bCs/>
-                <w:sz w:val="20"/>
-                <w:szCs w:val="20"/>
-              </w:rPr>
-              <w:t>Name</w:t>
-            </w:r>
-          </w:p>
-        </w:tc>
-        <w:tc>
-          <w:tcPr>
-            <w:tcW w:w="1710" w:type="dxa"/>
-            <w:vAlign w:val="center"/>
-          </w:tcPr>
-          <w:p>
-            <w:pPr>
-              <w:pStyle w:val="ListParagraph"/>
-              <w:spacing w:after="200" w:line="360" w:lineRule="auto"/>
-              <w:ind w:left="0"/>
-              <w:jc w:val="center"/>
-              <w:rPr>
-                <w:rFonts w:ascii="Times New Roman" w:hAnsi="Times New Roman" w:cs="Times New Roman"/>
-                <w:b/>
-                <w:bCs/>
-                <w:sz w:val="20"/>
-                <w:szCs w:val="20"/>
-              </w:rPr>
-            </w:pPr>
-            <w:r>
-              <w:rPr>
-                <w:rFonts w:ascii="Times New Roman" w:hAnsi="Times New Roman" w:cs="Times New Roman"/>
-                <w:b/>
-                <w:bCs/>
-                <w:sz w:val="20"/>
-                <w:szCs w:val="20"/>
-              </w:rPr>
-              <w:t>Position</w:t>
-            </w:r>
-          </w:p>
-        </w:tc>
-        <w:tc>
-          <w:tcPr>
-            <w:tcW w:w="1350" w:type="dxa"/>
-            <w:vAlign w:val="center"/>
-          </w:tcPr>
-          <w:p>
-            <w:pPr>
-              <w:pStyle w:val="ListParagraph"/>
-              <w:spacing w:after="200" w:line="360" w:lineRule="auto"/>
-              <w:ind w:left="0"/>
-              <w:jc w:val="center"/>
-              <w:rPr>
-                <w:rFonts w:ascii="Times New Roman" w:hAnsi="Times New Roman" w:cs="Times New Roman"/>
-                <w:b/>
-                <w:bCs/>
-                <w:sz w:val="20"/>
-                <w:szCs w:val="20"/>
-              </w:rPr>
-            </w:pPr>
-            <w:r>
-              <w:rPr>
-                <w:rFonts w:ascii="Times New Roman" w:hAnsi="Times New Roman" w:cs="Times New Roman"/>
-                <w:b/>
-                <w:bCs/>
-                <w:sz w:val="20"/>
-                <w:szCs w:val="20"/>
-              </w:rPr>
-              <w:t>Office</w:t>
-            </w:r>
-          </w:p>
-        </w:tc>
-        <w:tc>
-          <w:tcPr>
-            <w:tcW w:w="990" w:type="dxa"/>
-            <w:vAlign w:val="center"/>
-          </w:tcPr>
-          <w:p>
-            <w:pPr>
-              <w:pStyle w:val="ListParagraph"/>
-              <w:spacing w:after="200" w:line="360" w:lineRule="auto"/>
-              <w:ind w:left="0"/>
-              <w:jc w:val="center"/>
-              <w:rPr>
-                <w:rFonts w:ascii="Times New Roman" w:hAnsi="Times New Roman" w:cs="Times New Roman"/>
-                <w:b/>
-                <w:bCs/>
-                <w:sz w:val="20"/>
-                <w:szCs w:val="20"/>
-              </w:rPr>
-            </w:pPr>
-            <w:r>
-              <w:rPr>
-                <w:rFonts w:ascii="Times New Roman" w:hAnsi="Times New Roman" w:cs="Times New Roman"/>
-                <w:b/>
-                <w:bCs/>
-                <w:sz w:val="20"/>
-                <w:szCs w:val="20"/>
-              </w:rPr>
-              <w:t>Age</w:t>
-            </w:r>
-          </w:p>
-        </w:tc>
-        <w:tc>
-          <w:tcPr>
-            <w:tcW w:w="1350" w:type="dxa"/>
-            <w:vAlign w:val="center"/>
-          </w:tcPr>
-          <w:p>
-            <w:pPr>
-              <w:pStyle w:val="ListParagraph"/>
-              <w:spacing w:after="200" w:line="360" w:lineRule="auto"/>
-              <w:ind w:left="0"/>
-              <w:jc w:val="center"/>
-              <w:rPr>
-                <w:rFonts w:ascii="Times New Roman" w:hAnsi="Times New Roman" w:cs="Times New Roman"/>
-                <w:b/>
-                <w:bCs/>
-                <w:sz w:val="20"/>
-                <w:szCs w:val="20"/>
-              </w:rPr>
-            </w:pPr>
-            <w:r>
-              <w:rPr>
-                <w:rFonts w:ascii="Times New Roman" w:hAnsi="Times New Roman" w:cs="Times New Roman"/>
-                <w:b/>
-                <w:bCs/>
-                <w:sz w:val="20"/>
-                <w:szCs w:val="20"/>
-              </w:rPr>
-              <w:t>Start date</w:t>
-            </w:r>
-          </w:p>
-        </w:tc>
-        <w:tc>
-          <w:tcPr>
-            <w:tcW w:w="1350" w:type="dxa"/>
-            <w:vAlign w:val="center"/>
-          </w:tcPr>
-          <w:p>
-            <w:pPr>
-              <w:pStyle w:val="ListParagraph"/>
-              <w:spacing w:after="0" w:line="360" w:lineRule="auto"/>
-              <w:ind w:left="0"/>
-              <w:jc w:val="center"/>
-              <w:rPr>
-                <w:rFonts w:ascii="Times New Roman" w:hAnsi="Times New Roman" w:cs="Times New Roman"/>
-                <w:b/>
-                <w:bCs/>
-                <w:sz w:val="20"/>
-                <w:szCs w:val="20"/>
-              </w:rPr>
-            </w:pPr>
-            <w:r>
-              <w:rPr>
-                <w:rFonts w:ascii="Times New Roman" w:hAnsi="Times New Roman" w:cs="Times New Roman"/>
-                <w:b/>
-                <w:bCs/>
-                <w:sz w:val="20"/>
-                <w:szCs w:val="20"/>
-              </w:rPr>
-              <w:t>Salary</w:t>
-            </w:r>
-          </w:p>
-        </w:tc>
-      </w:tr>
-      <w:tr>
-        <w:trPr>
-          <w:trHeight w:val="576"/>
-          <w:jc w:val="center"/>
-        </w:trPr>
-        <w:tc>
-          <w:tcPr>
-            <w:tcW w:w="1525" w:type="dxa"/>
-            <w:vAlign w:val="center"/>
-          </w:tcPr>
-          <w:p>
-            <w:pPr>
-              <w:pStyle w:val="ListParagraph"/>
-              <w:spacing w:after="200" w:line="360" w:lineRule="auto"/>
-              <w:ind w:left="0"/>
-              <w:jc w:val="left"/>
-              <w:rPr>
-                <w:rFonts w:ascii="Times New Roman" w:hAnsi="Times New Roman" w:cs="Times New Roman"/>
-                <w:sz w:val="20"/>
-                <w:szCs w:val="20"/>
-              </w:rPr>
-            </w:pPr>
-            <w:r>
-              <w:rPr>
-                <w:rFonts w:ascii="Times New Roman" w:hAnsi="Times New Roman" w:cs="Times New Roman"/>
-                <w:sz w:val="20"/>
-                <w:szCs w:val="20"/>
-              </w:rPr>
-              <w:t>Airi Satou</w:t>
-            </w:r>
-          </w:p>
-        </w:tc>
-        <w:tc>
-          <w:tcPr>
-            <w:tcW w:w="1710" w:type="dxa"/>
-            <w:vAlign w:val="center"/>
-          </w:tcPr>
-          <w:p>
-            <w:pPr>
-              <w:pStyle w:val="ListParagraph"/>
-              <w:spacing w:after="200" w:line="360" w:lineRule="auto"/>
-              <w:ind w:left="0"/>
-              <w:jc w:val="left"/>
-              <w:rPr>
-                <w:rFonts w:ascii="Times New Roman" w:hAnsi="Times New Roman" w:cs="Times New Roman"/>
-                <w:sz w:val="20"/>
-                <w:szCs w:val="20"/>
-              </w:rPr>
-            </w:pPr>
-            <w:r>
-              <w:rPr>
-                <w:rFonts w:ascii="Times New Roman" w:hAnsi="Times New Roman" w:cs="Times New Roman"/>
-                <w:sz w:val="20"/>
-                <w:szCs w:val="20"/>
-              </w:rPr>
-              <w:t>Accountant</w:t>
-            </w:r>
-          </w:p>
-        </w:tc>
-        <w:tc>
-          <w:tcPr>
-            <w:tcW w:w="1350" w:type="dxa"/>
-            <w:vAlign w:val="center"/>
-          </w:tcPr>
-          <w:p>
-            <w:pPr>
-              <w:pStyle w:val="ListParagraph"/>
-              <w:spacing w:after="200" w:line="360" w:lineRule="auto"/>
-              <w:ind w:left="0"/>
-              <w:jc w:val="left"/>
-              <w:rPr>
-                <w:rFonts w:ascii="Times New Roman" w:hAnsi="Times New Roman" w:cs="Times New Roman"/>
-                <w:sz w:val="20"/>
-                <w:szCs w:val="20"/>
-              </w:rPr>
-            </w:pPr>
-            <w:r>
-              <w:rPr>
-                <w:rFonts w:ascii="Times New Roman" w:hAnsi="Times New Roman" w:cs="Times New Roman"/>
-                <w:sz w:val="20"/>
-                <w:szCs w:val="20"/>
-              </w:rPr>
-              <w:t>Tokyo</w:t>
-            </w:r>
-          </w:p>
-        </w:tc>
-        <w:tc>
-          <w:tcPr>
-            <w:tcW w:w="990" w:type="dxa"/>
-            <w:vAlign w:val="center"/>
-          </w:tcPr>
-          <w:p>
-            <w:pPr>
-              <w:pStyle w:val="ListParagraph"/>
-              <w:spacing w:after="200" w:line="360" w:lineRule="auto"/>
-              <w:ind w:left="0"/>
-              <w:jc w:val="center"/>
-              <w:rPr>
-                <w:rFonts w:ascii="Times New Roman" w:hAnsi="Times New Roman" w:cs="Times New Roman"/>
-                <w:sz w:val="20"/>
-                <w:szCs w:val="20"/>
-              </w:rPr>
-            </w:pPr>
-            <w:r>
-              <w:rPr>
-                <w:rFonts w:ascii="Times New Roman" w:hAnsi="Times New Roman" w:cs="Times New Roman"/>
-                <w:sz w:val="20"/>
-                <w:szCs w:val="20"/>
-              </w:rPr>
-              <w:t>33</w:t>
-            </w:r>
-          </w:p>
-        </w:tc>
-        <w:tc>
-          <w:tcPr>
-            <w:tcW w:w="1350" w:type="dxa"/>
-            <w:vAlign w:val="center"/>
-          </w:tcPr>
-          <w:p>
-            <w:pPr>
-              <w:pStyle w:val="ListParagraph"/>
-              <w:spacing w:after="200" w:line="360" w:lineRule="auto"/>
-              <w:ind w:left="0"/>
-              <w:jc w:val="center"/>
-              <w:rPr>
-                <w:rFonts w:ascii="Times New Roman" w:hAnsi="Times New Roman" w:cs="Times New Roman"/>
-                <w:sz w:val="20"/>
-                <w:szCs w:val="20"/>
-              </w:rPr>
-            </w:pPr>
-            <w:r>
-              <w:rPr>
-                <w:rFonts w:ascii="Times New Roman" w:hAnsi="Times New Roman" w:cs="Times New Roman"/>
-                <w:sz w:val="20"/>
-                <w:szCs w:val="20"/>
-              </w:rPr>
-              <w:t>2008-11-28</w:t>
-            </w:r>
-          </w:p>
-        </w:tc>
-        <w:tc>
-          <w:tcPr>
-            <w:tcW w:w="1350" w:type="dxa"/>
-            <w:vAlign w:val="bottom"/>
-          </w:tcPr>
-          <w:p>
-            <w:pPr>
-              <w:pStyle w:val="ListParagraph"/>
-              <w:spacing w:after="200" w:line="360" w:lineRule="auto"/>
-              <w:ind w:left="0"/>
-              <w:jc w:val="right"/>
-              <w:rPr>
-                <w:rFonts w:ascii="Times New Roman" w:hAnsi="Times New Roman" w:cs="Times New Roman"/>
-                <w:sz w:val="20"/>
-                <w:szCs w:val="20"/>
-              </w:rPr>
-            </w:pPr>
-            <w:r>
-              <w:rPr>
-                <w:rFonts w:ascii="Times New Roman" w:hAnsi="Times New Roman" w:cs="Times New Roman"/>
-                <w:sz w:val="20"/>
-                <w:szCs w:val="20"/>
-              </w:rPr>
-              <w:t>$100,000</w:t>
-            </w:r>
-          </w:p>
-        </w:tc>
-      </w:tr>
-      <w:tr>
-        <w:trPr>
-          <w:trHeight w:val="720"/>
-          <w:jc w:val="center"/>
-        </w:trPr>
-        <w:tc>
-          <w:tcPr>
-            <w:tcW w:w="1525" w:type="dxa"/>
-            <w:vAlign w:val="center"/>
-          </w:tcPr>
-          <w:p>
-            <w:pPr>
-              <w:pStyle w:val="ListParagraph"/>
-              <w:spacing w:after="200" w:line="360" w:lineRule="auto"/>
-              <w:ind w:left="0"/>
-              <w:jc w:val="left"/>
-              <w:rPr>
-                <w:rFonts w:ascii="Times New Roman" w:hAnsi="Times New Roman" w:cs="Times New Roman"/>
-                <w:sz w:val="20"/>
-                <w:szCs w:val="20"/>
-              </w:rPr>
-            </w:pPr>
-            <w:r>
-              <w:rPr>
-                <w:rFonts w:ascii="Times New Roman" w:hAnsi="Times New Roman" w:cs="Times New Roman"/>
-                <w:sz w:val="20"/>
-                <w:szCs w:val="20"/>
-              </w:rPr>
-              <w:t>Angelica Ramos</w:t>
-            </w:r>
-          </w:p>
-        </w:tc>
-        <w:tc>
-          <w:tcPr>
-            <w:tcW w:w="1710" w:type="dxa"/>
-            <w:vAlign w:val="center"/>
-          </w:tcPr>
-          <w:p>
-            <w:pPr>
-              <w:pStyle w:val="ListParagraph"/>
-              <w:spacing w:after="200" w:line="360" w:lineRule="auto"/>
-              <w:ind w:left="0"/>
-              <w:jc w:val="left"/>
-              <w:rPr>
-                <w:rFonts w:ascii="Times New Roman" w:hAnsi="Times New Roman" w:cs="Times New Roman"/>
-                <w:sz w:val="20"/>
-                <w:szCs w:val="20"/>
-              </w:rPr>
-            </w:pPr>
-            <w:r>
-              <w:rPr>
-                <w:rFonts w:ascii="Times New Roman" w:hAnsi="Times New Roman" w:cs="Times New Roman"/>
-                <w:sz w:val="20"/>
-                <w:szCs w:val="20"/>
-              </w:rPr>
-              <w:t>Chief Executive Officer (CEO)</w:t>
-            </w:r>
-          </w:p>
-        </w:tc>
-        <w:tc>
-          <w:tcPr>
-            <w:tcW w:w="1350" w:type="dxa"/>
-            <w:vAlign w:val="center"/>
-          </w:tcPr>
-          <w:p>
-            <w:pPr>
-              <w:pStyle w:val="ListParagraph"/>
-              <w:spacing w:after="200" w:line="360" w:lineRule="auto"/>
-              <w:ind w:left="0"/>
-              <w:jc w:val="left"/>
-              <w:rPr>
-                <w:rFonts w:ascii="Times New Roman" w:hAnsi="Times New Roman" w:cs="Times New Roman"/>
-                <w:sz w:val="20"/>
-                <w:szCs w:val="20"/>
-              </w:rPr>
-            </w:pPr>
-            <w:r>
-              <w:rPr>
-                <w:rFonts w:ascii="Times New Roman" w:hAnsi="Times New Roman" w:cs="Times New Roman"/>
-                <w:sz w:val="20"/>
-                <w:szCs w:val="20"/>
-              </w:rPr>
-              <w:t>London</w:t>
-            </w:r>
-          </w:p>
-        </w:tc>
-        <w:tc>
-          <w:tcPr>
-            <w:tcW w:w="990" w:type="dxa"/>
-            <w:vAlign w:val="center"/>
-          </w:tcPr>
-          <w:p>
-            <w:pPr>
-              <w:pStyle w:val="ListParagraph"/>
-              <w:spacing w:after="200" w:line="360" w:lineRule="auto"/>
-              <w:ind w:left="0"/>
-              <w:jc w:val="center"/>
-              <w:rPr>
-                <w:rFonts w:ascii="Times New Roman" w:hAnsi="Times New Roman" w:cs="Times New Roman"/>
-                <w:sz w:val="20"/>
-                <w:szCs w:val="20"/>
-              </w:rPr>
-            </w:pPr>
-            <w:r>
-              <w:rPr>
-                <w:rFonts w:ascii="Times New Roman" w:hAnsi="Times New Roman" w:cs="Times New Roman"/>
-                <w:sz w:val="20"/>
-                <w:szCs w:val="20"/>
-              </w:rPr>
-              <w:t>47</w:t>
-            </w:r>
-          </w:p>
-        </w:tc>
-        <w:tc>
-          <w:tcPr>
-            <w:tcW w:w="1350" w:type="dxa"/>
-            <w:vAlign w:val="center"/>
-          </w:tcPr>
-          <w:p>
-            <w:pPr>
-              <w:pStyle w:val="ListParagraph"/>
-              <w:spacing w:after="200" w:line="360" w:lineRule="auto"/>
-              <w:ind w:left="0"/>
-              <w:jc w:val="center"/>
-              <w:rPr>
-                <w:rFonts w:ascii="Times New Roman" w:hAnsi="Times New Roman" w:cs="Times New Roman"/>
-                <w:sz w:val="20"/>
-                <w:szCs w:val="20"/>
-              </w:rPr>
-            </w:pPr>
-            <w:r>
-              <w:rPr>
-                <w:rFonts w:ascii="Times New Roman" w:hAnsi="Times New Roman" w:cs="Times New Roman"/>
-                <w:sz w:val="20"/>
-                <w:szCs w:val="20"/>
-              </w:rPr>
-              <w:t>2009-10-09</w:t>
-            </w:r>
-          </w:p>
-        </w:tc>
-        <w:tc>
-          <w:tcPr>
-            <w:tcW w:w="1350" w:type="dxa"/>
-            <w:vAlign w:val="bottom"/>
-          </w:tcPr>
-          <w:p>
-            <w:pPr>
-              <w:pStyle w:val="ListParagraph"/>
-              <w:spacing w:after="200" w:line="360" w:lineRule="auto"/>
-              <w:ind w:left="0"/>
-              <w:jc w:val="right"/>
-              <w:rPr>
-                <w:rFonts w:ascii="Times New Roman" w:hAnsi="Times New Roman" w:cs="Times New Roman"/>
-                <w:sz w:val="20"/>
-                <w:szCs w:val="20"/>
-              </w:rPr>
-            </w:pPr>
-            <w:r>
-              <w:rPr>
-                <w:rFonts w:ascii="Times New Roman" w:hAnsi="Times New Roman" w:cs="Times New Roman"/>
-                <w:sz w:val="20"/>
-                <w:szCs w:val="20"/>
-              </w:rPr>
-              <w:t>$1,200,000</w:t>
-            </w:r>
-          </w:p>
-        </w:tc>
-      </w:tr>
-      <w:tr>
-        <w:trPr>
-          <w:jc w:val="center"/>
-        </w:trPr>
-        <w:tc>
-          <w:tcPr>
-            <w:tcW w:w="1525" w:type="dxa"/>
-            <w:vAlign w:val="center"/>
-          </w:tcPr>
-          <w:p>
-            <w:pPr>
-              <w:pStyle w:val="ListParagraph"/>
-              <w:spacing w:after="200" w:line="360" w:lineRule="auto"/>
-              <w:ind w:left="0"/>
-              <w:jc w:val="left"/>
-              <w:rPr>
-                <w:rFonts w:ascii="Times New Roman" w:hAnsi="Times New Roman" w:cs="Times New Roman"/>
-                <w:sz w:val="20"/>
-                <w:szCs w:val="20"/>
-              </w:rPr>
-            </w:pPr>
-            <w:r>
-              <w:rPr>
-                <w:rFonts w:ascii="Times New Roman" w:hAnsi="Times New Roman" w:cs="Times New Roman"/>
-                <w:sz w:val="20"/>
-                <w:szCs w:val="20"/>
-              </w:rPr>
-              <w:t>Ashton Cox</w:t>
-            </w:r>
-          </w:p>
-        </w:tc>
-        <w:tc>
-          <w:tcPr>
-            <w:tcW w:w="1710" w:type="dxa"/>
-            <w:vAlign w:val="center"/>
-          </w:tcPr>
-          <w:p>
-            <w:pPr>
-              <w:pStyle w:val="ListParagraph"/>
-              <w:spacing w:after="200" w:line="360" w:lineRule="auto"/>
-              <w:ind w:left="0"/>
-              <w:jc w:val="left"/>
-              <w:rPr>
-                <w:rFonts w:ascii="Times New Roman" w:hAnsi="Times New Roman" w:cs="Times New Roman"/>
-                <w:sz w:val="20"/>
-                <w:szCs w:val="20"/>
-              </w:rPr>
-            </w:pPr>
-            <w:r>
-              <w:rPr>
-                <w:rFonts w:ascii="Times New Roman" w:hAnsi="Times New Roman" w:cs="Times New Roman"/>
-                <w:sz w:val="20"/>
-                <w:szCs w:val="20"/>
-              </w:rPr>
-              <w:t>Junior Technical Author</w:t>
-            </w:r>
-          </w:p>
-        </w:tc>
-        <w:tc>
-          <w:tcPr>
-            <w:tcW w:w="1350" w:type="dxa"/>
-            <w:vAlign w:val="center"/>
-          </w:tcPr>
-          <w:p>
-            <w:pPr>
-              <w:pStyle w:val="ListParagraph"/>
-              <w:spacing w:after="200" w:line="360" w:lineRule="auto"/>
-              <w:ind w:left="0"/>
-              <w:jc w:val="left"/>
-              <w:rPr>
-                <w:rFonts w:ascii="Times New Roman" w:hAnsi="Times New Roman" w:cs="Times New Roman"/>
-                <w:sz w:val="20"/>
-                <w:szCs w:val="20"/>
-              </w:rPr>
-            </w:pPr>
-            <w:r>
-              <w:rPr>
-                <w:rFonts w:ascii="Times New Roman" w:hAnsi="Times New Roman" w:cs="Times New Roman"/>
-                <w:sz w:val="20"/>
-                <w:szCs w:val="20"/>
-              </w:rPr>
-              <w:t>San Francisco</w:t>
-            </w:r>
-          </w:p>
-        </w:tc>
-        <w:tc>
-          <w:tcPr>
-            <w:tcW w:w="990" w:type="dxa"/>
-            <w:vAlign w:val="center"/>
-          </w:tcPr>
-          <w:p>
-            <w:pPr>
-              <w:pStyle w:val="ListParagraph"/>
-              <w:spacing w:after="200" w:line="360" w:lineRule="auto"/>
-              <w:ind w:left="0"/>
-              <w:jc w:val="center"/>
-              <w:rPr>
-                <w:rFonts w:ascii="Times New Roman" w:hAnsi="Times New Roman" w:cs="Times New Roman"/>
-                <w:sz w:val="20"/>
-                <w:szCs w:val="20"/>
-              </w:rPr>
-            </w:pPr>
-            <w:r>
-              <w:rPr>
-                <w:rFonts w:ascii="Times New Roman" w:hAnsi="Times New Roman" w:cs="Times New Roman"/>
-                <w:sz w:val="20"/>
-                <w:szCs w:val="20"/>
-              </w:rPr>
-              <w:t>66</w:t>
-            </w:r>
-          </w:p>
-        </w:tc>
-        <w:tc>
-          <w:tcPr>
-            <w:tcW w:w="1350" w:type="dxa"/>
-            <w:vAlign w:val="center"/>
-          </w:tcPr>
-          <w:p>
-            <w:pPr>
-              <w:pStyle w:val="ListParagraph"/>
-              <w:spacing w:after="200" w:line="360" w:lineRule="auto"/>
-              <w:ind w:left="0"/>
-              <w:jc w:val="center"/>
-              <w:rPr>
-                <w:rFonts w:ascii="Times New Roman" w:hAnsi="Times New Roman" w:cs="Times New Roman"/>
-                <w:sz w:val="20"/>
-                <w:szCs w:val="20"/>
-              </w:rPr>
-            </w:pPr>
-            <w:r>
-              <w:rPr>
-                <w:rFonts w:ascii="Times New Roman" w:hAnsi="Times New Roman" w:cs="Times New Roman"/>
-                <w:sz w:val="20"/>
-                <w:szCs w:val="20"/>
-              </w:rPr>
-              <w:t>2009-01-12</w:t>
-            </w:r>
-          </w:p>
-        </w:tc>
-        <w:tc>
-          <w:tcPr>
-            <w:tcW w:w="1350" w:type="dxa"/>
-            <w:vAlign w:val="bottom"/>
-          </w:tcPr>
-          <w:p>
-            <w:pPr>
-              <w:pStyle w:val="ListParagraph"/>
-              <w:spacing w:after="200" w:line="360" w:lineRule="auto"/>
-              <w:ind w:left="0"/>
-              <w:jc w:val="right"/>
-              <w:rPr>
-                <w:rFonts w:ascii="Times New Roman" w:hAnsi="Times New Roman" w:cs="Times New Roman"/>
-                <w:sz w:val="20"/>
-                <w:szCs w:val="20"/>
-              </w:rPr>
-            </w:pPr>
-            <w:r>
-              <w:rPr>
-                <w:rFonts w:ascii="Times New Roman" w:hAnsi="Times New Roman" w:cs="Times New Roman"/>
-                <w:sz w:val="20"/>
-                <w:szCs w:val="20"/>
-              </w:rPr>
-              <w:t>$86,000</w:t>
-            </w:r>
-          </w:p>
-        </w:tc>
-      </w:tr>
-      <w:tr>
-        <w:trPr>
-          <w:jc w:val="center"/>
-        </w:trPr>
-        <w:tc>
-          <w:tcPr>
-            <w:tcW w:w="1525" w:type="dxa"/>
-            <w:vAlign w:val="center"/>
-          </w:tcPr>
-          <w:p>
-            <w:pPr>
-              <w:pStyle w:val="ListParagraph"/>
-              <w:spacing w:after="200" w:line="360" w:lineRule="auto"/>
-              <w:ind w:left="0"/>
-              <w:jc w:val="left"/>
-              <w:rPr>
-                <w:rFonts w:ascii="Times New Roman" w:hAnsi="Times New Roman" w:cs="Times New Roman"/>
-                <w:sz w:val="20"/>
-                <w:szCs w:val="20"/>
-              </w:rPr>
-            </w:pPr>
-            <w:r>
-              <w:rPr>
-                <w:rFonts w:ascii="Times New Roman" w:hAnsi="Times New Roman" w:cs="Times New Roman"/>
-                <w:sz w:val="20"/>
-                <w:szCs w:val="20"/>
-              </w:rPr>
-              <w:t>Bradley Greer</w:t>
-            </w:r>
-          </w:p>
-        </w:tc>
-        <w:tc>
-          <w:tcPr>
-            <w:tcW w:w="1710" w:type="dxa"/>
-            <w:vAlign w:val="center"/>
-          </w:tcPr>
-          <w:p>
-            <w:pPr>
-              <w:pStyle w:val="ListParagraph"/>
-              <w:spacing w:after="200" w:line="360" w:lineRule="auto"/>
-              <w:ind w:left="0"/>
-              <w:jc w:val="left"/>
-              <w:rPr>
-                <w:rFonts w:ascii="Times New Roman" w:hAnsi="Times New Roman" w:cs="Times New Roman"/>
-                <w:sz w:val="20"/>
-                <w:szCs w:val="20"/>
-              </w:rPr>
-            </w:pPr>
-            <w:r>
-              <w:rPr>
-                <w:rFonts w:ascii="Times New Roman" w:hAnsi="Times New Roman" w:cs="Times New Roman"/>
-                <w:sz w:val="20"/>
-                <w:szCs w:val="20"/>
-              </w:rPr>
-              <w:t>Software Engineer</w:t>
-            </w:r>
-          </w:p>
-        </w:tc>
-        <w:tc>
-          <w:tcPr>
-            <w:tcW w:w="1350" w:type="dxa"/>
-            <w:vAlign w:val="center"/>
-          </w:tcPr>
-          <w:p>
-            <w:pPr>
-              <w:pStyle w:val="ListParagraph"/>
-              <w:spacing w:after="200" w:line="360" w:lineRule="auto"/>
-              <w:ind w:left="0"/>
-              <w:jc w:val="left"/>
-              <w:rPr>
-                <w:rFonts w:ascii="Times New Roman" w:hAnsi="Times New Roman" w:cs="Times New Roman"/>
-                <w:sz w:val="20"/>
-                <w:szCs w:val="20"/>
-              </w:rPr>
-            </w:pPr>
-            <w:r>
-              <w:rPr>
-                <w:rFonts w:ascii="Times New Roman" w:hAnsi="Times New Roman" w:cs="Times New Roman"/>
-                <w:sz w:val="20"/>
-                <w:szCs w:val="20"/>
-              </w:rPr>
-              <w:t>London</w:t>
-            </w:r>
-          </w:p>
-        </w:tc>
-        <w:tc>
-          <w:tcPr>
-            <w:tcW w:w="990" w:type="dxa"/>
-            <w:vAlign w:val="center"/>
-          </w:tcPr>
-          <w:p>
-            <w:pPr>
-              <w:pStyle w:val="ListParagraph"/>
-              <w:spacing w:after="200" w:line="360" w:lineRule="auto"/>
-              <w:ind w:left="0"/>
-              <w:jc w:val="center"/>
-              <w:rPr>
-                <w:rFonts w:ascii="Times New Roman" w:hAnsi="Times New Roman" w:cs="Times New Roman"/>
-                <w:sz w:val="20"/>
-                <w:szCs w:val="20"/>
-              </w:rPr>
-            </w:pPr>
-            <w:r>
-              <w:rPr>
-                <w:rFonts w:ascii="Times New Roman" w:hAnsi="Times New Roman" w:cs="Times New Roman"/>
-                <w:sz w:val="20"/>
-                <w:szCs w:val="20"/>
-              </w:rPr>
-              <w:t>41</w:t>
-            </w:r>
-          </w:p>
-        </w:tc>
-        <w:tc>
-          <w:tcPr>
-            <w:tcW w:w="1350" w:type="dxa"/>
-            <w:vAlign w:val="center"/>
-          </w:tcPr>
-          <w:p>
-            <w:pPr>
-              <w:pStyle w:val="ListParagraph"/>
-              <w:spacing w:after="200" w:line="360" w:lineRule="auto"/>
-              <w:ind w:left="0"/>
-              <w:jc w:val="center"/>
-              <w:rPr>
-                <w:rFonts w:ascii="Times New Roman" w:hAnsi="Times New Roman" w:cs="Times New Roman"/>
-                <w:sz w:val="20"/>
-                <w:szCs w:val="20"/>
-              </w:rPr>
-            </w:pPr>
-            <w:r>
-              <w:rPr>
-                <w:rFonts w:ascii="Times New Roman" w:hAnsi="Times New Roman" w:cs="Times New Roman"/>
-                <w:sz w:val="20"/>
-                <w:szCs w:val="20"/>
-              </w:rPr>
-              <w:t>2012-10-13</w:t>
-            </w:r>
-          </w:p>
-        </w:tc>
-        <w:tc>
-          <w:tcPr>
-            <w:tcW w:w="1350" w:type="dxa"/>
-            <w:vAlign w:val="bottom"/>
-          </w:tcPr>
-          <w:p>
-            <w:pPr>
-              <w:pStyle w:val="ListParagraph"/>
-              <w:spacing w:after="200" w:line="360" w:lineRule="auto"/>
-              <w:ind w:left="0"/>
-              <w:jc w:val="right"/>
-              <w:rPr>
-                <w:rFonts w:ascii="Times New Roman" w:hAnsi="Times New Roman" w:cs="Times New Roman"/>
-                <w:sz w:val="20"/>
-                <w:szCs w:val="20"/>
-              </w:rPr>
-            </w:pPr>
-            <w:r>
-              <w:rPr>
-                <w:rFonts w:ascii="Times New Roman" w:hAnsi="Times New Roman" w:cs="Times New Roman"/>
-                <w:sz w:val="20"/>
-                <w:szCs w:val="20"/>
-              </w:rPr>
-              <w:t>$132,000</w:t>
-            </w:r>
-          </w:p>
-        </w:tc>
-      </w:tr>
-      <w:tr>
-        <w:trPr>
-          <w:jc w:val="center"/>
-        </w:trPr>
-        <w:tc>
-          <w:tcPr>
-            <w:tcW w:w="1525" w:type="dxa"/>
-            <w:vAlign w:val="center"/>
-          </w:tcPr>
-          <w:p>
-            <w:pPr>
-              <w:pStyle w:val="ListParagraph"/>
-              <w:spacing w:after="200" w:line="360" w:lineRule="auto"/>
-              <w:ind w:left="0"/>
-              <w:jc w:val="left"/>
-              <w:rPr>
-                <w:rFonts w:ascii="Times New Roman" w:hAnsi="Times New Roman" w:cs="Times New Roman"/>
-                <w:sz w:val="20"/>
-                <w:szCs w:val="20"/>
-              </w:rPr>
-            </w:pPr>
-            <w:r>
-              <w:rPr>
-                <w:rFonts w:ascii="Times New Roman" w:hAnsi="Times New Roman" w:cs="Times New Roman"/>
-                <w:sz w:val="20"/>
-                <w:szCs w:val="20"/>
-              </w:rPr>
-              <w:t>Brenden Wagner</w:t>
-            </w:r>
-          </w:p>
-        </w:tc>
-        <w:tc>
-          <w:tcPr>
-            <w:tcW w:w="1710" w:type="dxa"/>
-            <w:vAlign w:val="center"/>
-          </w:tcPr>
-          <w:p>
-            <w:pPr>
-              <w:pStyle w:val="ListParagraph"/>
-              <w:spacing w:after="200" w:line="360" w:lineRule="auto"/>
-              <w:ind w:left="0"/>
-              <w:jc w:val="left"/>
-              <w:rPr>
-                <w:rFonts w:ascii="Times New Roman" w:hAnsi="Times New Roman" w:cs="Times New Roman"/>
-                <w:sz w:val="20"/>
-                <w:szCs w:val="20"/>
-              </w:rPr>
-            </w:pPr>
-            <w:r>
-              <w:rPr>
-                <w:rFonts w:ascii="Times New Roman" w:hAnsi="Times New Roman" w:cs="Times New Roman"/>
-                <w:sz w:val="20"/>
-                <w:szCs w:val="20"/>
-              </w:rPr>
-              <w:t>Software Engineer</w:t>
-            </w:r>
-          </w:p>
-        </w:tc>
-        <w:tc>
-          <w:tcPr>
-            <w:tcW w:w="1350" w:type="dxa"/>
-            <w:vAlign w:val="center"/>
-          </w:tcPr>
-          <w:p>
-            <w:pPr>
-              <w:pStyle w:val="ListParagraph"/>
-              <w:spacing w:after="200" w:line="360" w:lineRule="auto"/>
-              <w:ind w:left="0"/>
-              <w:jc w:val="left"/>
-              <w:rPr>
-                <w:rFonts w:ascii="Times New Roman" w:hAnsi="Times New Roman" w:cs="Times New Roman"/>
-                <w:sz w:val="20"/>
-                <w:szCs w:val="20"/>
-              </w:rPr>
-            </w:pPr>
-            <w:r>
-              <w:rPr>
-                <w:rFonts w:ascii="Times New Roman" w:hAnsi="Times New Roman" w:cs="Times New Roman"/>
-                <w:sz w:val="20"/>
-                <w:szCs w:val="20"/>
-              </w:rPr>
-              <w:t>San Francisco</w:t>
-            </w:r>
-          </w:p>
-        </w:tc>
-        <w:tc>
-          <w:tcPr>
-            <w:tcW w:w="990" w:type="dxa"/>
-            <w:vAlign w:val="center"/>
-          </w:tcPr>
-          <w:p>
-            <w:pPr>
-              <w:pStyle w:val="ListParagraph"/>
-              <w:spacing w:after="200" w:line="360" w:lineRule="auto"/>
-              <w:ind w:left="0"/>
-              <w:jc w:val="center"/>
-              <w:rPr>
-                <w:rFonts w:ascii="Times New Roman" w:hAnsi="Times New Roman" w:cs="Times New Roman"/>
-                <w:sz w:val="20"/>
-                <w:szCs w:val="20"/>
-              </w:rPr>
-            </w:pPr>
-            <w:r>
-              <w:rPr>
-                <w:rFonts w:ascii="Times New Roman" w:hAnsi="Times New Roman" w:cs="Times New Roman"/>
-                <w:sz w:val="20"/>
-                <w:szCs w:val="20"/>
-              </w:rPr>
-              <w:t>28</w:t>
-            </w:r>
-          </w:p>
-        </w:tc>
-        <w:tc>
-          <w:tcPr>
-            <w:tcW w:w="1350" w:type="dxa"/>
-            <w:vAlign w:val="center"/>
-          </w:tcPr>
-          <w:p>
-            <w:pPr>
-              <w:pStyle w:val="ListParagraph"/>
-              <w:spacing w:after="200" w:line="360" w:lineRule="auto"/>
-              <w:ind w:left="0"/>
-              <w:jc w:val="center"/>
-              <w:rPr>
-                <w:rFonts w:ascii="Times New Roman" w:hAnsi="Times New Roman" w:cs="Times New Roman"/>
-                <w:sz w:val="20"/>
-                <w:szCs w:val="20"/>
-              </w:rPr>
-            </w:pPr>
-            <w:r>
-              <w:rPr>
-                <w:rFonts w:ascii="Times New Roman" w:hAnsi="Times New Roman" w:cs="Times New Roman"/>
-                <w:sz w:val="20"/>
-                <w:szCs w:val="20"/>
-              </w:rPr>
-              <w:t>2011-06-07</w:t>
-            </w:r>
-          </w:p>
-        </w:tc>
-        <w:tc>
-          <w:tcPr>
-            <w:tcW w:w="1350" w:type="dxa"/>
-            <w:vAlign w:val="bottom"/>
-          </w:tcPr>
-          <w:p>
-            <w:pPr>
-              <w:pStyle w:val="ListParagraph"/>
-              <w:spacing w:after="200" w:line="360" w:lineRule="auto"/>
-              <w:ind w:left="0"/>
-              <w:jc w:val="right"/>
-              <w:rPr>
-                <w:rFonts w:ascii="Times New Roman" w:hAnsi="Times New Roman" w:cs="Times New Roman"/>
-                <w:sz w:val="20"/>
-                <w:szCs w:val="20"/>
-              </w:rPr>
-            </w:pPr>
-            <w:r>
-              <w:rPr>
-                <w:rFonts w:ascii="Times New Roman" w:hAnsi="Times New Roman" w:cs="Times New Roman"/>
-                <w:sz w:val="20"/>
-                <w:szCs w:val="20"/>
-              </w:rPr>
-              <w:t>$206,850</w:t>
-            </w:r>
-          </w:p>
-        </w:tc>
-      </w:tr>
-      <w:tr>
-        <w:trPr>
-          <w:jc w:val="center"/>
-        </w:trPr>
-        <w:tc>
-          <w:tcPr>
-            <w:tcW w:w="1525" w:type="dxa"/>
-            <w:vAlign w:val="center"/>
-          </w:tcPr>
-          <w:p>
-            <w:pPr>
-              <w:pStyle w:val="ListParagraph"/>
-              <w:spacing w:after="200" w:line="360" w:lineRule="auto"/>
-              <w:ind w:left="0"/>
-              <w:jc w:val="left"/>
-              <w:rPr>
-                <w:rFonts w:ascii="Times New Roman" w:hAnsi="Times New Roman" w:cs="Times New Roman"/>
-                <w:sz w:val="20"/>
-                <w:szCs w:val="20"/>
-              </w:rPr>
-            </w:pPr>
-            <w:r>
-              <w:rPr>
-                <w:rFonts w:ascii="Times New Roman" w:hAnsi="Times New Roman" w:cs="Times New Roman"/>
-                <w:sz w:val="20"/>
-                <w:szCs w:val="20"/>
-              </w:rPr>
-              <w:t>Brielle Williamson</w:t>
-            </w:r>
-          </w:p>
-        </w:tc>
-        <w:tc>
-          <w:tcPr>
-            <w:tcW w:w="1710" w:type="dxa"/>
-            <w:vAlign w:val="center"/>
-          </w:tcPr>
-          <w:p>
-            <w:pPr>
-              <w:pStyle w:val="ListParagraph"/>
-              <w:spacing w:after="200" w:line="360" w:lineRule="auto"/>
-              <w:ind w:left="0"/>
-              <w:jc w:val="left"/>
-              <w:rPr>
-                <w:rFonts w:ascii="Times New Roman" w:hAnsi="Times New Roman" w:cs="Times New Roman"/>
-                <w:sz w:val="20"/>
-                <w:szCs w:val="20"/>
-              </w:rPr>
-            </w:pPr>
-            <w:r>
-              <w:rPr>
-                <w:rFonts w:ascii="Times New Roman" w:hAnsi="Times New Roman" w:cs="Times New Roman"/>
-                <w:sz w:val="20"/>
-                <w:szCs w:val="20"/>
-              </w:rPr>
-              <w:t>Integration Specialist</w:t>
-            </w:r>
-          </w:p>
-        </w:tc>
-        <w:tc>
-          <w:tcPr>
-            <w:tcW w:w="1350" w:type="dxa"/>
-            <w:vAlign w:val="center"/>
-          </w:tcPr>
-          <w:p>
-            <w:pPr>
-              <w:pStyle w:val="ListParagraph"/>
-              <w:spacing w:after="200" w:line="360" w:lineRule="auto"/>
-              <w:ind w:left="0"/>
-              <w:jc w:val="left"/>
-              <w:rPr>
-                <w:rFonts w:ascii="Times New Roman" w:hAnsi="Times New Roman" w:cs="Times New Roman"/>
-                <w:sz w:val="20"/>
-                <w:szCs w:val="20"/>
-              </w:rPr>
-            </w:pPr>
-            <w:r>
-              <w:rPr>
-                <w:rFonts w:ascii="Times New Roman" w:hAnsi="Times New Roman" w:cs="Times New Roman"/>
-                <w:sz w:val="20"/>
-                <w:szCs w:val="20"/>
-              </w:rPr>
-              <w:t>New York</w:t>
-            </w:r>
-          </w:p>
-        </w:tc>
-        <w:tc>
-          <w:tcPr>
-            <w:tcW w:w="990" w:type="dxa"/>
-            <w:vAlign w:val="center"/>
-          </w:tcPr>
-          <w:p>
-            <w:pPr>
-              <w:pStyle w:val="ListParagraph"/>
-              <w:spacing w:after="200" w:line="360" w:lineRule="auto"/>
-              <w:ind w:left="0"/>
-              <w:jc w:val="center"/>
-              <w:rPr>
-                <w:rFonts w:ascii="Times New Roman" w:hAnsi="Times New Roman" w:cs="Times New Roman"/>
-                <w:sz w:val="20"/>
-                <w:szCs w:val="20"/>
-              </w:rPr>
-            </w:pPr>
-            <w:r>
-              <w:rPr>
-                <w:rFonts w:ascii="Times New Roman" w:hAnsi="Times New Roman" w:cs="Times New Roman"/>
-                <w:sz w:val="20"/>
-                <w:szCs w:val="20"/>
-              </w:rPr>
-              <w:t>61</w:t>
-            </w:r>
-          </w:p>
-        </w:tc>
-        <w:tc>
-          <w:tcPr>
-            <w:tcW w:w="1350" w:type="dxa"/>
-            <w:vAlign w:val="center"/>
-          </w:tcPr>
-          <w:p>
-            <w:pPr>
-              <w:pStyle w:val="ListParagraph"/>
-              <w:spacing w:after="200" w:line="360" w:lineRule="auto"/>
-              <w:ind w:left="0"/>
-              <w:jc w:val="center"/>
-              <w:rPr>
-                <w:rFonts w:ascii="Times New Roman" w:hAnsi="Times New Roman" w:cs="Times New Roman"/>
-                <w:sz w:val="20"/>
-                <w:szCs w:val="20"/>
-              </w:rPr>
-            </w:pPr>
-            <w:r>
-              <w:rPr>
-                <w:rFonts w:ascii="Times New Roman" w:hAnsi="Times New Roman" w:cs="Times New Roman"/>
-                <w:sz w:val="20"/>
-                <w:szCs w:val="20"/>
-              </w:rPr>
-              <w:t>2012-12-02</w:t>
-            </w:r>
-          </w:p>
-        </w:tc>
-        <w:tc>
-          <w:tcPr>
-            <w:tcW w:w="1350" w:type="dxa"/>
-            <w:vAlign w:val="bottom"/>
-          </w:tcPr>
-          <w:p>
-            <w:pPr>
-              <w:pStyle w:val="ListParagraph"/>
-              <w:spacing w:after="200" w:line="360" w:lineRule="auto"/>
-              <w:ind w:left="0"/>
-              <w:jc w:val="right"/>
-              <w:rPr>
-                <w:rFonts w:ascii="Times New Roman" w:hAnsi="Times New Roman" w:cs="Times New Roman"/>
-                <w:sz w:val="20"/>
-                <w:szCs w:val="20"/>
-              </w:rPr>
-            </w:pPr>
-            <w:r>
-              <w:rPr>
-                <w:rFonts w:ascii="Times New Roman" w:hAnsi="Times New Roman" w:cs="Times New Roman"/>
-                <w:sz w:val="20"/>
-                <w:szCs w:val="20"/>
-              </w:rPr>
-              <w:t>$372,000</w:t>
-            </w:r>
-          </w:p>
-        </w:tc>
-      </w:tr>
-      <w:tr>
-        <w:trPr>
-          <w:trHeight w:val="576"/>
-          <w:jc w:val="center"/>
-        </w:trPr>
-        <w:tc>
-          <w:tcPr>
-            <w:tcW w:w="1525" w:type="dxa"/>
-            <w:vAlign w:val="center"/>
-          </w:tcPr>
-          <w:p>
-            <w:pPr>
-              <w:pStyle w:val="ListParagraph"/>
-              <w:spacing w:after="200" w:line="360" w:lineRule="auto"/>
-              <w:ind w:left="0"/>
-              <w:jc w:val="left"/>
-              <w:rPr>
-                <w:rFonts w:ascii="Times New Roman" w:hAnsi="Times New Roman" w:cs="Times New Roman"/>
-                <w:sz w:val="20"/>
-                <w:szCs w:val="20"/>
-              </w:rPr>
-            </w:pPr>
-            <w:r>
-              <w:rPr>
-                <w:rFonts w:ascii="Times New Roman" w:hAnsi="Times New Roman" w:cs="Times New Roman"/>
-                <w:sz w:val="20"/>
-                <w:szCs w:val="20"/>
-              </w:rPr>
-              <w:t>Bruno Nash</w:t>
-            </w:r>
-          </w:p>
-        </w:tc>
-        <w:tc>
-          <w:tcPr>
-            <w:tcW w:w="1710" w:type="dxa"/>
-            <w:vAlign w:val="center"/>
-          </w:tcPr>
-          <w:p>
-            <w:pPr>
-              <w:pStyle w:val="ListParagraph"/>
-              <w:spacing w:after="200" w:line="360" w:lineRule="auto"/>
-              <w:ind w:left="0"/>
-              <w:jc w:val="left"/>
-              <w:rPr>
-                <w:rFonts w:ascii="Times New Roman" w:hAnsi="Times New Roman" w:cs="Times New Roman"/>
-                <w:sz w:val="20"/>
-                <w:szCs w:val="20"/>
-              </w:rPr>
-            </w:pPr>
-            <w:r>
-              <w:rPr>
-                <w:rFonts w:ascii="Times New Roman" w:hAnsi="Times New Roman" w:cs="Times New Roman"/>
-                <w:sz w:val="20"/>
-                <w:szCs w:val="20"/>
-              </w:rPr>
-              <w:t>Software Engineer</w:t>
-            </w:r>
-          </w:p>
-        </w:tc>
-        <w:tc>
-          <w:tcPr>
-            <w:tcW w:w="1350" w:type="dxa"/>
-            <w:vAlign w:val="center"/>
-          </w:tcPr>
-          <w:p>
-            <w:pPr>
-              <w:pStyle w:val="ListParagraph"/>
-              <w:spacing w:after="200" w:line="360" w:lineRule="auto"/>
-              <w:ind w:left="0"/>
-              <w:jc w:val="left"/>
-              <w:rPr>
-                <w:rFonts w:ascii="Times New Roman" w:hAnsi="Times New Roman" w:cs="Times New Roman"/>
-                <w:sz w:val="20"/>
-                <w:szCs w:val="20"/>
-              </w:rPr>
-            </w:pPr>
-            <w:r>
-              <w:rPr>
-                <w:rFonts w:ascii="Times New Roman" w:hAnsi="Times New Roman" w:cs="Times New Roman"/>
-                <w:sz w:val="20"/>
-                <w:szCs w:val="20"/>
-              </w:rPr>
-              <w:t>London</w:t>
-            </w:r>
-          </w:p>
-        </w:tc>
-        <w:tc>
-          <w:tcPr>
-            <w:tcW w:w="990" w:type="dxa"/>
-            <w:vAlign w:val="center"/>
-          </w:tcPr>
-          <w:p>
-            <w:pPr>
-              <w:pStyle w:val="ListParagraph"/>
-              <w:spacing w:after="200" w:line="360" w:lineRule="auto"/>
-              <w:ind w:left="0"/>
-              <w:jc w:val="center"/>
-              <w:rPr>
-                <w:rFonts w:ascii="Times New Roman" w:hAnsi="Times New Roman" w:cs="Times New Roman"/>
-                <w:sz w:val="20"/>
-                <w:szCs w:val="20"/>
-              </w:rPr>
-            </w:pPr>
-            <w:r>
-              <w:rPr>
-                <w:rFonts w:ascii="Times New Roman" w:hAnsi="Times New Roman" w:cs="Times New Roman"/>
-                <w:sz w:val="20"/>
-                <w:szCs w:val="20"/>
-              </w:rPr>
-              <w:t>38</w:t>
-            </w:r>
-          </w:p>
-        </w:tc>
-        <w:tc>
-          <w:tcPr>
-            <w:tcW w:w="1350" w:type="dxa"/>
-            <w:vAlign w:val="center"/>
-          </w:tcPr>
-          <w:p>
-            <w:pPr>
-              <w:pStyle w:val="ListParagraph"/>
-              <w:spacing w:after="200" w:line="360" w:lineRule="auto"/>
-              <w:ind w:left="0"/>
-              <w:jc w:val="center"/>
-              <w:rPr>
-                <w:rFonts w:ascii="Times New Roman" w:hAnsi="Times New Roman" w:cs="Times New Roman"/>
-                <w:sz w:val="20"/>
-                <w:szCs w:val="20"/>
-              </w:rPr>
-            </w:pPr>
-            <w:r>
-              <w:rPr>
-                <w:rFonts w:ascii="Times New Roman" w:hAnsi="Times New Roman" w:cs="Times New Roman"/>
-                <w:sz w:val="20"/>
-                <w:szCs w:val="20"/>
-              </w:rPr>
-              <w:t>2011-05-03</w:t>
-            </w:r>
-          </w:p>
-        </w:tc>
-        <w:tc>
-          <w:tcPr>
-            <w:tcW w:w="1350" w:type="dxa"/>
-            <w:vAlign w:val="bottom"/>
-          </w:tcPr>
-          <w:p>
-            <w:pPr>
-              <w:pStyle w:val="ListParagraph"/>
-              <w:spacing w:after="200" w:line="360" w:lineRule="auto"/>
-              <w:ind w:left="0"/>
-              <w:jc w:val="right"/>
-              <w:rPr>
-                <w:rFonts w:ascii="Times New Roman" w:hAnsi="Times New Roman" w:cs="Times New Roman"/>
-                <w:sz w:val="20"/>
-                <w:szCs w:val="20"/>
-              </w:rPr>
-            </w:pPr>
-            <w:r>
-              <w:rPr>
-                <w:rFonts w:ascii="Times New Roman" w:hAnsi="Times New Roman" w:cs="Times New Roman"/>
-                <w:sz w:val="20"/>
-                <w:szCs w:val="20"/>
-              </w:rPr>
-              <w:t>$163,500</w:t>
-            </w:r>
-          </w:p>
-        </w:tc>
-      </w:tr>
-      <w:tr>
-        <w:trPr>
-          <w:trHeight w:val="576"/>
-          <w:jc w:val="center"/>
-        </w:trPr>
-        <w:tc>
-          <w:tcPr>
-            <w:tcW w:w="1525" w:type="dxa"/>
-            <w:vAlign w:val="center"/>
-          </w:tcPr>
-          <w:p>
-            <w:pPr>
-              <w:pStyle w:val="ListParagraph"/>
-              <w:spacing w:after="200" w:line="360" w:lineRule="auto"/>
-              <w:ind w:left="0"/>
-              <w:jc w:val="left"/>
-              <w:rPr>
-                <w:rFonts w:ascii="Times New Roman" w:hAnsi="Times New Roman" w:cs="Times New Roman"/>
-                <w:sz w:val="20"/>
-                <w:szCs w:val="20"/>
-              </w:rPr>
-            </w:pPr>
-            <w:r>
-              <w:rPr>
-                <w:rFonts w:ascii="Times New Roman" w:hAnsi="Times New Roman" w:cs="Times New Roman"/>
-                <w:sz w:val="20"/>
-                <w:szCs w:val="20"/>
-              </w:rPr>
-              <w:t>Caesar Vance</w:t>
-            </w:r>
-          </w:p>
-        </w:tc>
-        <w:tc>
-          <w:tcPr>
-            <w:tcW w:w="1710" w:type="dxa"/>
-            <w:vAlign w:val="center"/>
-          </w:tcPr>
-          <w:p>
-            <w:pPr>
-              <w:pStyle w:val="ListParagraph"/>
-              <w:spacing w:after="200" w:line="360" w:lineRule="auto"/>
-              <w:ind w:left="0"/>
-              <w:jc w:val="left"/>
-              <w:rPr>
-                <w:rFonts w:ascii="Times New Roman" w:hAnsi="Times New Roman" w:cs="Times New Roman"/>
-                <w:sz w:val="20"/>
-                <w:szCs w:val="20"/>
-              </w:rPr>
-            </w:pPr>
-            <w:r>
-              <w:rPr>
-                <w:rFonts w:ascii="Times New Roman" w:hAnsi="Times New Roman" w:cs="Times New Roman"/>
-                <w:sz w:val="20"/>
-                <w:szCs w:val="20"/>
-              </w:rPr>
-              <w:t>Pre-Sales Support</w:t>
-            </w:r>
-          </w:p>
-        </w:tc>
-        <w:tc>
-          <w:tcPr>
-            <w:tcW w:w="1350" w:type="dxa"/>
-            <w:vAlign w:val="center"/>
-          </w:tcPr>
-          <w:p>
-            <w:pPr>
-              <w:pStyle w:val="ListParagraph"/>
-              <w:spacing w:after="200" w:line="360" w:lineRule="auto"/>
-              <w:ind w:left="0"/>
-              <w:jc w:val="left"/>
-              <w:rPr>
-                <w:rFonts w:ascii="Times New Roman" w:hAnsi="Times New Roman" w:cs="Times New Roman"/>
-                <w:sz w:val="20"/>
-                <w:szCs w:val="20"/>
-              </w:rPr>
-            </w:pPr>
-            <w:r>
-              <w:rPr>
-                <w:rFonts w:ascii="Times New Roman" w:hAnsi="Times New Roman" w:cs="Times New Roman"/>
-                <w:sz w:val="20"/>
-                <w:szCs w:val="20"/>
-              </w:rPr>
-              <w:t>New York</w:t>
-            </w:r>
-          </w:p>
-        </w:tc>
-        <w:tc>
-          <w:tcPr>
-            <w:tcW w:w="990" w:type="dxa"/>
-            <w:vAlign w:val="center"/>
-          </w:tcPr>
-          <w:p>
-            <w:pPr>
-              <w:pStyle w:val="ListParagraph"/>
-              <w:spacing w:after="200" w:line="360" w:lineRule="auto"/>
-              <w:ind w:left="0"/>
-              <w:jc w:val="center"/>
-              <w:rPr>
-                <w:rFonts w:ascii="Times New Roman" w:hAnsi="Times New Roman" w:cs="Times New Roman"/>
-                <w:sz w:val="20"/>
-                <w:szCs w:val="20"/>
-              </w:rPr>
-            </w:pPr>
-            <w:r>
-              <w:rPr>
-                <w:rFonts w:ascii="Times New Roman" w:hAnsi="Times New Roman" w:cs="Times New Roman"/>
-                <w:sz w:val="20"/>
-                <w:szCs w:val="20"/>
-              </w:rPr>
-              <w:t>21</w:t>
-            </w:r>
-          </w:p>
-        </w:tc>
-        <w:tc>
-          <w:tcPr>
-            <w:tcW w:w="1350" w:type="dxa"/>
-            <w:vAlign w:val="center"/>
-          </w:tcPr>
-          <w:p>
-            <w:pPr>
-              <w:pStyle w:val="ListParagraph"/>
-              <w:spacing w:after="200" w:line="360" w:lineRule="auto"/>
-              <w:ind w:left="0"/>
-              <w:jc w:val="center"/>
-              <w:rPr>
-                <w:rFonts w:ascii="Times New Roman" w:hAnsi="Times New Roman" w:cs="Times New Roman"/>
-                <w:sz w:val="20"/>
-                <w:szCs w:val="20"/>
-              </w:rPr>
-            </w:pPr>
-            <w:r>
-              <w:rPr>
-                <w:rFonts w:ascii="Times New Roman" w:hAnsi="Times New Roman" w:cs="Times New Roman"/>
-                <w:sz w:val="20"/>
-                <w:szCs w:val="20"/>
-              </w:rPr>
-              <w:t>2011-12-12</w:t>
-            </w:r>
-          </w:p>
-        </w:tc>
-        <w:tc>
-          <w:tcPr>
-            <w:tcW w:w="1350" w:type="dxa"/>
-            <w:vAlign w:val="bottom"/>
-          </w:tcPr>
-          <w:p>
-            <w:pPr>
-              <w:pStyle w:val="ListParagraph"/>
-              <w:spacing w:after="200" w:line="360" w:lineRule="auto"/>
-              <w:ind w:left="0"/>
-              <w:jc w:val="right"/>
-              <w:rPr>
-                <w:rFonts w:ascii="Times New Roman" w:hAnsi="Times New Roman" w:cs="Times New Roman"/>
-                <w:sz w:val="20"/>
-                <w:szCs w:val="20"/>
-              </w:rPr>
-            </w:pPr>
-            <w:r>
-              <w:rPr>
-                <w:rFonts w:ascii="Times New Roman" w:hAnsi="Times New Roman" w:cs="Times New Roman"/>
-                <w:sz w:val="20"/>
-                <w:szCs w:val="20"/>
-              </w:rPr>
-              <w:t>$106,450</w:t>
-            </w:r>
-          </w:p>
-        </w:tc>
-      </w:tr>
-      <w:tr>
-        <w:trPr>
-          <w:trHeight w:val="576"/>
-          <w:jc w:val="center"/>
-        </w:trPr>
-        <w:tc>
-          <w:tcPr>
-            <w:tcW w:w="1525" w:type="dxa"/>
-            <w:vAlign w:val="center"/>
-          </w:tcPr>
-          <w:p>
-            <w:pPr>
-              <w:pStyle w:val="ListParagraph"/>
-              <w:spacing w:after="200" w:line="360" w:lineRule="auto"/>
-              <w:ind w:left="0"/>
-              <w:jc w:val="left"/>
-              <w:rPr>
-                <w:rFonts w:ascii="Times New Roman" w:hAnsi="Times New Roman" w:cs="Times New Roman"/>
-                <w:sz w:val="20"/>
-                <w:szCs w:val="20"/>
-              </w:rPr>
-            </w:pPr>
-            <w:r>
-              <w:rPr>
-                <w:rFonts w:ascii="Times New Roman" w:hAnsi="Times New Roman" w:cs="Times New Roman"/>
-                <w:sz w:val="20"/>
-                <w:szCs w:val="20"/>
-              </w:rPr>
-              <w:t>Cara Stevens</w:t>
-            </w:r>
-          </w:p>
-        </w:tc>
-        <w:tc>
-          <w:tcPr>
-            <w:tcW w:w="1710" w:type="dxa"/>
-            <w:vAlign w:val="center"/>
-          </w:tcPr>
-          <w:p>
-            <w:pPr>
-              <w:pStyle w:val="ListParagraph"/>
-              <w:spacing w:after="200" w:line="360" w:lineRule="auto"/>
-              <w:ind w:left="0"/>
-              <w:jc w:val="left"/>
-              <w:rPr>
-                <w:rFonts w:ascii="Times New Roman" w:hAnsi="Times New Roman" w:cs="Times New Roman"/>
-                <w:sz w:val="20"/>
-                <w:szCs w:val="20"/>
-              </w:rPr>
-            </w:pPr>
-            <w:r>
-              <w:rPr>
-                <w:rFonts w:ascii="Times New Roman" w:hAnsi="Times New Roman" w:cs="Times New Roman"/>
-                <w:sz w:val="20"/>
-                <w:szCs w:val="20"/>
-              </w:rPr>
-              <w:t>Sales Assistant</w:t>
-            </w:r>
-          </w:p>
-        </w:tc>
-        <w:tc>
-          <w:tcPr>
-            <w:tcW w:w="1350" w:type="dxa"/>
-            <w:vAlign w:val="center"/>
-          </w:tcPr>
-          <w:p>
-            <w:pPr>
-              <w:pStyle w:val="ListParagraph"/>
-              <w:spacing w:after="200" w:line="360" w:lineRule="auto"/>
-              <w:ind w:left="0"/>
-              <w:jc w:val="left"/>
-              <w:rPr>
-                <w:rFonts w:ascii="Times New Roman" w:hAnsi="Times New Roman" w:cs="Times New Roman"/>
-                <w:sz w:val="20"/>
-                <w:szCs w:val="20"/>
-              </w:rPr>
-            </w:pPr>
-            <w:r>
-              <w:rPr>
-                <w:rFonts w:ascii="Times New Roman" w:hAnsi="Times New Roman" w:cs="Times New Roman"/>
-                <w:sz w:val="20"/>
-                <w:szCs w:val="20"/>
-              </w:rPr>
-              <w:t>New York</w:t>
-            </w:r>
-          </w:p>
-        </w:tc>
-        <w:tc>
-          <w:tcPr>
-            <w:tcW w:w="990" w:type="dxa"/>
-            <w:vAlign w:val="center"/>
-          </w:tcPr>
-          <w:p>
-            <w:pPr>
-              <w:pStyle w:val="ListParagraph"/>
-              <w:spacing w:after="200" w:line="360" w:lineRule="auto"/>
-              <w:ind w:left="0"/>
-              <w:jc w:val="center"/>
-              <w:rPr>
-                <w:rFonts w:ascii="Times New Roman" w:hAnsi="Times New Roman" w:cs="Times New Roman"/>
-                <w:sz w:val="20"/>
-                <w:szCs w:val="20"/>
-              </w:rPr>
-            </w:pPr>
-            <w:r>
-              <w:rPr>
-                <w:rFonts w:ascii="Times New Roman" w:hAnsi="Times New Roman" w:cs="Times New Roman"/>
-                <w:sz w:val="20"/>
-                <w:szCs w:val="20"/>
-              </w:rPr>
-              <w:t>46</w:t>
-            </w:r>
-          </w:p>
-        </w:tc>
-        <w:tc>
-          <w:tcPr>
-            <w:tcW w:w="1350" w:type="dxa"/>
-            <w:vAlign w:val="center"/>
-          </w:tcPr>
-          <w:p>
-            <w:pPr>
-              <w:pStyle w:val="ListParagraph"/>
-              <w:spacing w:after="200" w:line="360" w:lineRule="auto"/>
-              <w:ind w:left="0"/>
-              <w:jc w:val="center"/>
-              <w:rPr>
-                <w:rFonts w:ascii="Times New Roman" w:hAnsi="Times New Roman" w:cs="Times New Roman"/>
-                <w:sz w:val="20"/>
-                <w:szCs w:val="20"/>
-              </w:rPr>
-            </w:pPr>
-            <w:r>
-              <w:rPr>
-                <w:rFonts w:ascii="Times New Roman" w:hAnsi="Times New Roman" w:cs="Times New Roman"/>
-                <w:sz w:val="20"/>
-                <w:szCs w:val="20"/>
-              </w:rPr>
-              <w:t>2011-12-06</w:t>
-            </w:r>
-          </w:p>
-        </w:tc>
-        <w:tc>
-          <w:tcPr>
-            <w:tcW w:w="1350" w:type="dxa"/>
-            <w:vAlign w:val="bottom"/>
-          </w:tcPr>
-          <w:p>
-            <w:pPr>
-              <w:pStyle w:val="ListParagraph"/>
-              <w:spacing w:after="200" w:line="360" w:lineRule="auto"/>
-              <w:ind w:left="0"/>
-              <w:jc w:val="right"/>
-              <w:rPr>
-                <w:rFonts w:ascii="Times New Roman" w:hAnsi="Times New Roman" w:cs="Times New Roman"/>
-                <w:sz w:val="20"/>
-                <w:szCs w:val="20"/>
-              </w:rPr>
-            </w:pPr>
-            <w:r>
-              <w:rPr>
-                <w:rFonts w:ascii="Times New Roman" w:hAnsi="Times New Roman" w:cs="Times New Roman"/>
-                <w:sz w:val="20"/>
-                <w:szCs w:val="20"/>
-              </w:rPr>
-              <w:t>$145,600</w:t>
-            </w:r>
-          </w:p>
-        </w:tc>
-      </w:tr>
-      <w:tr>
-        <w:trPr>
-          <w:trHeight w:val="720"/>
-          <w:jc w:val="center"/>
-        </w:trPr>
-        <w:tc>
-          <w:tcPr>
-            <w:tcW w:w="1525" w:type="dxa"/>
-            <w:vAlign w:val="center"/>
-          </w:tcPr>
-          <w:p>
-            <w:pPr>
-              <w:pStyle w:val="ListParagraph"/>
-              <w:spacing w:after="200" w:line="360" w:lineRule="auto"/>
-              <w:ind w:left="0"/>
-              <w:jc w:val="left"/>
-              <w:rPr>
-                <w:rFonts w:ascii="Times New Roman" w:hAnsi="Times New Roman" w:cs="Times New Roman"/>
-                <w:sz w:val="20"/>
-                <w:szCs w:val="20"/>
-              </w:rPr>
-            </w:pPr>
-            <w:r>
-              <w:rPr>
-                <w:rFonts w:ascii="Times New Roman" w:hAnsi="Times New Roman" w:cs="Times New Roman"/>
-                <w:sz w:val="20"/>
-                <w:szCs w:val="20"/>
-              </w:rPr>
-              <w:t>Cedric Kelly</w:t>
-            </w:r>
-          </w:p>
-        </w:tc>
-        <w:tc>
-          <w:tcPr>
-            <w:tcW w:w="1710" w:type="dxa"/>
-            <w:vAlign w:val="center"/>
-          </w:tcPr>
-          <w:p>
-            <w:pPr>
-              <w:pStyle w:val="ListParagraph"/>
-              <w:spacing w:after="200" w:line="360" w:lineRule="auto"/>
-              <w:ind w:left="0"/>
-              <w:jc w:val="left"/>
-              <w:rPr>
-                <w:rFonts w:ascii="Times New Roman" w:hAnsi="Times New Roman" w:cs="Times New Roman"/>
-                <w:sz w:val="20"/>
-                <w:szCs w:val="20"/>
-              </w:rPr>
-            </w:pPr>
-            <w:r>
-              <w:rPr>
-                <w:rFonts w:ascii="Times New Roman" w:hAnsi="Times New Roman" w:cs="Times New Roman"/>
-                <w:sz w:val="20"/>
-                <w:szCs w:val="20"/>
-              </w:rPr>
-              <w:t xml:space="preserve">Senior </w:t>
-            </w:r>
-            <w:proofErr w:type="spellStart"/>
-            <w:r>
-              <w:rPr>
-                <w:rFonts w:ascii="Times New Roman" w:hAnsi="Times New Roman" w:cs="Times New Roman"/>
-                <w:sz w:val="20"/>
-                <w:szCs w:val="20"/>
-              </w:rPr>
-              <w:t>Javascript</w:t>
-            </w:r>
-            <w:proofErr w:type="spellEnd"/>
-            <w:r>
-              <w:rPr>
-                <w:rFonts w:ascii="Times New Roman" w:hAnsi="Times New Roman" w:cs="Times New Roman"/>
-                <w:sz w:val="20"/>
-                <w:szCs w:val="20"/>
-              </w:rPr>
-              <w:t xml:space="preserve"> Developer</w:t>
-            </w:r>
-          </w:p>
-        </w:tc>
-        <w:tc>
-          <w:tcPr>
-            <w:tcW w:w="1350" w:type="dxa"/>
-            <w:vAlign w:val="center"/>
-          </w:tcPr>
-          <w:p>
-            <w:pPr>
-              <w:pStyle w:val="ListParagraph"/>
-              <w:spacing w:after="200" w:line="360" w:lineRule="auto"/>
-              <w:ind w:left="0"/>
-              <w:jc w:val="left"/>
-              <w:rPr>
-                <w:rFonts w:ascii="Times New Roman" w:hAnsi="Times New Roman" w:cs="Times New Roman"/>
-                <w:sz w:val="20"/>
-                <w:szCs w:val="20"/>
-              </w:rPr>
-            </w:pPr>
-            <w:r>
-              <w:rPr>
-                <w:rFonts w:ascii="Times New Roman" w:hAnsi="Times New Roman" w:cs="Times New Roman"/>
-                <w:sz w:val="20"/>
-                <w:szCs w:val="20"/>
-              </w:rPr>
-              <w:t>Edinburgh</w:t>
-            </w:r>
-          </w:p>
-        </w:tc>
-        <w:tc>
-          <w:tcPr>
-            <w:tcW w:w="990" w:type="dxa"/>
-            <w:vAlign w:val="center"/>
-          </w:tcPr>
-          <w:p>
-            <w:pPr>
-              <w:pStyle w:val="ListParagraph"/>
-              <w:spacing w:after="200" w:line="360" w:lineRule="auto"/>
-              <w:ind w:left="0"/>
-              <w:jc w:val="center"/>
-              <w:rPr>
-                <w:rFonts w:ascii="Times New Roman" w:hAnsi="Times New Roman" w:cs="Times New Roman"/>
-                <w:sz w:val="20"/>
-                <w:szCs w:val="20"/>
-              </w:rPr>
-            </w:pPr>
-            <w:r>
-              <w:rPr>
-                <w:rFonts w:ascii="Times New Roman" w:hAnsi="Times New Roman" w:cs="Times New Roman"/>
-                <w:sz w:val="20"/>
-                <w:szCs w:val="20"/>
-              </w:rPr>
-              <w:t>22</w:t>
-            </w:r>
-          </w:p>
-        </w:tc>
-        <w:tc>
-          <w:tcPr>
-            <w:tcW w:w="1350" w:type="dxa"/>
-            <w:vAlign w:val="center"/>
-          </w:tcPr>
-          <w:p>
-            <w:pPr>
-              <w:pStyle w:val="ListParagraph"/>
-              <w:spacing w:after="200" w:line="360" w:lineRule="auto"/>
-              <w:ind w:left="0"/>
-              <w:jc w:val="center"/>
-              <w:rPr>
-                <w:rFonts w:ascii="Times New Roman" w:hAnsi="Times New Roman" w:cs="Times New Roman"/>
-                <w:sz w:val="20"/>
-                <w:szCs w:val="20"/>
-              </w:rPr>
-            </w:pPr>
-            <w:r>
-              <w:rPr>
-                <w:rFonts w:ascii="Times New Roman" w:hAnsi="Times New Roman" w:cs="Times New Roman"/>
-                <w:sz w:val="20"/>
-                <w:szCs w:val="20"/>
-              </w:rPr>
-              <w:t>2012-03-29</w:t>
-            </w:r>
-          </w:p>
-        </w:tc>
-        <w:tc>
-          <w:tcPr>
-            <w:tcW w:w="1350" w:type="dxa"/>
-            <w:vAlign w:val="bottom"/>
-          </w:tcPr>
-          <w:p>
-            <w:pPr>
-              <w:pStyle w:val="ListParagraph"/>
-              <w:spacing w:after="200" w:line="360" w:lineRule="auto"/>
-              <w:ind w:left="0"/>
-              <w:jc w:val="right"/>
-              <w:rPr>
-                <w:rFonts w:ascii="Times New Roman" w:hAnsi="Times New Roman" w:cs="Times New Roman"/>
-                <w:sz w:val="20"/>
-                <w:szCs w:val="20"/>
-              </w:rPr>
-            </w:pPr>
-            <w:r>
-              <w:rPr>
-                <w:rFonts w:ascii="Times New Roman" w:hAnsi="Times New Roman" w:cs="Times New Roman"/>
-                <w:sz w:val="20"/>
-                <w:szCs w:val="20"/>
-              </w:rPr>
-              <w:t>$433,060</w:t>
-            </w:r>
-          </w:p>
-        </w:tc>
-      </w:tr>
-    </w:tbl>
-    <w:p>
-      <w:pPr>
-        <w:pStyle w:val="ListParagraph"/>
-        <w:spacing w:after="200" w:line="360" w:lineRule="auto"/>
-        <w:ind w:left="0" w:firstLine="720"/>
-        <w:rPr>
-          <w:rFonts w:cs="Times New Roman"/>
-          <w:szCs w:val="24"/>
-        </w:rPr>
-      </w:pPr>
-    </w:p>
-    <w:p>
-      <w:pPr>
-        <w:spacing w:after="0" w:line="360" w:lineRule="auto"/>
-        <w:ind w:firstLine="720"/>
-        <w:rPr>
-          <w:rFonts w:cs="Times New Roman"/>
-          <w:szCs w:val="24"/>
-        </w:rPr>
-      </w:pPr>
-    </w:p>
-    <w:p>
-      <w:pPr>
-        <w:spacing w:after="0" w:line="360" w:lineRule="auto"/>
-        <w:ind w:firstLine="720"/>
-        <w:rPr>
-          <w:rFonts w:cs="Times New Roman"/>
-          <w:szCs w:val="24"/>
-        </w:rPr>
-      </w:pPr>
-    </w:p>
-    <w:p>
-      <w:pPr>
-        <w:spacing w:after="0" w:line="360" w:lineRule="auto"/>
-        <w:ind w:firstLine="720"/>
-        <w:rPr>
-          <w:rFonts w:cs="Times New Roman"/>
-          <w:szCs w:val="24"/>
-        </w:rPr>
-      </w:pPr>
-    </w:p>
-    <w:p>
-      <w:pPr>
-        <w:spacing w:after="0" w:line="360" w:lineRule="auto"/>
-        <w:ind w:firstLine="720"/>
-        <w:rPr>
-          <w:rFonts w:cs="Times New Roman"/>
-          <w:szCs w:val="24"/>
-        </w:rPr>
-      </w:pPr>
-    </w:p>
-    <w:p>
-      <w:pPr>
-        <w:spacing w:after="0" w:line="360" w:lineRule="auto"/>
-        <w:ind w:firstLine="720"/>
-        <w:rPr>
-          <w:rFonts w:cs="Times New Roman"/>
-          <w:szCs w:val="24"/>
-        </w:rPr>
-      </w:pPr>
-    </w:p>
-    <w:p>
-      <w:pPr>
-        <w:spacing w:after="0" w:line="360" w:lineRule="auto"/>
-        <w:ind w:firstLine="720"/>
-        <w:rPr>
-          <w:rFonts w:cs="Times New Roman"/>
-          <w:szCs w:val="24"/>
-        </w:rPr>
-      </w:pPr>
-    </w:p>
-    <w:p>
-      <w:pPr>
-        <w:spacing w:after="0" w:line="360" w:lineRule="auto"/>
-        <w:ind w:firstLine="720"/>
-        <w:rPr>
-          <w:rFonts w:cs="Times New Roman"/>
-          <w:szCs w:val="24"/>
-        </w:rPr>
-      </w:pPr>
-    </w:p>
-    <w:p>
-      <w:pPr>
-        <w:spacing w:after="0" w:line="360" w:lineRule="auto"/>
-        <w:rPr>
-          <w:rFonts w:cs="Times New Roman"/>
-          <w:szCs w:val="24"/>
-        </w:rPr>
-      </w:pPr>
-    </w:p>
-    <w:p>
-      <w:pPr>
-        <w:pStyle w:val="Heading2"/>
-      </w:pPr>
-      <w:bookmarkStart w:id="266" w:name="_Toc22479261"/>
-      <w:bookmarkStart w:id="267" w:name="_Toc22850804"/>
-      <w:bookmarkStart w:id="268" w:name="_Toc24212351"/>
-      <w:bookmarkStart w:id="269" w:name="_Toc24849779"/>
-      <w:bookmarkStart w:id="270" w:name="_Toc101264071"/>
-      <w:bookmarkStart w:id="271" w:name="_Toc22479369"/>
-      <w:bookmarkStart w:id="272" w:name="_Toc22850915"/>
-      <w:bookmarkStart w:id="273" w:name="_Toc24212462"/>
-      <w:bookmarkStart w:id="274" w:name="_Toc24849890"/>
-      <w:bookmarkStart w:id="275" w:name="_Toc101356669"/>
-      <w:bookmarkStart w:id="276" w:name="_Toc101356770"/>
-      <w:bookmarkStart w:id="277" w:name="_Toc101356872"/>
-      <w:bookmarkStart w:id="278" w:name="_Toc101357018"/>
-      <w:bookmarkStart w:id="279" w:name="_Toc101357114"/>
-      <w:bookmarkStart w:id="280" w:name="_Toc101357210"/>
-      <w:bookmarkStart w:id="281" w:name="_BIBLIOGRAPHY"/>
-      <w:bookmarkStart w:id="282" w:name="_Toc206509907"/>
-      <w:bookmarkEnd w:id="266"/>
-      <w:bookmarkEnd w:id="267"/>
-      <w:bookmarkEnd w:id="268"/>
-      <w:bookmarkEnd w:id="269"/>
-      <w:bookmarkEnd w:id="270"/>
-      <w:bookmarkEnd w:id="271"/>
-      <w:bookmarkEnd w:id="272"/>
-      <w:bookmarkEnd w:id="273"/>
-      <w:bookmarkEnd w:id="274"/>
-      <w:bookmarkEnd w:id="275"/>
-      <w:bookmarkEnd w:id="276"/>
-      <w:bookmarkEnd w:id="277"/>
-      <w:bookmarkEnd w:id="278"/>
-      <w:bookmarkEnd w:id="279"/>
-      <w:bookmarkEnd w:id="280"/>
-      <w:bookmarkEnd w:id="281"/>
-      <w:r>
-        <w:lastRenderedPageBreak/>
         <w:t>REFERENCES</w:t>
       </w:r>
-      <w:bookmarkEnd w:id="282"/>
+      <w:bookmarkEnd w:id="125"/>
     </w:p>
     <w:p>
       <w:pPr>
@@ -5354,7 +3669,7 @@
         <w:autoSpaceDE w:val="0"/>
         <w:autoSpaceDN w:val="0"/>
         <w:adjustRightInd w:val="0"/>
-        <w:spacing w:after="0"/>
+        <w:spacing w:after="0" w:line="360" w:lineRule="auto"/>
         <w:ind w:left="540"/>
         <w:rPr>
           <w:rFonts w:cs="Times New Roman"/>
@@ -5378,8 +3693,8 @@
           <w:rFonts w:eastAsia="MS Gothic" w:cs="Times New Roman"/>
         </w:rPr>
       </w:pPr>
-      <w:bookmarkStart w:id="283" w:name="_Ref59112086"/>
-      <w:bookmarkStart w:id="284" w:name="_Ref17279604"/>
+      <w:bookmarkStart w:id="126" w:name="_Ref59112086"/>
+      <w:bookmarkStart w:id="127" w:name="_Ref17279604"/>
       <w:r>
         <w:t xml:space="preserve">A. Ali, A. </w:t>
       </w:r>
@@ -5486,8 +3801,8 @@
         <w:t>, 2019.</w:t>
       </w:r>
     </w:p>
-    <w:bookmarkEnd w:id="283"/>
-    <w:bookmarkEnd w:id="284"/>
+    <w:bookmarkEnd w:id="126"/>
+    <w:bookmarkEnd w:id="127"/>
     <w:p>
       <w:pPr>
         <w:autoSpaceDE w:val="0"/>
@@ -5752,7 +4067,7 @@
     </w:p>
     <w:sectPr>
       <w:pgSz w:w="11906" w:h="16838" w:code="9"/>
-      <w:pgMar w:top="1440" w:right="1440" w:bottom="1440" w:left="2160" w:header="720" w:footer="720" w:gutter="0"/>
+      <w:pgMar w:top="1440" w:right="1440" w:bottom="1440" w:left="1440" w:header="720" w:footer="720" w:gutter="0"/>
       <w:pgNumType w:start="1"/>
       <w:cols w:space="720"/>
       <w:docGrid w:linePitch="360"/>
@@ -7494,6 +5809,119 @@
     </w:lvl>
   </w:abstractNum>
   <w:abstractNum w:abstractNumId="14" w15:restartNumberingAfterBreak="0">
+    <w:nsid w:val="1E6E1B5A"/>
+    <w:multiLevelType w:val="multilevel"/>
+    <w:tmpl w:val="117C0D74"/>
+    <w:lvl w:ilvl="0">
+      <w:start w:val="1"/>
+      <w:numFmt w:val="decimal"/>
+      <w:lvlText w:val="%1"/>
+      <w:lvlJc w:val="left"/>
+      <w:pPr>
+        <w:ind w:left="360" w:hanging="360"/>
+      </w:pPr>
+      <w:rPr>
+        <w:rFonts w:hint="default"/>
+      </w:rPr>
+    </w:lvl>
+    <w:lvl w:ilvl="1">
+      <w:start w:val="1"/>
+      <w:numFmt w:val="decimal"/>
+      <w:lvlText w:val="%1.%2"/>
+      <w:lvlJc w:val="left"/>
+      <w:pPr>
+        <w:ind w:left="360" w:hanging="360"/>
+      </w:pPr>
+      <w:rPr>
+        <w:rFonts w:hint="default"/>
+      </w:rPr>
+    </w:lvl>
+    <w:lvl w:ilvl="2">
+      <w:start w:val="1"/>
+      <w:numFmt w:val="decimal"/>
+      <w:lvlText w:val="%1.%2.%3"/>
+      <w:lvlJc w:val="left"/>
+      <w:pPr>
+        <w:ind w:left="720" w:hanging="720"/>
+      </w:pPr>
+      <w:rPr>
+        <w:rFonts w:hint="default"/>
+      </w:rPr>
+    </w:lvl>
+    <w:lvl w:ilvl="3">
+      <w:start w:val="1"/>
+      <w:numFmt w:val="decimal"/>
+      <w:lvlText w:val="%1.%2.%3.%4"/>
+      <w:lvlJc w:val="left"/>
+      <w:pPr>
+        <w:ind w:left="720" w:hanging="720"/>
+      </w:pPr>
+      <w:rPr>
+        <w:rFonts w:hint="default"/>
+      </w:rPr>
+    </w:lvl>
+    <w:lvl w:ilvl="4">
+      <w:start w:val="1"/>
+      <w:numFmt w:val="decimal"/>
+      <w:lvlText w:val="%1.%2.%3.%4.%5"/>
+      <w:lvlJc w:val="left"/>
+      <w:pPr>
+        <w:ind w:left="1080" w:hanging="1080"/>
+      </w:pPr>
+      <w:rPr>
+        <w:rFonts w:hint="default"/>
+      </w:rPr>
+    </w:lvl>
+    <w:lvl w:ilvl="5">
+      <w:start w:val="1"/>
+      <w:numFmt w:val="decimal"/>
+      <w:lvlText w:val="%1.%2.%3.%4.%5.%6"/>
+      <w:lvlJc w:val="left"/>
+      <w:pPr>
+        <w:ind w:left="1080" w:hanging="1080"/>
+      </w:pPr>
+      <w:rPr>
+        <w:rFonts w:hint="default"/>
+      </w:rPr>
+    </w:lvl>
+    <w:lvl w:ilvl="6">
+      <w:start w:val="1"/>
+      <w:numFmt w:val="decimal"/>
+      <w:lvlText w:val="%1.%2.%3.%4.%5.%6.%7"/>
+      <w:lvlJc w:val="left"/>
+      <w:pPr>
+        <w:ind w:left="1440" w:hanging="1440"/>
+      </w:pPr>
+      <w:rPr>
+        <w:rFonts w:hint="default"/>
+      </w:rPr>
+    </w:lvl>
+    <w:lvl w:ilvl="7">
+      <w:start w:val="1"/>
+      <w:numFmt w:val="decimal"/>
+      <w:lvlText w:val="%1.%2.%3.%4.%5.%6.%7.%8"/>
+      <w:lvlJc w:val="left"/>
+      <w:pPr>
+        <w:ind w:left="1440" w:hanging="1440"/>
+      </w:pPr>
+      <w:rPr>
+        <w:rFonts w:hint="default"/>
+      </w:rPr>
+    </w:lvl>
+    <w:lvl w:ilvl="8">
+      <w:start w:val="1"/>
+      <w:numFmt w:val="decimal"/>
+      <w:lvlText w:val="%1.%2.%3.%4.%5.%6.%7.%8.%9"/>
+      <w:lvlJc w:val="left"/>
+      <w:pPr>
+        <w:ind w:left="1800" w:hanging="1800"/>
+      </w:pPr>
+      <w:rPr>
+        <w:rFonts w:hint="default"/>
+      </w:rPr>
+    </w:lvl>
+  </w:abstractNum>
+  <w:abstractNum w:abstractNumId="15" w15:restartNumberingAfterBreak="0">
     <w:nsid w:val="23633C3C"/>
     <w:multiLevelType w:val="multilevel"/>
     <w:tmpl w:val="8B1AC520"/>
@@ -7607,7 +6035,7 @@
       </w:rPr>
     </w:lvl>
   </w:abstractNum>
-  <w:abstractNum w:abstractNumId="15" w15:restartNumberingAfterBreak="0">
+  <w:abstractNum w:abstractNumId="16" w15:restartNumberingAfterBreak="0">
     <w:nsid w:val="23664112"/>
     <w:multiLevelType w:val="multilevel"/>
     <w:tmpl w:val="0409001F"/>
@@ -7722,7 +6150,7 @@
       </w:pPr>
     </w:lvl>
   </w:abstractNum>
-  <w:abstractNum w:abstractNumId="16" w15:restartNumberingAfterBreak="0">
+  <w:abstractNum w:abstractNumId="17" w15:restartNumberingAfterBreak="0">
     <w:nsid w:val="26011E26"/>
     <w:multiLevelType w:val="multilevel"/>
     <w:tmpl w:val="59DCC310"/>
@@ -7882,7 +6310,7 @@
       </w:rPr>
     </w:lvl>
   </w:abstractNum>
-  <w:abstractNum w:abstractNumId="17" w15:restartNumberingAfterBreak="0">
+  <w:abstractNum w:abstractNumId="18" w15:restartNumberingAfterBreak="0">
     <w:nsid w:val="27B219CD"/>
     <w:multiLevelType w:val="multilevel"/>
     <w:tmpl w:val="5E7AD99E"/>
@@ -7997,7 +6425,7 @@
       </w:rPr>
     </w:lvl>
   </w:abstractNum>
-  <w:abstractNum w:abstractNumId="18" w15:restartNumberingAfterBreak="0">
+  <w:abstractNum w:abstractNumId="19" w15:restartNumberingAfterBreak="0">
     <w:nsid w:val="286C7F69"/>
     <w:multiLevelType w:val="hybridMultilevel"/>
     <w:tmpl w:val="6B564906"/>
@@ -8110,7 +6538,7 @@
       </w:rPr>
     </w:lvl>
   </w:abstractNum>
-  <w:abstractNum w:abstractNumId="19" w15:restartNumberingAfterBreak="0">
+  <w:abstractNum w:abstractNumId="20" w15:restartNumberingAfterBreak="0">
     <w:nsid w:val="29265CA3"/>
     <w:multiLevelType w:val="multilevel"/>
     <w:tmpl w:val="A496B7B6"/>
@@ -8238,7 +6666,7 @@
       </w:rPr>
     </w:lvl>
   </w:abstractNum>
-  <w:abstractNum w:abstractNumId="20" w15:restartNumberingAfterBreak="0">
+  <w:abstractNum w:abstractNumId="21" w15:restartNumberingAfterBreak="0">
     <w:nsid w:val="2A164F4E"/>
     <w:multiLevelType w:val="hybridMultilevel"/>
     <w:tmpl w:val="D980A4DA"/>
@@ -8327,7 +6755,7 @@
       </w:pPr>
     </w:lvl>
   </w:abstractNum>
-  <w:abstractNum w:abstractNumId="21" w15:restartNumberingAfterBreak="0">
+  <w:abstractNum w:abstractNumId="22" w15:restartNumberingAfterBreak="0">
     <w:nsid w:val="2AA0073E"/>
     <w:multiLevelType w:val="hybridMultilevel"/>
     <w:tmpl w:val="F4143E38"/>
@@ -8440,7 +6868,7 @@
       </w:rPr>
     </w:lvl>
   </w:abstractNum>
-  <w:abstractNum w:abstractNumId="22" w15:restartNumberingAfterBreak="0">
+  <w:abstractNum w:abstractNumId="23" w15:restartNumberingAfterBreak="0">
     <w:nsid w:val="2AAC3ED0"/>
     <w:multiLevelType w:val="hybridMultilevel"/>
     <w:tmpl w:val="28E43C9A"/>
@@ -8529,7 +6957,7 @@
       </w:pPr>
     </w:lvl>
   </w:abstractNum>
-  <w:abstractNum w:abstractNumId="23" w15:restartNumberingAfterBreak="0">
+  <w:abstractNum w:abstractNumId="24" w15:restartNumberingAfterBreak="0">
     <w:nsid w:val="2D277B3D"/>
     <w:multiLevelType w:val="hybridMultilevel"/>
     <w:tmpl w:val="6326FF3A"/>
@@ -8618,7 +7046,7 @@
       </w:pPr>
     </w:lvl>
   </w:abstractNum>
-  <w:abstractNum w:abstractNumId="24" w15:restartNumberingAfterBreak="0">
+  <w:abstractNum w:abstractNumId="25" w15:restartNumberingAfterBreak="0">
     <w:nsid w:val="2F5E554F"/>
     <w:multiLevelType w:val="hybridMultilevel"/>
     <w:tmpl w:val="E2F47044"/>
@@ -8731,7 +7159,7 @@
       </w:rPr>
     </w:lvl>
   </w:abstractNum>
-  <w:abstractNum w:abstractNumId="25" w15:restartNumberingAfterBreak="0">
+  <w:abstractNum w:abstractNumId="26" w15:restartNumberingAfterBreak="0">
     <w:nsid w:val="329A0427"/>
     <w:multiLevelType w:val="multilevel"/>
     <w:tmpl w:val="44C460D8"/>
@@ -8847,7 +7275,7 @@
       </w:rPr>
     </w:lvl>
   </w:abstractNum>
-  <w:abstractNum w:abstractNumId="26" w15:restartNumberingAfterBreak="0">
+  <w:abstractNum w:abstractNumId="27" w15:restartNumberingAfterBreak="0">
     <w:nsid w:val="341376D5"/>
     <w:multiLevelType w:val="hybridMultilevel"/>
     <w:tmpl w:val="F34655BE"/>
@@ -8936,7 +7364,156 @@
       </w:pPr>
     </w:lvl>
   </w:abstractNum>
-  <w:abstractNum w:abstractNumId="27" w15:restartNumberingAfterBreak="0">
+  <w:abstractNum w:abstractNumId="28" w15:restartNumberingAfterBreak="0">
+    <w:nsid w:val="34F60770"/>
+    <w:multiLevelType w:val="multilevel"/>
+    <w:tmpl w:val="E576830A"/>
+    <w:lvl w:ilvl="0">
+      <w:start w:val="1"/>
+      <w:numFmt w:val="bullet"/>
+      <w:lvlText w:val=""/>
+      <w:lvlJc w:val="left"/>
+      <w:pPr>
+        <w:tabs>
+          <w:tab w:val="num" w:pos="720"/>
+        </w:tabs>
+        <w:ind w:left="720" w:hanging="360"/>
+      </w:pPr>
+      <w:rPr>
+        <w:rFonts w:ascii="Symbol" w:hAnsi="Symbol" w:hint="default"/>
+        <w:sz w:val="20"/>
+      </w:rPr>
+    </w:lvl>
+    <w:lvl w:ilvl="1" w:tentative="1">
+      <w:start w:val="1"/>
+      <w:numFmt w:val="bullet"/>
+      <w:lvlText w:val="o"/>
+      <w:lvlJc w:val="left"/>
+      <w:pPr>
+        <w:tabs>
+          <w:tab w:val="num" w:pos="1440"/>
+        </w:tabs>
+        <w:ind w:left="1440" w:hanging="360"/>
+      </w:pPr>
+      <w:rPr>
+        <w:rFonts w:ascii="Courier New" w:hAnsi="Courier New" w:hint="default"/>
+        <w:sz w:val="20"/>
+      </w:rPr>
+    </w:lvl>
+    <w:lvl w:ilvl="2" w:tentative="1">
+      <w:start w:val="1"/>
+      <w:numFmt w:val="bullet"/>
+      <w:lvlText w:val=""/>
+      <w:lvlJc w:val="left"/>
+      <w:pPr>
+        <w:tabs>
+          <w:tab w:val="num" w:pos="2160"/>
+        </w:tabs>
+        <w:ind w:left="2160" w:hanging="360"/>
+      </w:pPr>
+      <w:rPr>
+        <w:rFonts w:ascii="Wingdings" w:hAnsi="Wingdings" w:hint="default"/>
+        <w:sz w:val="20"/>
+      </w:rPr>
+    </w:lvl>
+    <w:lvl w:ilvl="3" w:tentative="1">
+      <w:start w:val="1"/>
+      <w:numFmt w:val="bullet"/>
+      <w:lvlText w:val=""/>
+      <w:lvlJc w:val="left"/>
+      <w:pPr>
+        <w:tabs>
+          <w:tab w:val="num" w:pos="2880"/>
+        </w:tabs>
+        <w:ind w:left="2880" w:hanging="360"/>
+      </w:pPr>
+      <w:rPr>
+        <w:rFonts w:ascii="Wingdings" w:hAnsi="Wingdings" w:hint="default"/>
+        <w:sz w:val="20"/>
+      </w:rPr>
+    </w:lvl>
+    <w:lvl w:ilvl="4" w:tentative="1">
+      <w:start w:val="1"/>
+      <w:numFmt w:val="bullet"/>
+      <w:lvlText w:val=""/>
+      <w:lvlJc w:val="left"/>
+      <w:pPr>
+        <w:tabs>
+          <w:tab w:val="num" w:pos="3600"/>
+        </w:tabs>
+        <w:ind w:left="3600" w:hanging="360"/>
+      </w:pPr>
+      <w:rPr>
+        <w:rFonts w:ascii="Wingdings" w:hAnsi="Wingdings" w:hint="default"/>
+        <w:sz w:val="20"/>
+      </w:rPr>
+    </w:lvl>
+    <w:lvl w:ilvl="5" w:tentative="1">
+      <w:start w:val="1"/>
+      <w:numFmt w:val="bullet"/>
+      <w:lvlText w:val=""/>
+      <w:lvlJc w:val="left"/>
+      <w:pPr>
+        <w:tabs>
+          <w:tab w:val="num" w:pos="4320"/>
+        </w:tabs>
+        <w:ind w:left="4320" w:hanging="360"/>
+      </w:pPr>
+      <w:rPr>
+        <w:rFonts w:ascii="Wingdings" w:hAnsi="Wingdings" w:hint="default"/>
+        <w:sz w:val="20"/>
+      </w:rPr>
+    </w:lvl>
+    <w:lvl w:ilvl="6" w:tentative="1">
+      <w:start w:val="1"/>
+      <w:numFmt w:val="bullet"/>
+      <w:lvlText w:val=""/>
+      <w:lvlJc w:val="left"/>
+      <w:pPr>
+        <w:tabs>
+          <w:tab w:val="num" w:pos="5040"/>
+        </w:tabs>
+        <w:ind w:left="5040" w:hanging="360"/>
+      </w:pPr>
+      <w:rPr>
+        <w:rFonts w:ascii="Wingdings" w:hAnsi="Wingdings" w:hint="default"/>
+        <w:sz w:val="20"/>
+      </w:rPr>
+    </w:lvl>
+    <w:lvl w:ilvl="7" w:tentative="1">
+      <w:start w:val="1"/>
+      <w:numFmt w:val="bullet"/>
+      <w:lvlText w:val=""/>
+      <w:lvlJc w:val="left"/>
+      <w:pPr>
+        <w:tabs>
+          <w:tab w:val="num" w:pos="5760"/>
+        </w:tabs>
+        <w:ind w:left="5760" w:hanging="360"/>
+      </w:pPr>
+      <w:rPr>
+        <w:rFonts w:ascii="Wingdings" w:hAnsi="Wingdings" w:hint="default"/>
+        <w:sz w:val="20"/>
+      </w:rPr>
+    </w:lvl>
+    <w:lvl w:ilvl="8" w:tentative="1">
+      <w:start w:val="1"/>
+      <w:numFmt w:val="bullet"/>
+      <w:lvlText w:val=""/>
+      <w:lvlJc w:val="left"/>
+      <w:pPr>
+        <w:tabs>
+          <w:tab w:val="num" w:pos="6480"/>
+        </w:tabs>
+        <w:ind w:left="6480" w:hanging="360"/>
+      </w:pPr>
+      <w:rPr>
+        <w:rFonts w:ascii="Wingdings" w:hAnsi="Wingdings" w:hint="default"/>
+        <w:sz w:val="20"/>
+      </w:rPr>
+    </w:lvl>
+  </w:abstractNum>
+  <w:abstractNum w:abstractNumId="29" w15:restartNumberingAfterBreak="0">
     <w:nsid w:val="353A2087"/>
     <w:multiLevelType w:val="hybridMultilevel"/>
     <w:tmpl w:val="00669EDE"/>
@@ -9051,7 +7628,7 @@
       </w:rPr>
     </w:lvl>
   </w:abstractNum>
-  <w:abstractNum w:abstractNumId="28" w15:restartNumberingAfterBreak="0">
+  <w:abstractNum w:abstractNumId="30" w15:restartNumberingAfterBreak="0">
     <w:nsid w:val="357766E8"/>
     <w:multiLevelType w:val="multilevel"/>
     <w:tmpl w:val="0C3A741A"/>
@@ -9212,7 +7789,7 @@
       </w:rPr>
     </w:lvl>
   </w:abstractNum>
-  <w:abstractNum w:abstractNumId="29" w15:restartNumberingAfterBreak="0">
+  <w:abstractNum w:abstractNumId="31" w15:restartNumberingAfterBreak="0">
     <w:nsid w:val="368C6515"/>
     <w:multiLevelType w:val="hybridMultilevel"/>
     <w:tmpl w:val="6518D2F0"/>
@@ -9301,7 +7878,7 @@
       </w:pPr>
     </w:lvl>
   </w:abstractNum>
-  <w:abstractNum w:abstractNumId="30" w15:restartNumberingAfterBreak="0">
+  <w:abstractNum w:abstractNumId="32" w15:restartNumberingAfterBreak="0">
     <w:nsid w:val="36CF4ED8"/>
     <w:multiLevelType w:val="hybridMultilevel"/>
     <w:tmpl w:val="1126330A"/>
@@ -9416,7 +7993,7 @@
       </w:rPr>
     </w:lvl>
   </w:abstractNum>
-  <w:abstractNum w:abstractNumId="31" w15:restartNumberingAfterBreak="0">
+  <w:abstractNum w:abstractNumId="33" w15:restartNumberingAfterBreak="0">
     <w:nsid w:val="37660336"/>
     <w:multiLevelType w:val="hybridMultilevel"/>
     <w:tmpl w:val="EA402BE8"/>
@@ -9557,7 +8134,7 @@
       </w:rPr>
     </w:lvl>
   </w:abstractNum>
-  <w:abstractNum w:abstractNumId="32" w15:restartNumberingAfterBreak="0">
+  <w:abstractNum w:abstractNumId="34" w15:restartNumberingAfterBreak="0">
     <w:nsid w:val="39890ED4"/>
     <w:multiLevelType w:val="hybridMultilevel"/>
     <w:tmpl w:val="7E3400A6"/>
@@ -9646,7 +8223,7 @@
       </w:pPr>
     </w:lvl>
   </w:abstractNum>
-  <w:abstractNum w:abstractNumId="33" w15:restartNumberingAfterBreak="0">
+  <w:abstractNum w:abstractNumId="35" w15:restartNumberingAfterBreak="0">
     <w:nsid w:val="3A633825"/>
     <w:multiLevelType w:val="hybridMultilevel"/>
     <w:tmpl w:val="2D069D28"/>
@@ -9759,7 +8336,7 @@
       </w:rPr>
     </w:lvl>
   </w:abstractNum>
-  <w:abstractNum w:abstractNumId="34" w15:restartNumberingAfterBreak="0">
+  <w:abstractNum w:abstractNumId="36" w15:restartNumberingAfterBreak="0">
     <w:nsid w:val="3B6A2086"/>
     <w:multiLevelType w:val="hybridMultilevel"/>
     <w:tmpl w:val="FCA053D6"/>
@@ -9872,7 +8449,7 @@
       </w:rPr>
     </w:lvl>
   </w:abstractNum>
-  <w:abstractNum w:abstractNumId="35" w15:restartNumberingAfterBreak="0">
+  <w:abstractNum w:abstractNumId="37" w15:restartNumberingAfterBreak="0">
     <w:nsid w:val="3BDA5282"/>
     <w:multiLevelType w:val="hybridMultilevel"/>
     <w:tmpl w:val="93D031C2"/>
@@ -9959,7 +8536,7 @@
       </w:pPr>
     </w:lvl>
   </w:abstractNum>
-  <w:abstractNum w:abstractNumId="36" w15:restartNumberingAfterBreak="0">
+  <w:abstractNum w:abstractNumId="38" w15:restartNumberingAfterBreak="0">
     <w:nsid w:val="47264070"/>
     <w:multiLevelType w:val="hybridMultilevel"/>
     <w:tmpl w:val="B35450F6"/>
@@ -10072,7 +8649,7 @@
       </w:rPr>
     </w:lvl>
   </w:abstractNum>
-  <w:abstractNum w:abstractNumId="37" w15:restartNumberingAfterBreak="0">
+  <w:abstractNum w:abstractNumId="39" w15:restartNumberingAfterBreak="0">
     <w:nsid w:val="47F95544"/>
     <w:multiLevelType w:val="multilevel"/>
     <w:tmpl w:val="8B501270"/>
@@ -10186,7 +8763,7 @@
       </w:rPr>
     </w:lvl>
   </w:abstractNum>
-  <w:abstractNum w:abstractNumId="38" w15:restartNumberingAfterBreak="0">
+  <w:abstractNum w:abstractNumId="40" w15:restartNumberingAfterBreak="0">
     <w:nsid w:val="48256F2A"/>
     <w:multiLevelType w:val="hybridMultilevel"/>
     <w:tmpl w:val="DE667D4A"/>
@@ -10275,7 +8852,7 @@
       </w:pPr>
     </w:lvl>
   </w:abstractNum>
-  <w:abstractNum w:abstractNumId="39" w15:restartNumberingAfterBreak="0">
+  <w:abstractNum w:abstractNumId="41" w15:restartNumberingAfterBreak="0">
     <w:nsid w:val="484B186B"/>
     <w:multiLevelType w:val="hybridMultilevel"/>
     <w:tmpl w:val="CFDA7826"/>
@@ -10364,7 +8941,7 @@
       </w:pPr>
     </w:lvl>
   </w:abstractNum>
-  <w:abstractNum w:abstractNumId="40" w15:restartNumberingAfterBreak="0">
+  <w:abstractNum w:abstractNumId="42" w15:restartNumberingAfterBreak="0">
     <w:nsid w:val="4C8B3131"/>
     <w:multiLevelType w:val="hybridMultilevel"/>
     <w:tmpl w:val="BEB6DAB6"/>
@@ -10453,7 +9030,7 @@
       </w:pPr>
     </w:lvl>
   </w:abstractNum>
-  <w:abstractNum w:abstractNumId="41" w15:restartNumberingAfterBreak="0">
+  <w:abstractNum w:abstractNumId="43" w15:restartNumberingAfterBreak="0">
     <w:nsid w:val="4CBF7174"/>
     <w:multiLevelType w:val="hybridMultilevel"/>
     <w:tmpl w:val="E13AFB8A"/>
@@ -10542,7 +9119,7 @@
       </w:pPr>
     </w:lvl>
   </w:abstractNum>
-  <w:abstractNum w:abstractNumId="42" w15:restartNumberingAfterBreak="0">
+  <w:abstractNum w:abstractNumId="44" w15:restartNumberingAfterBreak="0">
     <w:nsid w:val="4F6D5EF7"/>
     <w:multiLevelType w:val="hybridMultilevel"/>
     <w:tmpl w:val="C2CEEBDA"/>
@@ -10655,7 +9232,233 @@
       </w:rPr>
     </w:lvl>
   </w:abstractNum>
-  <w:abstractNum w:abstractNumId="43" w15:restartNumberingAfterBreak="0">
+  <w:abstractNum w:abstractNumId="45" w15:restartNumberingAfterBreak="0">
+    <w:nsid w:val="51B439C5"/>
+    <w:multiLevelType w:val="multilevel"/>
+    <w:tmpl w:val="1D1E9012"/>
+    <w:lvl w:ilvl="0">
+      <w:start w:val="1"/>
+      <w:numFmt w:val="bullet"/>
+      <w:lvlText w:val=""/>
+      <w:lvlJc w:val="left"/>
+      <w:pPr>
+        <w:ind w:left="360" w:hanging="360"/>
+      </w:pPr>
+      <w:rPr>
+        <w:rFonts w:ascii="Symbol" w:hAnsi="Symbol" w:hint="default"/>
+      </w:rPr>
+    </w:lvl>
+    <w:lvl w:ilvl="1">
+      <w:start w:val="1"/>
+      <w:numFmt w:val="decimal"/>
+      <w:lvlText w:val="%1.%2"/>
+      <w:lvlJc w:val="left"/>
+      <w:pPr>
+        <w:ind w:left="360" w:hanging="360"/>
+      </w:pPr>
+      <w:rPr>
+        <w:rFonts w:hint="default"/>
+      </w:rPr>
+    </w:lvl>
+    <w:lvl w:ilvl="2">
+      <w:start w:val="1"/>
+      <w:numFmt w:val="decimal"/>
+      <w:lvlText w:val="%1.%2.%3"/>
+      <w:lvlJc w:val="left"/>
+      <w:pPr>
+        <w:ind w:left="720" w:hanging="720"/>
+      </w:pPr>
+      <w:rPr>
+        <w:rFonts w:hint="default"/>
+      </w:rPr>
+    </w:lvl>
+    <w:lvl w:ilvl="3">
+      <w:start w:val="1"/>
+      <w:numFmt w:val="decimal"/>
+      <w:lvlText w:val="%1.%2.%3.%4"/>
+      <w:lvlJc w:val="left"/>
+      <w:pPr>
+        <w:ind w:left="720" w:hanging="720"/>
+      </w:pPr>
+      <w:rPr>
+        <w:rFonts w:hint="default"/>
+      </w:rPr>
+    </w:lvl>
+    <w:lvl w:ilvl="4">
+      <w:start w:val="1"/>
+      <w:numFmt w:val="decimal"/>
+      <w:lvlText w:val="%1.%2.%3.%4.%5"/>
+      <w:lvlJc w:val="left"/>
+      <w:pPr>
+        <w:ind w:left="1080" w:hanging="1080"/>
+      </w:pPr>
+      <w:rPr>
+        <w:rFonts w:hint="default"/>
+      </w:rPr>
+    </w:lvl>
+    <w:lvl w:ilvl="5">
+      <w:start w:val="1"/>
+      <w:numFmt w:val="decimal"/>
+      <w:lvlText w:val="%1.%2.%3.%4.%5.%6"/>
+      <w:lvlJc w:val="left"/>
+      <w:pPr>
+        <w:ind w:left="1080" w:hanging="1080"/>
+      </w:pPr>
+      <w:rPr>
+        <w:rFonts w:hint="default"/>
+      </w:rPr>
+    </w:lvl>
+    <w:lvl w:ilvl="6">
+      <w:start w:val="1"/>
+      <w:numFmt w:val="decimal"/>
+      <w:lvlText w:val="%1.%2.%3.%4.%5.%6.%7"/>
+      <w:lvlJc w:val="left"/>
+      <w:pPr>
+        <w:ind w:left="1440" w:hanging="1440"/>
+      </w:pPr>
+      <w:rPr>
+        <w:rFonts w:hint="default"/>
+      </w:rPr>
+    </w:lvl>
+    <w:lvl w:ilvl="7">
+      <w:start w:val="1"/>
+      <w:numFmt w:val="decimal"/>
+      <w:lvlText w:val="%1.%2.%3.%4.%5.%6.%7.%8"/>
+      <w:lvlJc w:val="left"/>
+      <w:pPr>
+        <w:ind w:left="1440" w:hanging="1440"/>
+      </w:pPr>
+      <w:rPr>
+        <w:rFonts w:hint="default"/>
+      </w:rPr>
+    </w:lvl>
+    <w:lvl w:ilvl="8">
+      <w:start w:val="1"/>
+      <w:numFmt w:val="decimal"/>
+      <w:lvlText w:val="%1.%2.%3.%4.%5.%6.%7.%8.%9"/>
+      <w:lvlJc w:val="left"/>
+      <w:pPr>
+        <w:ind w:left="1800" w:hanging="1800"/>
+      </w:pPr>
+      <w:rPr>
+        <w:rFonts w:hint="default"/>
+      </w:rPr>
+    </w:lvl>
+  </w:abstractNum>
+  <w:abstractNum w:abstractNumId="46" w15:restartNumberingAfterBreak="0">
+    <w:nsid w:val="51C365BD"/>
+    <w:multiLevelType w:val="multilevel"/>
+    <w:tmpl w:val="8686515A"/>
+    <w:lvl w:ilvl="0">
+      <w:start w:val="1"/>
+      <w:numFmt w:val="decimal"/>
+      <w:lvlText w:val="%1"/>
+      <w:lvlJc w:val="left"/>
+      <w:pPr>
+        <w:ind w:left="360" w:hanging="360"/>
+      </w:pPr>
+      <w:rPr>
+        <w:rFonts w:hint="default"/>
+      </w:rPr>
+    </w:lvl>
+    <w:lvl w:ilvl="1">
+      <w:start w:val="3"/>
+      <w:numFmt w:val="decimal"/>
+      <w:lvlText w:val="%1.%2"/>
+      <w:lvlJc w:val="left"/>
+      <w:pPr>
+        <w:ind w:left="720" w:hanging="360"/>
+      </w:pPr>
+      <w:rPr>
+        <w:rFonts w:hint="default"/>
+      </w:rPr>
+    </w:lvl>
+    <w:lvl w:ilvl="2">
+      <w:start w:val="1"/>
+      <w:numFmt w:val="decimal"/>
+      <w:lvlText w:val="%1.%2.%3"/>
+      <w:lvlJc w:val="left"/>
+      <w:pPr>
+        <w:ind w:left="1440" w:hanging="720"/>
+      </w:pPr>
+      <w:rPr>
+        <w:rFonts w:hint="default"/>
+      </w:rPr>
+    </w:lvl>
+    <w:lvl w:ilvl="3">
+      <w:start w:val="1"/>
+      <w:numFmt w:val="decimal"/>
+      <w:lvlText w:val="%1.%2.%3.%4"/>
+      <w:lvlJc w:val="left"/>
+      <w:pPr>
+        <w:ind w:left="2160" w:hanging="1080"/>
+      </w:pPr>
+      <w:rPr>
+        <w:rFonts w:hint="default"/>
+      </w:rPr>
+    </w:lvl>
+    <w:lvl w:ilvl="4">
+      <w:start w:val="1"/>
+      <w:numFmt w:val="decimal"/>
+      <w:lvlText w:val="%1.%2.%3.%4.%5"/>
+      <w:lvlJc w:val="left"/>
+      <w:pPr>
+        <w:ind w:left="2520" w:hanging="1080"/>
+      </w:pPr>
+      <w:rPr>
+        <w:rFonts w:hint="default"/>
+      </w:rPr>
+    </w:lvl>
+    <w:lvl w:ilvl="5">
+      <w:start w:val="1"/>
+      <w:numFmt w:val="decimal"/>
+      <w:lvlText w:val="%1.%2.%3.%4.%5.%6"/>
+      <w:lvlJc w:val="left"/>
+      <w:pPr>
+        <w:ind w:left="3240" w:hanging="1440"/>
+      </w:pPr>
+      <w:rPr>
+        <w:rFonts w:hint="default"/>
+      </w:rPr>
+    </w:lvl>
+    <w:lvl w:ilvl="6">
+      <w:start w:val="1"/>
+      <w:numFmt w:val="decimal"/>
+      <w:lvlText w:val="%1.%2.%3.%4.%5.%6.%7"/>
+      <w:lvlJc w:val="left"/>
+      <w:pPr>
+        <w:ind w:left="3600" w:hanging="1440"/>
+      </w:pPr>
+      <w:rPr>
+        <w:rFonts w:hint="default"/>
+      </w:rPr>
+    </w:lvl>
+    <w:lvl w:ilvl="7">
+      <w:start w:val="1"/>
+      <w:numFmt w:val="decimal"/>
+      <w:lvlText w:val="%1.%2.%3.%4.%5.%6.%7.%8"/>
+      <w:lvlJc w:val="left"/>
+      <w:pPr>
+        <w:ind w:left="4320" w:hanging="1800"/>
+      </w:pPr>
+      <w:rPr>
+        <w:rFonts w:hint="default"/>
+      </w:rPr>
+    </w:lvl>
+    <w:lvl w:ilvl="8">
+      <w:start w:val="1"/>
+      <w:numFmt w:val="decimal"/>
+      <w:lvlText w:val="%1.%2.%3.%4.%5.%6.%7.%8.%9"/>
+      <w:lvlJc w:val="left"/>
+      <w:pPr>
+        <w:ind w:left="5040" w:hanging="2160"/>
+      </w:pPr>
+      <w:rPr>
+        <w:rFonts w:hint="default"/>
+      </w:rPr>
+    </w:lvl>
+  </w:abstractNum>
+  <w:abstractNum w:abstractNumId="47" w15:restartNumberingAfterBreak="0">
     <w:nsid w:val="52BF25D0"/>
     <w:multiLevelType w:val="hybridMultilevel"/>
     <w:tmpl w:val="D5361876"/>
@@ -10744,7 +9547,7 @@
       </w:pPr>
     </w:lvl>
   </w:abstractNum>
-  <w:abstractNum w:abstractNumId="44" w15:restartNumberingAfterBreak="0">
+  <w:abstractNum w:abstractNumId="48" w15:restartNumberingAfterBreak="0">
     <w:nsid w:val="54D35F68"/>
     <w:multiLevelType w:val="multilevel"/>
     <w:tmpl w:val="339C56E4"/>
@@ -10862,7 +9665,156 @@
       </w:rPr>
     </w:lvl>
   </w:abstractNum>
-  <w:abstractNum w:abstractNumId="45" w15:restartNumberingAfterBreak="0">
+  <w:abstractNum w:abstractNumId="49" w15:restartNumberingAfterBreak="0">
+    <w:nsid w:val="569428E6"/>
+    <w:multiLevelType w:val="multilevel"/>
+    <w:tmpl w:val="8564BCF6"/>
+    <w:lvl w:ilvl="0">
+      <w:start w:val="1"/>
+      <w:numFmt w:val="bullet"/>
+      <w:lvlText w:val=""/>
+      <w:lvlJc w:val="left"/>
+      <w:pPr>
+        <w:tabs>
+          <w:tab w:val="num" w:pos="720"/>
+        </w:tabs>
+        <w:ind w:left="720" w:hanging="360"/>
+      </w:pPr>
+      <w:rPr>
+        <w:rFonts w:ascii="Symbol" w:hAnsi="Symbol" w:hint="default"/>
+        <w:sz w:val="20"/>
+      </w:rPr>
+    </w:lvl>
+    <w:lvl w:ilvl="1" w:tentative="1">
+      <w:start w:val="1"/>
+      <w:numFmt w:val="bullet"/>
+      <w:lvlText w:val="o"/>
+      <w:lvlJc w:val="left"/>
+      <w:pPr>
+        <w:tabs>
+          <w:tab w:val="num" w:pos="1440"/>
+        </w:tabs>
+        <w:ind w:left="1440" w:hanging="360"/>
+      </w:pPr>
+      <w:rPr>
+        <w:rFonts w:ascii="Courier New" w:hAnsi="Courier New" w:hint="default"/>
+        <w:sz w:val="20"/>
+      </w:rPr>
+    </w:lvl>
+    <w:lvl w:ilvl="2" w:tentative="1">
+      <w:start w:val="1"/>
+      <w:numFmt w:val="bullet"/>
+      <w:lvlText w:val=""/>
+      <w:lvlJc w:val="left"/>
+      <w:pPr>
+        <w:tabs>
+          <w:tab w:val="num" w:pos="2160"/>
+        </w:tabs>
+        <w:ind w:left="2160" w:hanging="360"/>
+      </w:pPr>
+      <w:rPr>
+        <w:rFonts w:ascii="Wingdings" w:hAnsi="Wingdings" w:hint="default"/>
+        <w:sz w:val="20"/>
+      </w:rPr>
+    </w:lvl>
+    <w:lvl w:ilvl="3" w:tentative="1">
+      <w:start w:val="1"/>
+      <w:numFmt w:val="bullet"/>
+      <w:lvlText w:val=""/>
+      <w:lvlJc w:val="left"/>
+      <w:pPr>
+        <w:tabs>
+          <w:tab w:val="num" w:pos="2880"/>
+        </w:tabs>
+        <w:ind w:left="2880" w:hanging="360"/>
+      </w:pPr>
+      <w:rPr>
+        <w:rFonts w:ascii="Wingdings" w:hAnsi="Wingdings" w:hint="default"/>
+        <w:sz w:val="20"/>
+      </w:rPr>
+    </w:lvl>
+    <w:lvl w:ilvl="4" w:tentative="1">
+      <w:start w:val="1"/>
+      <w:numFmt w:val="bullet"/>
+      <w:lvlText w:val=""/>
+      <w:lvlJc w:val="left"/>
+      <w:pPr>
+        <w:tabs>
+          <w:tab w:val="num" w:pos="3600"/>
+        </w:tabs>
+        <w:ind w:left="3600" w:hanging="360"/>
+      </w:pPr>
+      <w:rPr>
+        <w:rFonts w:ascii="Wingdings" w:hAnsi="Wingdings" w:hint="default"/>
+        <w:sz w:val="20"/>
+      </w:rPr>
+    </w:lvl>
+    <w:lvl w:ilvl="5" w:tentative="1">
+      <w:start w:val="1"/>
+      <w:numFmt w:val="bullet"/>
+      <w:lvlText w:val=""/>
+      <w:lvlJc w:val="left"/>
+      <w:pPr>
+        <w:tabs>
+          <w:tab w:val="num" w:pos="4320"/>
+        </w:tabs>
+        <w:ind w:left="4320" w:hanging="360"/>
+      </w:pPr>
+      <w:rPr>
+        <w:rFonts w:ascii="Wingdings" w:hAnsi="Wingdings" w:hint="default"/>
+        <w:sz w:val="20"/>
+      </w:rPr>
+    </w:lvl>
+    <w:lvl w:ilvl="6" w:tentative="1">
+      <w:start w:val="1"/>
+      <w:numFmt w:val="bullet"/>
+      <w:lvlText w:val=""/>
+      <w:lvlJc w:val="left"/>
+      <w:pPr>
+        <w:tabs>
+          <w:tab w:val="num" w:pos="5040"/>
+        </w:tabs>
+        <w:ind w:left="5040" w:hanging="360"/>
+      </w:pPr>
+      <w:rPr>
+        <w:rFonts w:ascii="Wingdings" w:hAnsi="Wingdings" w:hint="default"/>
+        <w:sz w:val="20"/>
+      </w:rPr>
+    </w:lvl>
+    <w:lvl w:ilvl="7" w:tentative="1">
+      <w:start w:val="1"/>
+      <w:numFmt w:val="bullet"/>
+      <w:lvlText w:val=""/>
+      <w:lvlJc w:val="left"/>
+      <w:pPr>
+        <w:tabs>
+          <w:tab w:val="num" w:pos="5760"/>
+        </w:tabs>
+        <w:ind w:left="5760" w:hanging="360"/>
+      </w:pPr>
+      <w:rPr>
+        <w:rFonts w:ascii="Wingdings" w:hAnsi="Wingdings" w:hint="default"/>
+        <w:sz w:val="20"/>
+      </w:rPr>
+    </w:lvl>
+    <w:lvl w:ilvl="8" w:tentative="1">
+      <w:start w:val="1"/>
+      <w:numFmt w:val="bullet"/>
+      <w:lvlText w:val=""/>
+      <w:lvlJc w:val="left"/>
+      <w:pPr>
+        <w:tabs>
+          <w:tab w:val="num" w:pos="6480"/>
+        </w:tabs>
+        <w:ind w:left="6480" w:hanging="360"/>
+      </w:pPr>
+      <w:rPr>
+        <w:rFonts w:ascii="Wingdings" w:hAnsi="Wingdings" w:hint="default"/>
+        <w:sz w:val="20"/>
+      </w:rPr>
+    </w:lvl>
+  </w:abstractNum>
+  <w:abstractNum w:abstractNumId="50" w15:restartNumberingAfterBreak="0">
     <w:nsid w:val="56A42A9A"/>
     <w:multiLevelType w:val="hybridMultilevel"/>
     <w:tmpl w:val="20BC3EAC"/>
@@ -10975,7 +9927,7 @@
       </w:rPr>
     </w:lvl>
   </w:abstractNum>
-  <w:abstractNum w:abstractNumId="46" w15:restartNumberingAfterBreak="0">
+  <w:abstractNum w:abstractNumId="51" w15:restartNumberingAfterBreak="0">
     <w:nsid w:val="571B0067"/>
     <w:multiLevelType w:val="hybridMultilevel"/>
     <w:tmpl w:val="43685ED4"/>
@@ -11090,7 +10042,7 @@
       </w:rPr>
     </w:lvl>
   </w:abstractNum>
-  <w:abstractNum w:abstractNumId="47" w15:restartNumberingAfterBreak="0">
+  <w:abstractNum w:abstractNumId="52" w15:restartNumberingAfterBreak="0">
     <w:nsid w:val="5E9708A7"/>
     <w:multiLevelType w:val="multilevel"/>
     <w:tmpl w:val="5D4A4A12"/>
@@ -11233,7 +10185,7 @@
       </w:rPr>
     </w:lvl>
   </w:abstractNum>
-  <w:abstractNum w:abstractNumId="48" w15:restartNumberingAfterBreak="0">
+  <w:abstractNum w:abstractNumId="53" w15:restartNumberingAfterBreak="0">
     <w:nsid w:val="5FE178EA"/>
     <w:multiLevelType w:val="hybridMultilevel"/>
     <w:tmpl w:val="6FDCBAC8"/>
@@ -11322,7 +10274,7 @@
       </w:pPr>
     </w:lvl>
   </w:abstractNum>
-  <w:abstractNum w:abstractNumId="49" w15:restartNumberingAfterBreak="0">
+  <w:abstractNum w:abstractNumId="54" w15:restartNumberingAfterBreak="0">
     <w:nsid w:val="60BD0D77"/>
     <w:multiLevelType w:val="hybridMultilevel"/>
     <w:tmpl w:val="7E669DEC"/>
@@ -11435,7 +10387,7 @@
       </w:rPr>
     </w:lvl>
   </w:abstractNum>
-  <w:abstractNum w:abstractNumId="50" w15:restartNumberingAfterBreak="0">
+  <w:abstractNum w:abstractNumId="55" w15:restartNumberingAfterBreak="0">
     <w:nsid w:val="62E81C01"/>
     <w:multiLevelType w:val="multilevel"/>
     <w:tmpl w:val="0409001D"/>
@@ -11532,7 +10484,7 @@
       </w:pPr>
     </w:lvl>
   </w:abstractNum>
-  <w:abstractNum w:abstractNumId="51" w15:restartNumberingAfterBreak="0">
+  <w:abstractNum w:abstractNumId="56" w15:restartNumberingAfterBreak="0">
     <w:nsid w:val="63835F45"/>
     <w:multiLevelType w:val="multilevel"/>
     <w:tmpl w:val="A96C4958"/>
@@ -11654,13 +10606,13 @@
       </w:rPr>
     </w:lvl>
   </w:abstractNum>
-  <w:abstractNum w:abstractNumId="52" w15:restartNumberingAfterBreak="0">
+  <w:abstractNum w:abstractNumId="57" w15:restartNumberingAfterBreak="0">
     <w:nsid w:val="638B1E6E"/>
     <w:multiLevelType w:val="multilevel"/>
     <w:tmpl w:val="0409001F"/>
     <w:numStyleLink w:val="111111"/>
   </w:abstractNum>
-  <w:abstractNum w:abstractNumId="53" w15:restartNumberingAfterBreak="0">
+  <w:abstractNum w:abstractNumId="58" w15:restartNumberingAfterBreak="0">
     <w:nsid w:val="66A2318E"/>
     <w:multiLevelType w:val="hybridMultilevel"/>
     <w:tmpl w:val="34A06FCC"/>
@@ -11749,7 +10701,7 @@
       </w:pPr>
     </w:lvl>
   </w:abstractNum>
-  <w:abstractNum w:abstractNumId="54" w15:restartNumberingAfterBreak="0">
+  <w:abstractNum w:abstractNumId="59" w15:restartNumberingAfterBreak="0">
     <w:nsid w:val="6C3865A4"/>
     <w:multiLevelType w:val="hybridMultilevel"/>
     <w:tmpl w:val="E14EF456"/>
@@ -11863,7 +10815,7 @@
       </w:rPr>
     </w:lvl>
   </w:abstractNum>
-  <w:abstractNum w:abstractNumId="55" w15:restartNumberingAfterBreak="0">
+  <w:abstractNum w:abstractNumId="60" w15:restartNumberingAfterBreak="0">
     <w:nsid w:val="6D5D640F"/>
     <w:multiLevelType w:val="hybridMultilevel"/>
     <w:tmpl w:val="0C546062"/>
@@ -11976,7 +10928,7 @@
       </w:rPr>
     </w:lvl>
   </w:abstractNum>
-  <w:abstractNum w:abstractNumId="56" w15:restartNumberingAfterBreak="0">
+  <w:abstractNum w:abstractNumId="61" w15:restartNumberingAfterBreak="0">
     <w:nsid w:val="71175582"/>
     <w:multiLevelType w:val="hybridMultilevel"/>
     <w:tmpl w:val="1436DFA6"/>
@@ -12065,7 +11017,7 @@
       </w:pPr>
     </w:lvl>
   </w:abstractNum>
-  <w:abstractNum w:abstractNumId="57" w15:restartNumberingAfterBreak="0">
+  <w:abstractNum w:abstractNumId="62" w15:restartNumberingAfterBreak="0">
     <w:nsid w:val="71800728"/>
     <w:multiLevelType w:val="hybridMultilevel"/>
     <w:tmpl w:val="4E162A06"/>
@@ -12178,7 +11130,7 @@
       </w:rPr>
     </w:lvl>
   </w:abstractNum>
-  <w:abstractNum w:abstractNumId="58" w15:restartNumberingAfterBreak="0">
+  <w:abstractNum w:abstractNumId="63" w15:restartNumberingAfterBreak="0">
     <w:nsid w:val="77704F9B"/>
     <w:multiLevelType w:val="hybridMultilevel"/>
     <w:tmpl w:val="A888EC22"/>
@@ -12267,7 +11219,7 @@
       </w:pPr>
     </w:lvl>
   </w:abstractNum>
-  <w:abstractNum w:abstractNumId="59" w15:restartNumberingAfterBreak="0">
+  <w:abstractNum w:abstractNumId="64" w15:restartNumberingAfterBreak="0">
     <w:nsid w:val="7C540006"/>
     <w:multiLevelType w:val="hybridMultilevel"/>
     <w:tmpl w:val="2A2E9EE2"/>
@@ -12360,28 +11312,28 @@
     <w:abstractNumId w:val="13"/>
   </w:num>
   <w:num w:numId="2" w16cid:durableId="1433161923">
-    <w:abstractNumId w:val="50"/>
+    <w:abstractNumId w:val="55"/>
   </w:num>
   <w:num w:numId="3" w16cid:durableId="504906226">
     <w:abstractNumId w:val="2"/>
   </w:num>
   <w:num w:numId="4" w16cid:durableId="1119448124">
-    <w:abstractNumId w:val="51"/>
+    <w:abstractNumId w:val="56"/>
   </w:num>
   <w:num w:numId="5" w16cid:durableId="1897669216">
-    <w:abstractNumId w:val="35"/>
+    <w:abstractNumId w:val="37"/>
   </w:num>
   <w:num w:numId="6" w16cid:durableId="147136563">
-    <w:abstractNumId w:val="28"/>
+    <w:abstractNumId w:val="30"/>
   </w:num>
   <w:num w:numId="7" w16cid:durableId="379062650">
+    <w:abstractNumId w:val="17"/>
+  </w:num>
+  <w:num w:numId="8" w16cid:durableId="1853447450">
     <w:abstractNumId w:val="16"/>
   </w:num>
-  <w:num w:numId="8" w16cid:durableId="1853447450">
-    <w:abstractNumId w:val="15"/>
-  </w:num>
   <w:num w:numId="9" w16cid:durableId="717163559">
-    <w:abstractNumId w:val="52"/>
+    <w:abstractNumId w:val="57"/>
     <w:lvlOverride w:ilvl="0">
       <w:lvl w:ilvl="0">
         <w:start w:val="1"/>
@@ -12402,16 +11354,16 @@
     <w:abstractNumId w:val="10"/>
   </w:num>
   <w:num w:numId="11" w16cid:durableId="1468887876">
-    <w:abstractNumId w:val="14"/>
+    <w:abstractNumId w:val="15"/>
   </w:num>
   <w:num w:numId="12" w16cid:durableId="638189916">
-    <w:abstractNumId w:val="25"/>
+    <w:abstractNumId w:val="26"/>
   </w:num>
   <w:num w:numId="13" w16cid:durableId="352221075">
-    <w:abstractNumId w:val="44"/>
+    <w:abstractNumId w:val="48"/>
   </w:num>
   <w:num w:numId="14" w16cid:durableId="219899721">
-    <w:abstractNumId w:val="39"/>
+    <w:abstractNumId w:val="41"/>
   </w:num>
   <w:num w:numId="15" w16cid:durableId="1290207724">
     <w:abstractNumId w:val="12"/>
@@ -12444,13 +11396,13 @@
     </w:lvlOverride>
   </w:num>
   <w:num w:numId="16" w16cid:durableId="1352493479">
-    <w:abstractNumId w:val="31"/>
+    <w:abstractNumId w:val="33"/>
   </w:num>
   <w:num w:numId="17" w16cid:durableId="1686785461">
-    <w:abstractNumId w:val="54"/>
+    <w:abstractNumId w:val="59"/>
   </w:num>
   <w:num w:numId="18" w16cid:durableId="1109855380">
-    <w:abstractNumId w:val="29"/>
+    <w:abstractNumId w:val="31"/>
   </w:num>
   <w:num w:numId="19" w16cid:durableId="1983146187">
     <w:abstractNumId w:val="5"/>
@@ -12462,19 +11414,19 @@
     <w:abstractNumId w:val="7"/>
   </w:num>
   <w:num w:numId="22" w16cid:durableId="1165557882">
-    <w:abstractNumId w:val="18"/>
+    <w:abstractNumId w:val="19"/>
   </w:num>
   <w:num w:numId="23" w16cid:durableId="1394741251">
     <w:abstractNumId w:val="8"/>
   </w:num>
   <w:num w:numId="24" w16cid:durableId="534775631">
-    <w:abstractNumId w:val="37"/>
+    <w:abstractNumId w:val="39"/>
   </w:num>
   <w:num w:numId="25" w16cid:durableId="35155621">
-    <w:abstractNumId w:val="21"/>
+    <w:abstractNumId w:val="22"/>
   </w:num>
   <w:num w:numId="26" w16cid:durableId="1616793746">
-    <w:abstractNumId w:val="30"/>
+    <w:abstractNumId w:val="32"/>
   </w:num>
   <w:num w:numId="27" w16cid:durableId="622690045">
     <w:abstractNumId w:val="4"/>
@@ -12483,106 +11435,121 @@
     <w:abstractNumId w:val="3"/>
   </w:num>
   <w:num w:numId="29" w16cid:durableId="43450410">
-    <w:abstractNumId w:val="33"/>
+    <w:abstractNumId w:val="35"/>
   </w:num>
   <w:num w:numId="30" w16cid:durableId="1100762448">
     <w:abstractNumId w:val="6"/>
   </w:num>
   <w:num w:numId="31" w16cid:durableId="1140852905">
-    <w:abstractNumId w:val="49"/>
+    <w:abstractNumId w:val="54"/>
   </w:num>
   <w:num w:numId="32" w16cid:durableId="1880314847">
     <w:abstractNumId w:val="11"/>
   </w:num>
   <w:num w:numId="33" w16cid:durableId="805899962">
-    <w:abstractNumId w:val="34"/>
+    <w:abstractNumId w:val="36"/>
   </w:num>
   <w:num w:numId="34" w16cid:durableId="1417022614">
-    <w:abstractNumId w:val="59"/>
+    <w:abstractNumId w:val="64"/>
   </w:num>
   <w:num w:numId="35" w16cid:durableId="305857239">
-    <w:abstractNumId w:val="55"/>
+    <w:abstractNumId w:val="60"/>
   </w:num>
   <w:num w:numId="36" w16cid:durableId="1902978590">
-    <w:abstractNumId w:val="57"/>
+    <w:abstractNumId w:val="62"/>
   </w:num>
   <w:num w:numId="37" w16cid:durableId="511379023">
-    <w:abstractNumId w:val="24"/>
+    <w:abstractNumId w:val="25"/>
   </w:num>
   <w:num w:numId="38" w16cid:durableId="94059260">
-    <w:abstractNumId w:val="42"/>
+    <w:abstractNumId w:val="44"/>
   </w:num>
   <w:num w:numId="39" w16cid:durableId="789982465">
-    <w:abstractNumId w:val="45"/>
+    <w:abstractNumId w:val="50"/>
   </w:num>
   <w:num w:numId="40" w16cid:durableId="1422986580">
-    <w:abstractNumId w:val="46"/>
+    <w:abstractNumId w:val="51"/>
   </w:num>
   <w:num w:numId="41" w16cid:durableId="1800806562">
-    <w:abstractNumId w:val="27"/>
+    <w:abstractNumId w:val="29"/>
   </w:num>
   <w:num w:numId="42" w16cid:durableId="2072655341">
-    <w:abstractNumId w:val="36"/>
+    <w:abstractNumId w:val="38"/>
   </w:num>
   <w:num w:numId="43" w16cid:durableId="1507793711">
-    <w:abstractNumId w:val="47"/>
+    <w:abstractNumId w:val="52"/>
   </w:num>
   <w:num w:numId="44" w16cid:durableId="1671566226">
-    <w:abstractNumId w:val="17"/>
+    <w:abstractNumId w:val="18"/>
   </w:num>
   <w:num w:numId="45" w16cid:durableId="954403086">
-    <w:abstractNumId w:val="19"/>
+    <w:abstractNumId w:val="20"/>
   </w:num>
   <w:num w:numId="46" w16cid:durableId="1416317153">
-    <w:abstractNumId w:val="19"/>
+    <w:abstractNumId w:val="20"/>
     <w:lvlOverride w:ilvl="0">
       <w:startOverride w:val="1"/>
     </w:lvlOverride>
   </w:num>
   <w:num w:numId="47" w16cid:durableId="1596396890">
+    <w:abstractNumId w:val="42"/>
+  </w:num>
+  <w:num w:numId="48" w16cid:durableId="2082292797">
+    <w:abstractNumId w:val="47"/>
+  </w:num>
+  <w:num w:numId="49" w16cid:durableId="842016329">
+    <w:abstractNumId w:val="53"/>
+  </w:num>
+  <w:num w:numId="50" w16cid:durableId="725639124">
+    <w:abstractNumId w:val="43"/>
+  </w:num>
+  <w:num w:numId="51" w16cid:durableId="1971665855">
+    <w:abstractNumId w:val="27"/>
+  </w:num>
+  <w:num w:numId="52" w16cid:durableId="901526181">
     <w:abstractNumId w:val="40"/>
   </w:num>
-  <w:num w:numId="48" w16cid:durableId="2082292797">
-    <w:abstractNumId w:val="43"/>
-  </w:num>
-  <w:num w:numId="49" w16cid:durableId="842016329">
-    <w:abstractNumId w:val="48"/>
-  </w:num>
-  <w:num w:numId="50" w16cid:durableId="725639124">
-    <w:abstractNumId w:val="41"/>
-  </w:num>
-  <w:num w:numId="51" w16cid:durableId="1971665855">
-    <w:abstractNumId w:val="26"/>
-  </w:num>
-  <w:num w:numId="52" w16cid:durableId="901526181">
-    <w:abstractNumId w:val="38"/>
-  </w:num>
   <w:num w:numId="53" w16cid:durableId="1055616208">
-    <w:abstractNumId w:val="22"/>
+    <w:abstractNumId w:val="23"/>
   </w:num>
   <w:num w:numId="54" w16cid:durableId="1278103728">
     <w:abstractNumId w:val="0"/>
   </w:num>
   <w:num w:numId="55" w16cid:durableId="1459301487">
-    <w:abstractNumId w:val="58"/>
+    <w:abstractNumId w:val="63"/>
   </w:num>
   <w:num w:numId="56" w16cid:durableId="1610507615">
-    <w:abstractNumId w:val="23"/>
+    <w:abstractNumId w:val="24"/>
   </w:num>
   <w:num w:numId="57" w16cid:durableId="1146363506">
-    <w:abstractNumId w:val="56"/>
+    <w:abstractNumId w:val="61"/>
   </w:num>
   <w:num w:numId="58" w16cid:durableId="1152983304">
-    <w:abstractNumId w:val="20"/>
+    <w:abstractNumId w:val="21"/>
   </w:num>
   <w:num w:numId="59" w16cid:durableId="292250774">
     <w:abstractNumId w:val="1"/>
   </w:num>
   <w:num w:numId="60" w16cid:durableId="2033142456">
-    <w:abstractNumId w:val="53"/>
+    <w:abstractNumId w:val="58"/>
   </w:num>
   <w:num w:numId="61" w16cid:durableId="1817065710">
-    <w:abstractNumId w:val="32"/>
+    <w:abstractNumId w:val="34"/>
+  </w:num>
+  <w:num w:numId="62" w16cid:durableId="952634413">
+    <w:abstractNumId w:val="14"/>
+  </w:num>
+  <w:num w:numId="63" w16cid:durableId="1639798321">
+    <w:abstractNumId w:val="49"/>
+  </w:num>
+  <w:num w:numId="64" w16cid:durableId="2057002954">
+    <w:abstractNumId w:val="45"/>
+  </w:num>
+  <w:num w:numId="65" w16cid:durableId="657466816">
+    <w:abstractNumId w:val="46"/>
+  </w:num>
+  <w:num w:numId="66" w16cid:durableId="1089038623">
+    <w:abstractNumId w:val="28"/>
   </w:num>
   <w:numIdMacAtCleanup w:val="57"/>
 </w:numbering>
@@ -13210,7 +12177,6 @@
   <w:style w:type="character" w:default="1" w:styleId="DefaultParagraphFont">
     <w:name w:val="Default Paragraph Font"/>
     <w:uiPriority w:val="1"/>
-    <w:semiHidden/>
     <w:unhideWhenUsed/>
   </w:style>
   <w:style w:type="table" w:default="1" w:styleId="TableNormal">
